--- a/ambr3_quantile.docx
+++ b/ambr3_quantile.docx
@@ -142,6 +142,7 @@
           </w:p>
           <w:p>
             <w:pPr>
+              <w:pStyle w:val="Compact"/>
               <w:numPr>
                 <w:ilvl w:val="0"/>
                 <w:numId w:val="1001"/>
@@ -153,6 +154,7 @@
           </w:p>
           <w:p>
             <w:pPr>
+              <w:pStyle w:val="Compact"/>
               <w:numPr>
                 <w:ilvl w:val="0"/>
                 <w:numId w:val="1001"/>
@@ -164,17 +166,19 @@
           </w:p>
           <w:p>
             <w:pPr>
+              <w:pStyle w:val="Compact"/>
               <w:numPr>
                 <w:ilvl w:val="0"/>
                 <w:numId w:val="1001"/>
               </w:numPr>
             </w:pPr>
             <w:r>
-              <w:t xml:space="preserve">Describe how asymmetric loss unctions weight over- and under-prediction at different points of the outcome distribution</w:t>
+              <w:t xml:space="preserve">Describe how asymmetric loss functions weight over- and under-prediction at different points of the outcome distribution</w:t>
             </w:r>
           </w:p>
           <w:p>
             <w:pPr>
+              <w:pStyle w:val="Compact"/>
               <w:numPr>
                 <w:ilvl w:val="0"/>
                 <w:numId w:val="1001"/>
@@ -197,11 +201,12 @@
               <w:t xml:space="preserve"> </w:t>
             </w:r>
             <w:r>
-              <w:t xml:space="preserve">patterns in R</w:t>
+              <w:t xml:space="preserve">package in R</w:t>
             </w:r>
           </w:p>
           <w:p>
             <w:pPr>
+              <w:pStyle w:val="Compact"/>
               <w:numPr>
                 <w:ilvl w:val="0"/>
                 <w:numId w:val="1001"/>
@@ -219,11 +224,177 @@
         <w:pStyle w:val="FirstParagraph"/>
       </w:pPr>
       <w:r>
-        <w:rPr>
-          <w:i/>
-          <w:iCs/>
-        </w:rPr>
-        <w:t xml:space="preserve">[Introductory text]</w:t>
+        <w:t xml:space="preserve">This week we’ve learned about a semi-parametric alternative to linear regression that does not assume normally distributed errors. We’ve also seen how the quantile approach can be extended to ask more nuanced questions about the data: moving beyond</w:t>
+      </w:r>
+      <w:r>
+        <w:t xml:space="preserve"> </w:t>
+      </w:r>
+      <w:r>
+        <w:t xml:space="preserve">“Does X have a relationship with Y?”</w:t>
+      </w:r>
+      <w:r>
+        <w:t xml:space="preserve"> </w:t>
+      </w:r>
+      <w:r>
+        <w:t xml:space="preserve">to</w:t>
+      </w:r>
+      <w:r>
+        <w:t xml:space="preserve"> </w:t>
+      </w:r>
+      <w:r>
+        <w:t xml:space="preserve">“How does the relationship between X and Y vary?”</w:t>
+      </w:r>
+      <w:r>
+        <w:t xml:space="preserve">. Today we’ll put this into practice by first modelling heterogeneity in household finances using the built-in</w:t>
+      </w:r>
+      <w:r>
+        <w:t xml:space="preserve"> </w:t>
+      </w:r>
+      <w:r>
+        <w:rPr>
+          <w:rStyle w:val="VerbatimChar"/>
+        </w:rPr>
+        <w:t xml:space="preserve">engel</w:t>
+      </w:r>
+      <w:r>
+        <w:t xml:space="preserve"> </w:t>
+      </w:r>
+      <w:r>
+        <w:t xml:space="preserve">dataset, and then by applying this knowledge to a dataset of children’s language and literacy skills.</w:t>
+      </w:r>
+    </w:p>
+    <w:bookmarkEnd w:id="23"/>
+    <w:bookmarkStart w:id="25" w:name="setting-up"/>
+    <w:p>
+      <w:pPr>
+        <w:pStyle w:val="Heading1"/>
+      </w:pPr>
+      <w:r>
+        <w:t xml:space="preserve">2. Setting up</w:t>
+      </w:r>
+    </w:p>
+    <w:bookmarkStart w:id="24" w:name="packages"/>
+    <w:p>
+      <w:pPr>
+        <w:pStyle w:val="Heading2"/>
+      </w:pPr>
+      <w:r>
+        <w:t xml:space="preserve">2.1 Packages</w:t>
+      </w:r>
+    </w:p>
+    <w:p>
+      <w:pPr>
+        <w:pStyle w:val="FirstParagraph"/>
+      </w:pPr>
+      <w:r>
+        <w:t xml:space="preserve">Today’s practical will use the following packages. You will need to install each one, before loading them at the top of your script.</w:t>
+      </w:r>
+    </w:p>
+    <w:p>
+      <w:pPr>
+        <w:pStyle w:val="SourceCode"/>
+      </w:pPr>
+      <w:r>
+        <w:rPr>
+          <w:rStyle w:val="CommentTok"/>
+        </w:rPr>
+        <w:t xml:space="preserve"># Load packages</w:t>
+      </w:r>
+      <w:r>
+        <w:br/>
+      </w:r>
+      <w:r>
+        <w:rPr>
+          <w:rStyle w:val="FunctionTok"/>
+        </w:rPr>
+        <w:t xml:space="preserve">library</w:t>
+      </w:r>
+      <w:r>
+        <w:rPr>
+          <w:rStyle w:val="NormalTok"/>
+        </w:rPr>
+        <w:t xml:space="preserve">(tidyverse)</w:t>
+      </w:r>
+      <w:r>
+        <w:br/>
+      </w:r>
+      <w:r>
+        <w:rPr>
+          <w:rStyle w:val="FunctionTok"/>
+        </w:rPr>
+        <w:t xml:space="preserve">library</w:t>
+      </w:r>
+      <w:r>
+        <w:rPr>
+          <w:rStyle w:val="NormalTok"/>
+        </w:rPr>
+        <w:t xml:space="preserve">(quantreg)</w:t>
+      </w:r>
+      <w:r>
+        <w:br/>
+      </w:r>
+      <w:r>
+        <w:rPr>
+          <w:rStyle w:val="FunctionTok"/>
+        </w:rPr>
+        <w:t xml:space="preserve">library</w:t>
+      </w:r>
+      <w:r>
+        <w:rPr>
+          <w:rStyle w:val="NormalTok"/>
+        </w:rPr>
+        <w:t xml:space="preserve">(performance)</w:t>
+      </w:r>
+      <w:r>
+        <w:br/>
+      </w:r>
+      <w:r>
+        <w:br/>
+      </w:r>
+      <w:r>
+        <w:rPr>
+          <w:rStyle w:val="CommentTok"/>
+        </w:rPr>
+        <w:t xml:space="preserve"># Turn off scientific notation</w:t>
+      </w:r>
+      <w:r>
+        <w:br/>
+      </w:r>
+      <w:r>
+        <w:rPr>
+          <w:rStyle w:val="FunctionTok"/>
+        </w:rPr>
+        <w:t xml:space="preserve">options</w:t>
+      </w:r>
+      <w:r>
+        <w:rPr>
+          <w:rStyle w:val="NormalTok"/>
+        </w:rPr>
+        <w:t xml:space="preserve">(</w:t>
+      </w:r>
+      <w:r>
+        <w:rPr>
+          <w:rStyle w:val="AttributeTok"/>
+        </w:rPr>
+        <w:t xml:space="preserve">scipen =</w:t>
+      </w:r>
+      <w:r>
+        <w:rPr>
+          <w:rStyle w:val="NormalTok"/>
+        </w:rPr>
+        <w:t xml:space="preserve"> </w:t>
+      </w:r>
+      <w:r>
+        <w:rPr>
+          <w:rStyle w:val="DecValTok"/>
+        </w:rPr>
+        <w:t xml:space="preserve">999</w:t>
+      </w:r>
+      <w:r>
+        <w:rPr>
+          <w:rStyle w:val="NormalTok"/>
+        </w:rPr>
+        <w:t xml:space="preserve">)</w:t>
       </w:r>
     </w:p>
     <w:p>
@@ -233,75 +404,9 @@
         </w:pict>
       </w:r>
     </w:p>
-    <w:bookmarkEnd w:id="23"/>
-    <w:bookmarkStart w:id="25" w:name="setting-up"/>
-    <w:p>
-      <w:pPr>
-        <w:pStyle w:val="Heading1"/>
-      </w:pPr>
-      <w:r>
-        <w:t xml:space="preserve">2. Setting up</w:t>
-      </w:r>
-    </w:p>
-    <w:bookmarkStart w:id="24" w:name="packages"/>
-    <w:p>
-      <w:pPr>
-        <w:pStyle w:val="Heading2"/>
-      </w:pPr>
-      <w:r>
-        <w:t xml:space="preserve">2.1 Packages</w:t>
-      </w:r>
-    </w:p>
-    <w:p>
-      <w:pPr>
-        <w:pStyle w:val="FirstParagraph"/>
-      </w:pPr>
-      <w:r>
-        <w:t xml:space="preserve">Today’s practical will use the following packages. You will need to install each one, before loading them at the top of your script.</w:t>
-      </w:r>
-    </w:p>
-    <w:p>
-      <w:pPr>
-        <w:pStyle w:val="SourceCode"/>
-      </w:pPr>
-      <w:r>
-        <w:rPr>
-          <w:rStyle w:val="FunctionTok"/>
-        </w:rPr>
-        <w:t xml:space="preserve">library</w:t>
-      </w:r>
-      <w:r>
-        <w:rPr>
-          <w:rStyle w:val="NormalTok"/>
-        </w:rPr>
-        <w:t xml:space="preserve">(tidyverse)</w:t>
-      </w:r>
-      <w:r>
-        <w:br/>
-      </w:r>
-      <w:r>
-        <w:rPr>
-          <w:rStyle w:val="FunctionTok"/>
-        </w:rPr>
-        <w:t xml:space="preserve">library</w:t>
-      </w:r>
-      <w:r>
-        <w:rPr>
-          <w:rStyle w:val="NormalTok"/>
-        </w:rPr>
-        <w:t xml:space="preserve">(quantreg)</w:t>
-      </w:r>
-    </w:p>
-    <w:p>
-      <w:r>
-        <w:pict>
-          <v:rect style="width:0;height:1.5pt" o:hralign="center" o:hrstd="t" o:hr="t"/>
-        </w:pict>
-      </w:r>
-    </w:p>
     <w:bookmarkEnd w:id="24"/>
     <w:bookmarkEnd w:id="25"/>
-    <w:bookmarkStart w:id="35" w:name="part-a-core-example"/>
+    <w:bookmarkStart w:id="44" w:name="part-a-core-example"/>
     <w:p>
       <w:pPr>
         <w:pStyle w:val="Heading1"/>
@@ -310,7 +415,7 @@
         <w:t xml:space="preserve">3. Part A: Core example</w:t>
       </w:r>
     </w:p>
-    <w:bookmarkStart w:id="34" w:name="introduction-to-the-dataset"/>
+    <w:bookmarkStart w:id="27" w:name="introduction-to-the-dataset"/>
     <w:p>
       <w:pPr>
         <w:pStyle w:val="Heading2"/>
@@ -323,1342 +428,2363 @@
       <w:pPr>
         <w:pStyle w:val="FirstParagraph"/>
       </w:pPr>
+      <w:r>
+        <w:t xml:space="preserve">We will start today with one of the commonly used training datasets built into the</w:t>
+      </w:r>
+      <w:r>
+        <w:t xml:space="preserve"> </w:t>
+      </w:r>
       <w:r>
         <w:rPr>
           <w:i/>
           <w:iCs/>
         </w:rPr>
-        <w:t xml:space="preserve">[Introduce the dataset and where it came from; include some initial steps to explore/characterise the dataset]</w:t>
-      </w:r>
-    </w:p>
-    <w:p>
-      <w:pPr>
-        <w:pStyle w:val="SourceCode"/>
-      </w:pPr>
-      <w:r>
-        <w:rPr>
-          <w:rStyle w:val="FunctionTok"/>
-        </w:rPr>
-        <w:t xml:space="preserve">data</w:t>
-      </w:r>
-      <w:r>
-        <w:rPr>
-          <w:rStyle w:val="NormalTok"/>
-        </w:rPr>
-        <w:t xml:space="preserve">(engel)</w:t>
-      </w:r>
-      <w:r>
-        <w:br/>
-      </w:r>
-      <w:r>
-        <w:br/>
-      </w:r>
-      <w:r>
-        <w:rPr>
-          <w:rStyle w:val="FunctionTok"/>
-        </w:rPr>
-        <w:t xml:space="preserve">plot</w:t>
-      </w:r>
-      <w:r>
-        <w:rPr>
-          <w:rStyle w:val="NormalTok"/>
-        </w:rPr>
-        <w:t xml:space="preserve">(engel</w:t>
-      </w:r>
-      <w:r>
-        <w:rPr>
-          <w:rStyle w:val="SpecialCharTok"/>
-        </w:rPr>
-        <w:t xml:space="preserve">$</w:t>
-      </w:r>
-      <w:r>
-        <w:rPr>
-          <w:rStyle w:val="NormalTok"/>
-        </w:rPr>
-        <w:t xml:space="preserve">income, engel</w:t>
-      </w:r>
-      <w:r>
-        <w:rPr>
-          <w:rStyle w:val="SpecialCharTok"/>
-        </w:rPr>
-        <w:t xml:space="preserve">$</w:t>
-      </w:r>
-      <w:r>
-        <w:rPr>
-          <w:rStyle w:val="NormalTok"/>
-        </w:rPr>
-        <w:t xml:space="preserve">foodexp)</w:t>
-      </w:r>
-    </w:p>
-    <w:p>
-      <w:pPr>
-        <w:pStyle w:val="SourceCode"/>
-      </w:pPr>
-      <w:r>
-        <w:rPr>
-          <w:rStyle w:val="NormalTok"/>
-        </w:rPr>
-        <w:t xml:space="preserve">engel_ols </w:t>
-      </w:r>
-      <w:r>
-        <w:rPr>
-          <w:rStyle w:val="OtherTok"/>
-        </w:rPr>
-        <w:t xml:space="preserve">&lt;-</w:t>
-      </w:r>
-      <w:r>
-        <w:rPr>
-          <w:rStyle w:val="NormalTok"/>
-        </w:rPr>
-        <w:t xml:space="preserve"> </w:t>
-      </w:r>
-      <w:r>
-        <w:rPr>
-          <w:rStyle w:val="FunctionTok"/>
-        </w:rPr>
-        <w:t xml:space="preserve">lm</w:t>
-      </w:r>
-      <w:r>
-        <w:rPr>
-          <w:rStyle w:val="NormalTok"/>
-        </w:rPr>
-        <w:t xml:space="preserve">(foodexp </w:t>
-      </w:r>
-      <w:r>
-        <w:rPr>
-          <w:rStyle w:val="SpecialCharTok"/>
-        </w:rPr>
-        <w:t xml:space="preserve">~</w:t>
-      </w:r>
-      <w:r>
-        <w:rPr>
-          <w:rStyle w:val="NormalTok"/>
-        </w:rPr>
-        <w:t xml:space="preserve"> income, </w:t>
-      </w:r>
-      <w:r>
-        <w:rPr>
-          <w:rStyle w:val="AttributeTok"/>
-        </w:rPr>
-        <w:t xml:space="preserve">data =</w:t>
-      </w:r>
-      <w:r>
-        <w:rPr>
-          <w:rStyle w:val="NormalTok"/>
-        </w:rPr>
-        <w:t xml:space="preserve"> engel)</w:t>
-      </w:r>
-      <w:r>
-        <w:br/>
-      </w:r>
-      <w:r>
-        <w:rPr>
-          <w:rStyle w:val="FunctionTok"/>
-        </w:rPr>
-        <w:t xml:space="preserve">summary</w:t>
-      </w:r>
-      <w:r>
-        <w:rPr>
-          <w:rStyle w:val="NormalTok"/>
-        </w:rPr>
-        <w:t xml:space="preserve">(engel_ols)</w:t>
-      </w:r>
-      <w:r>
-        <w:br/>
-      </w:r>
-      <w:r>
-        <w:br/>
-      </w:r>
-      <w:r>
-        <w:rPr>
-          <w:rStyle w:val="NormalTok"/>
-        </w:rPr>
-        <w:t xml:space="preserve">engel_med </w:t>
-      </w:r>
-      <w:r>
-        <w:rPr>
-          <w:rStyle w:val="OtherTok"/>
-        </w:rPr>
-        <w:t xml:space="preserve">&lt;-</w:t>
-      </w:r>
-      <w:r>
-        <w:rPr>
-          <w:rStyle w:val="NormalTok"/>
-        </w:rPr>
-        <w:t xml:space="preserve"> </w:t>
-      </w:r>
-      <w:r>
-        <w:rPr>
-          <w:rStyle w:val="FunctionTok"/>
-        </w:rPr>
-        <w:t xml:space="preserve">rq</w:t>
-      </w:r>
-      <w:r>
-        <w:rPr>
-          <w:rStyle w:val="NormalTok"/>
-        </w:rPr>
-        <w:t xml:space="preserve">(foodexp </w:t>
-      </w:r>
-      <w:r>
-        <w:rPr>
-          <w:rStyle w:val="SpecialCharTok"/>
-        </w:rPr>
-        <w:t xml:space="preserve">~</w:t>
-      </w:r>
-      <w:r>
-        <w:rPr>
-          <w:rStyle w:val="NormalTok"/>
-        </w:rPr>
-        <w:t xml:space="preserve"> income, </w:t>
-      </w:r>
-      <w:r>
-        <w:rPr>
-          <w:rStyle w:val="AttributeTok"/>
-        </w:rPr>
-        <w:t xml:space="preserve">tau =</w:t>
-      </w:r>
-      <w:r>
-        <w:rPr>
-          <w:rStyle w:val="NormalTok"/>
-        </w:rPr>
-        <w:t xml:space="preserve"> </w:t>
-      </w:r>
-      <w:r>
-        <w:rPr>
-          <w:rStyle w:val="FloatTok"/>
-        </w:rPr>
-        <w:t xml:space="preserve">0.5</w:t>
-      </w:r>
-      <w:r>
-        <w:rPr>
-          <w:rStyle w:val="NormalTok"/>
-        </w:rPr>
-        <w:t xml:space="preserve">, </w:t>
-      </w:r>
-      <w:r>
-        <w:rPr>
-          <w:rStyle w:val="AttributeTok"/>
-        </w:rPr>
-        <w:t xml:space="preserve">data =</w:t>
-      </w:r>
-      <w:r>
-        <w:rPr>
-          <w:rStyle w:val="NormalTok"/>
-        </w:rPr>
-        <w:t xml:space="preserve"> engel)</w:t>
-      </w:r>
-      <w:r>
-        <w:br/>
-      </w:r>
-      <w:r>
-        <w:rPr>
-          <w:rStyle w:val="FunctionTok"/>
-        </w:rPr>
-        <w:t xml:space="preserve">summary</w:t>
-      </w:r>
-      <w:r>
-        <w:rPr>
-          <w:rStyle w:val="NormalTok"/>
-        </w:rPr>
-        <w:t xml:space="preserve">(engel_med)</w:t>
-      </w:r>
-      <w:r>
-        <w:br/>
-      </w:r>
-      <w:r>
-        <w:br/>
-      </w:r>
-      <w:r>
-        <w:rPr>
-          <w:rStyle w:val="NormalTok"/>
-        </w:rPr>
-        <w:t xml:space="preserve">engel_10 </w:t>
-      </w:r>
-      <w:r>
-        <w:rPr>
-          <w:rStyle w:val="OtherTok"/>
-        </w:rPr>
-        <w:t xml:space="preserve">&lt;-</w:t>
-      </w:r>
-      <w:r>
-        <w:rPr>
-          <w:rStyle w:val="NormalTok"/>
-        </w:rPr>
-        <w:t xml:space="preserve"> </w:t>
-      </w:r>
-      <w:r>
-        <w:rPr>
-          <w:rStyle w:val="FunctionTok"/>
-        </w:rPr>
-        <w:t xml:space="preserve">rq</w:t>
-      </w:r>
-      <w:r>
-        <w:rPr>
-          <w:rStyle w:val="NormalTok"/>
-        </w:rPr>
-        <w:t xml:space="preserve">(foodexp </w:t>
-      </w:r>
-      <w:r>
-        <w:rPr>
-          <w:rStyle w:val="SpecialCharTok"/>
-        </w:rPr>
-        <w:t xml:space="preserve">~</w:t>
-      </w:r>
-      <w:r>
-        <w:rPr>
-          <w:rStyle w:val="NormalTok"/>
-        </w:rPr>
-        <w:t xml:space="preserve"> income, </w:t>
-      </w:r>
-      <w:r>
-        <w:rPr>
-          <w:rStyle w:val="AttributeTok"/>
-        </w:rPr>
-        <w:t xml:space="preserve">tau =</w:t>
-      </w:r>
-      <w:r>
-        <w:rPr>
-          <w:rStyle w:val="NormalTok"/>
-        </w:rPr>
-        <w:t xml:space="preserve"> </w:t>
-      </w:r>
-      <w:r>
-        <w:rPr>
-          <w:rStyle w:val="FloatTok"/>
-        </w:rPr>
-        <w:t xml:space="preserve">0.1</w:t>
-      </w:r>
-      <w:r>
-        <w:rPr>
-          <w:rStyle w:val="NormalTok"/>
-        </w:rPr>
-        <w:t xml:space="preserve">, </w:t>
-      </w:r>
-      <w:r>
-        <w:rPr>
-          <w:rStyle w:val="AttributeTok"/>
-        </w:rPr>
-        <w:t xml:space="preserve">data =</w:t>
-      </w:r>
-      <w:r>
-        <w:rPr>
-          <w:rStyle w:val="NormalTok"/>
-        </w:rPr>
-        <w:t xml:space="preserve"> engel)</w:t>
-      </w:r>
-      <w:r>
-        <w:br/>
-      </w:r>
-      <w:r>
-        <w:rPr>
-          <w:rStyle w:val="FunctionTok"/>
-        </w:rPr>
-        <w:t xml:space="preserve">summary</w:t>
-      </w:r>
-      <w:r>
-        <w:rPr>
-          <w:rStyle w:val="NormalTok"/>
-        </w:rPr>
-        <w:t xml:space="preserve">(engel_10)</w:t>
-      </w:r>
-      <w:r>
-        <w:br/>
-      </w:r>
-      <w:r>
-        <w:br/>
-      </w:r>
-      <w:r>
-        <w:rPr>
-          <w:rStyle w:val="NormalTok"/>
-        </w:rPr>
-        <w:t xml:space="preserve">engel_90 </w:t>
-      </w:r>
-      <w:r>
-        <w:rPr>
-          <w:rStyle w:val="OtherTok"/>
-        </w:rPr>
-        <w:t xml:space="preserve">&lt;-</w:t>
-      </w:r>
-      <w:r>
-        <w:rPr>
-          <w:rStyle w:val="NormalTok"/>
-        </w:rPr>
-        <w:t xml:space="preserve"> </w:t>
-      </w:r>
-      <w:r>
-        <w:rPr>
-          <w:rStyle w:val="FunctionTok"/>
-        </w:rPr>
-        <w:t xml:space="preserve">rq</w:t>
-      </w:r>
-      <w:r>
-        <w:rPr>
-          <w:rStyle w:val="NormalTok"/>
-        </w:rPr>
-        <w:t xml:space="preserve">(foodexp </w:t>
-      </w:r>
-      <w:r>
-        <w:rPr>
-          <w:rStyle w:val="SpecialCharTok"/>
-        </w:rPr>
-        <w:t xml:space="preserve">~</w:t>
-      </w:r>
-      <w:r>
-        <w:rPr>
-          <w:rStyle w:val="NormalTok"/>
-        </w:rPr>
-        <w:t xml:space="preserve"> income, </w:t>
-      </w:r>
-      <w:r>
-        <w:rPr>
-          <w:rStyle w:val="AttributeTok"/>
-        </w:rPr>
-        <w:t xml:space="preserve">tau =</w:t>
-      </w:r>
-      <w:r>
-        <w:rPr>
-          <w:rStyle w:val="NormalTok"/>
-        </w:rPr>
-        <w:t xml:space="preserve"> </w:t>
-      </w:r>
-      <w:r>
-        <w:rPr>
-          <w:rStyle w:val="FloatTok"/>
-        </w:rPr>
-        <w:t xml:space="preserve">0.9</w:t>
-      </w:r>
-      <w:r>
-        <w:rPr>
-          <w:rStyle w:val="NormalTok"/>
-        </w:rPr>
-        <w:t xml:space="preserve">, </w:t>
-      </w:r>
-      <w:r>
-        <w:rPr>
-          <w:rStyle w:val="AttributeTok"/>
-        </w:rPr>
-        <w:t xml:space="preserve">data =</w:t>
-      </w:r>
-      <w:r>
-        <w:rPr>
-          <w:rStyle w:val="NormalTok"/>
-        </w:rPr>
-        <w:t xml:space="preserve"> engel)</w:t>
-      </w:r>
-      <w:r>
-        <w:br/>
-      </w:r>
-      <w:r>
-        <w:rPr>
-          <w:rStyle w:val="FunctionTok"/>
-        </w:rPr>
-        <w:t xml:space="preserve">summary</w:t>
-      </w:r>
-      <w:r>
-        <w:rPr>
-          <w:rStyle w:val="NormalTok"/>
-        </w:rPr>
-        <w:t xml:space="preserve">(engel_90)</w:t>
-      </w:r>
-      <w:r>
-        <w:br/>
-      </w:r>
-      <w:r>
-        <w:br/>
-      </w:r>
-      <w:r>
-        <w:rPr>
-          <w:rStyle w:val="FunctionTok"/>
-        </w:rPr>
-        <w:t xml:space="preserve">ggplot</w:t>
-      </w:r>
-      <w:r>
-        <w:rPr>
-          <w:rStyle w:val="NormalTok"/>
-        </w:rPr>
-        <w:t xml:space="preserve">(engel, </w:t>
-      </w:r>
-      <w:r>
-        <w:rPr>
-          <w:rStyle w:val="FunctionTok"/>
-        </w:rPr>
-        <w:t xml:space="preserve">aes</w:t>
-      </w:r>
-      <w:r>
-        <w:rPr>
-          <w:rStyle w:val="NormalTok"/>
-        </w:rPr>
-        <w:t xml:space="preserve">(</w:t>
-      </w:r>
-      <w:r>
-        <w:rPr>
-          <w:rStyle w:val="AttributeTok"/>
-        </w:rPr>
-        <w:t xml:space="preserve">x =</w:t>
-      </w:r>
-      <w:r>
-        <w:rPr>
-          <w:rStyle w:val="NormalTok"/>
-        </w:rPr>
-        <w:t xml:space="preserve"> income, </w:t>
-      </w:r>
-      <w:r>
-        <w:rPr>
-          <w:rStyle w:val="AttributeTok"/>
-        </w:rPr>
-        <w:t xml:space="preserve">y =</w:t>
-      </w:r>
-      <w:r>
-        <w:rPr>
-          <w:rStyle w:val="NormalTok"/>
-        </w:rPr>
-        <w:t xml:space="preserve"> foodexp)) </w:t>
-      </w:r>
-      <w:r>
-        <w:rPr>
-          <w:rStyle w:val="SpecialCharTok"/>
-        </w:rPr>
-        <w:t xml:space="preserve">+</w:t>
-      </w:r>
-      <w:r>
-        <w:rPr>
-          <w:rStyle w:val="NormalTok"/>
-        </w:rPr>
-        <w:t xml:space="preserve"> </w:t>
-      </w:r>
-      <w:r>
-        <w:br/>
-      </w:r>
-      <w:r>
-        <w:rPr>
-          <w:rStyle w:val="NormalTok"/>
-        </w:rPr>
-        <w:t xml:space="preserve">  </w:t>
-      </w:r>
-      <w:r>
-        <w:rPr>
-          <w:rStyle w:val="FunctionTok"/>
-        </w:rPr>
-        <w:t xml:space="preserve">theme_bw</w:t>
-      </w:r>
-      <w:r>
-        <w:rPr>
-          <w:rStyle w:val="NormalTok"/>
-        </w:rPr>
-        <w:t xml:space="preserve">() </w:t>
-      </w:r>
-      <w:r>
-        <w:rPr>
-          <w:rStyle w:val="SpecialCharTok"/>
-        </w:rPr>
-        <w:t xml:space="preserve">+</w:t>
-      </w:r>
-      <w:r>
-        <w:rPr>
-          <w:rStyle w:val="NormalTok"/>
-        </w:rPr>
-        <w:t xml:space="preserve"> </w:t>
-      </w:r>
-      <w:r>
-        <w:br/>
-      </w:r>
-      <w:r>
-        <w:rPr>
-          <w:rStyle w:val="NormalTok"/>
-        </w:rPr>
-        <w:t xml:space="preserve">  </w:t>
-      </w:r>
-      <w:r>
-        <w:rPr>
-          <w:rStyle w:val="FunctionTok"/>
-        </w:rPr>
-        <w:t xml:space="preserve">geom_point</w:t>
-      </w:r>
-      <w:r>
-        <w:rPr>
-          <w:rStyle w:val="NormalTok"/>
-        </w:rPr>
-        <w:t xml:space="preserve">() </w:t>
-      </w:r>
-      <w:r>
-        <w:rPr>
-          <w:rStyle w:val="SpecialCharTok"/>
-        </w:rPr>
-        <w:t xml:space="preserve">+</w:t>
-      </w:r>
-      <w:r>
-        <w:rPr>
-          <w:rStyle w:val="NormalTok"/>
-        </w:rPr>
-        <w:t xml:space="preserve"> </w:t>
-      </w:r>
-      <w:r>
-        <w:br/>
-      </w:r>
-      <w:r>
-        <w:rPr>
-          <w:rStyle w:val="NormalTok"/>
-        </w:rPr>
-        <w:t xml:space="preserve">  </w:t>
-      </w:r>
-      <w:r>
-        <w:rPr>
-          <w:rStyle w:val="FunctionTok"/>
-        </w:rPr>
-        <w:t xml:space="preserve">geom_abline</w:t>
-      </w:r>
-      <w:r>
-        <w:rPr>
-          <w:rStyle w:val="NormalTok"/>
-        </w:rPr>
-        <w:t xml:space="preserve">(</w:t>
-      </w:r>
-      <w:r>
-        <w:rPr>
-          <w:rStyle w:val="AttributeTok"/>
-        </w:rPr>
-        <w:t xml:space="preserve">intercept =</w:t>
-      </w:r>
-      <w:r>
-        <w:rPr>
-          <w:rStyle w:val="NormalTok"/>
-        </w:rPr>
-        <w:t xml:space="preserve"> </w:t>
-      </w:r>
-      <w:r>
-        <w:rPr>
-          <w:rStyle w:val="FunctionTok"/>
-        </w:rPr>
-        <w:t xml:space="preserve">coef</w:t>
-      </w:r>
-      <w:r>
-        <w:rPr>
-          <w:rStyle w:val="NormalTok"/>
-        </w:rPr>
-        <w:t xml:space="preserve">(engel_ols)[[</w:t>
-      </w:r>
-      <w:r>
-        <w:rPr>
-          <w:rStyle w:val="StringTok"/>
-        </w:rPr>
-        <w:t xml:space="preserve">"(Intercept)"</w:t>
-      </w:r>
-      <w:r>
-        <w:rPr>
-          <w:rStyle w:val="NormalTok"/>
-        </w:rPr>
-        <w:t xml:space="preserve">]],</w:t>
-      </w:r>
-      <w:r>
-        <w:br/>
-      </w:r>
-      <w:r>
-        <w:rPr>
-          <w:rStyle w:val="NormalTok"/>
-        </w:rPr>
-        <w:t xml:space="preserve">              </w:t>
-      </w:r>
-      <w:r>
-        <w:rPr>
-          <w:rStyle w:val="AttributeTok"/>
-        </w:rPr>
-        <w:t xml:space="preserve">slope =</w:t>
-      </w:r>
-      <w:r>
-        <w:rPr>
-          <w:rStyle w:val="NormalTok"/>
-        </w:rPr>
-        <w:t xml:space="preserve"> </w:t>
-      </w:r>
-      <w:r>
-        <w:rPr>
-          <w:rStyle w:val="FunctionTok"/>
-        </w:rPr>
-        <w:t xml:space="preserve">coef</w:t>
-      </w:r>
-      <w:r>
-        <w:rPr>
-          <w:rStyle w:val="NormalTok"/>
-        </w:rPr>
-        <w:t xml:space="preserve">(engel_ols)[[</w:t>
-      </w:r>
-      <w:r>
-        <w:rPr>
-          <w:rStyle w:val="StringTok"/>
-        </w:rPr>
-        <w:t xml:space="preserve">"income"</w:t>
-      </w:r>
-      <w:r>
-        <w:rPr>
-          <w:rStyle w:val="NormalTok"/>
-        </w:rPr>
-        <w:t xml:space="preserve">]], </w:t>
-      </w:r>
-      <w:r>
-        <w:br/>
-      </w:r>
-      <w:r>
-        <w:rPr>
-          <w:rStyle w:val="NormalTok"/>
-        </w:rPr>
-        <w:t xml:space="preserve">              </w:t>
-      </w:r>
-      <w:r>
-        <w:rPr>
-          <w:rStyle w:val="AttributeTok"/>
-        </w:rPr>
-        <w:t xml:space="preserve">colour =</w:t>
-      </w:r>
-      <w:r>
-        <w:rPr>
-          <w:rStyle w:val="NormalTok"/>
-        </w:rPr>
-        <w:t xml:space="preserve"> </w:t>
-      </w:r>
-      <w:r>
-        <w:rPr>
-          <w:rStyle w:val="StringTok"/>
-        </w:rPr>
-        <w:t xml:space="preserve">"blue"</w:t>
-      </w:r>
-      <w:r>
-        <w:rPr>
-          <w:rStyle w:val="NormalTok"/>
-        </w:rPr>
-        <w:t xml:space="preserve">) </w:t>
-      </w:r>
-      <w:r>
-        <w:rPr>
-          <w:rStyle w:val="SpecialCharTok"/>
-        </w:rPr>
-        <w:t xml:space="preserve">+</w:t>
-      </w:r>
-      <w:r>
-        <w:rPr>
-          <w:rStyle w:val="NormalTok"/>
-        </w:rPr>
-        <w:t xml:space="preserve"> </w:t>
-      </w:r>
-      <w:r>
-        <w:br/>
-      </w:r>
-      <w:r>
-        <w:rPr>
-          <w:rStyle w:val="NormalTok"/>
-        </w:rPr>
-        <w:t xml:space="preserve">  </w:t>
-      </w:r>
-      <w:r>
-        <w:rPr>
-          <w:rStyle w:val="FunctionTok"/>
-        </w:rPr>
-        <w:t xml:space="preserve">geom_abline</w:t>
-      </w:r>
-      <w:r>
-        <w:rPr>
-          <w:rStyle w:val="NormalTok"/>
-        </w:rPr>
-        <w:t xml:space="preserve">(</w:t>
-      </w:r>
-      <w:r>
-        <w:rPr>
-          <w:rStyle w:val="AttributeTok"/>
-        </w:rPr>
-        <w:t xml:space="preserve">intercept =</w:t>
-      </w:r>
-      <w:r>
-        <w:rPr>
-          <w:rStyle w:val="NormalTok"/>
-        </w:rPr>
-        <w:t xml:space="preserve"> </w:t>
-      </w:r>
-      <w:r>
-        <w:rPr>
-          <w:rStyle w:val="FunctionTok"/>
-        </w:rPr>
-        <w:t xml:space="preserve">coef</w:t>
-      </w:r>
-      <w:r>
-        <w:rPr>
-          <w:rStyle w:val="NormalTok"/>
-        </w:rPr>
-        <w:t xml:space="preserve">(engel_med)[[</w:t>
-      </w:r>
-      <w:r>
-        <w:rPr>
-          <w:rStyle w:val="StringTok"/>
-        </w:rPr>
-        <w:t xml:space="preserve">"(Intercept)"</w:t>
-      </w:r>
-      <w:r>
-        <w:rPr>
-          <w:rStyle w:val="NormalTok"/>
-        </w:rPr>
-        <w:t xml:space="preserve">]],</w:t>
-      </w:r>
-      <w:r>
-        <w:br/>
-      </w:r>
-      <w:r>
-        <w:rPr>
-          <w:rStyle w:val="NormalTok"/>
-        </w:rPr>
-        <w:t xml:space="preserve">              </w:t>
-      </w:r>
-      <w:r>
-        <w:rPr>
-          <w:rStyle w:val="AttributeTok"/>
-        </w:rPr>
-        <w:t xml:space="preserve">slope =</w:t>
-      </w:r>
-      <w:r>
-        <w:rPr>
-          <w:rStyle w:val="NormalTok"/>
-        </w:rPr>
-        <w:t xml:space="preserve"> </w:t>
-      </w:r>
-      <w:r>
-        <w:rPr>
-          <w:rStyle w:val="FunctionTok"/>
-        </w:rPr>
-        <w:t xml:space="preserve">coef</w:t>
-      </w:r>
-      <w:r>
-        <w:rPr>
-          <w:rStyle w:val="NormalTok"/>
-        </w:rPr>
-        <w:t xml:space="preserve">(engel_med)[[</w:t>
-      </w:r>
-      <w:r>
-        <w:rPr>
-          <w:rStyle w:val="StringTok"/>
-        </w:rPr>
-        <w:t xml:space="preserve">"income"</w:t>
-      </w:r>
-      <w:r>
-        <w:rPr>
-          <w:rStyle w:val="NormalTok"/>
-        </w:rPr>
-        <w:t xml:space="preserve">]], </w:t>
-      </w:r>
-      <w:r>
-        <w:br/>
-      </w:r>
-      <w:r>
-        <w:rPr>
-          <w:rStyle w:val="NormalTok"/>
-        </w:rPr>
-        <w:t xml:space="preserve">              </w:t>
-      </w:r>
-      <w:r>
-        <w:rPr>
-          <w:rStyle w:val="AttributeTok"/>
-        </w:rPr>
-        <w:t xml:space="preserve">colour =</w:t>
-      </w:r>
-      <w:r>
-        <w:rPr>
-          <w:rStyle w:val="NormalTok"/>
-        </w:rPr>
-        <w:t xml:space="preserve"> </w:t>
-      </w:r>
-      <w:r>
-        <w:rPr>
-          <w:rStyle w:val="StringTok"/>
-        </w:rPr>
-        <w:t xml:space="preserve">"red"</w:t>
-      </w:r>
-      <w:r>
-        <w:rPr>
-          <w:rStyle w:val="NormalTok"/>
-        </w:rPr>
-        <w:t xml:space="preserve">) </w:t>
-      </w:r>
-      <w:r>
-        <w:rPr>
-          <w:rStyle w:val="SpecialCharTok"/>
-        </w:rPr>
-        <w:t xml:space="preserve">+</w:t>
-      </w:r>
-      <w:r>
-        <w:rPr>
-          <w:rStyle w:val="NormalTok"/>
-        </w:rPr>
-        <w:t xml:space="preserve"> </w:t>
-      </w:r>
-      <w:r>
-        <w:br/>
-      </w:r>
-      <w:r>
-        <w:rPr>
-          <w:rStyle w:val="NormalTok"/>
-        </w:rPr>
-        <w:t xml:space="preserve">  </w:t>
-      </w:r>
-      <w:r>
-        <w:rPr>
-          <w:rStyle w:val="FunctionTok"/>
-        </w:rPr>
-        <w:t xml:space="preserve">geom_abline</w:t>
-      </w:r>
-      <w:r>
-        <w:rPr>
-          <w:rStyle w:val="NormalTok"/>
-        </w:rPr>
-        <w:t xml:space="preserve">(</w:t>
-      </w:r>
-      <w:r>
-        <w:rPr>
-          <w:rStyle w:val="AttributeTok"/>
-        </w:rPr>
-        <w:t xml:space="preserve">intercept =</w:t>
-      </w:r>
-      <w:r>
-        <w:rPr>
-          <w:rStyle w:val="NormalTok"/>
-        </w:rPr>
-        <w:t xml:space="preserve"> </w:t>
-      </w:r>
-      <w:r>
-        <w:rPr>
-          <w:rStyle w:val="FunctionTok"/>
-        </w:rPr>
-        <w:t xml:space="preserve">coef</w:t>
-      </w:r>
-      <w:r>
-        <w:rPr>
-          <w:rStyle w:val="NormalTok"/>
-        </w:rPr>
-        <w:t xml:space="preserve">(engel_10)[[</w:t>
-      </w:r>
-      <w:r>
-        <w:rPr>
-          <w:rStyle w:val="StringTok"/>
-        </w:rPr>
-        <w:t xml:space="preserve">"(Intercept)"</w:t>
-      </w:r>
-      <w:r>
-        <w:rPr>
-          <w:rStyle w:val="NormalTok"/>
-        </w:rPr>
-        <w:t xml:space="preserve">]],</w:t>
-      </w:r>
-      <w:r>
-        <w:br/>
-      </w:r>
-      <w:r>
-        <w:rPr>
-          <w:rStyle w:val="NormalTok"/>
-        </w:rPr>
-        <w:t xml:space="preserve">              </w:t>
-      </w:r>
-      <w:r>
-        <w:rPr>
-          <w:rStyle w:val="AttributeTok"/>
-        </w:rPr>
-        <w:t xml:space="preserve">slope =</w:t>
-      </w:r>
-      <w:r>
-        <w:rPr>
-          <w:rStyle w:val="NormalTok"/>
-        </w:rPr>
-        <w:t xml:space="preserve"> </w:t>
-      </w:r>
-      <w:r>
-        <w:rPr>
-          <w:rStyle w:val="FunctionTok"/>
-        </w:rPr>
-        <w:t xml:space="preserve">coef</w:t>
-      </w:r>
-      <w:r>
-        <w:rPr>
-          <w:rStyle w:val="NormalTok"/>
-        </w:rPr>
-        <w:t xml:space="preserve">(engel_10)[[</w:t>
-      </w:r>
-      <w:r>
-        <w:rPr>
-          <w:rStyle w:val="StringTok"/>
-        </w:rPr>
-        <w:t xml:space="preserve">"income"</w:t>
-      </w:r>
-      <w:r>
-        <w:rPr>
-          <w:rStyle w:val="NormalTok"/>
-        </w:rPr>
-        <w:t xml:space="preserve">]], </w:t>
-      </w:r>
-      <w:r>
-        <w:br/>
-      </w:r>
-      <w:r>
-        <w:rPr>
-          <w:rStyle w:val="NormalTok"/>
-        </w:rPr>
-        <w:t xml:space="preserve">              </w:t>
-      </w:r>
-      <w:r>
-        <w:rPr>
-          <w:rStyle w:val="AttributeTok"/>
-        </w:rPr>
-        <w:t xml:space="preserve">colour =</w:t>
-      </w:r>
-      <w:r>
-        <w:rPr>
-          <w:rStyle w:val="NormalTok"/>
-        </w:rPr>
-        <w:t xml:space="preserve"> </w:t>
-      </w:r>
-      <w:r>
-        <w:rPr>
-          <w:rStyle w:val="StringTok"/>
-        </w:rPr>
-        <w:t xml:space="preserve">"green"</w:t>
-      </w:r>
-      <w:r>
-        <w:rPr>
-          <w:rStyle w:val="NormalTok"/>
-        </w:rPr>
-        <w:t xml:space="preserve">) </w:t>
-      </w:r>
-      <w:r>
-        <w:rPr>
-          <w:rStyle w:val="SpecialCharTok"/>
-        </w:rPr>
-        <w:t xml:space="preserve">+</w:t>
-      </w:r>
-      <w:r>
-        <w:rPr>
-          <w:rStyle w:val="NormalTok"/>
-        </w:rPr>
-        <w:t xml:space="preserve"> </w:t>
-      </w:r>
-      <w:r>
-        <w:br/>
-      </w:r>
-      <w:r>
-        <w:rPr>
-          <w:rStyle w:val="NormalTok"/>
-        </w:rPr>
-        <w:t xml:space="preserve">  </w:t>
-      </w:r>
-      <w:r>
-        <w:rPr>
-          <w:rStyle w:val="FunctionTok"/>
-        </w:rPr>
-        <w:t xml:space="preserve">geom_abline</w:t>
-      </w:r>
-      <w:r>
-        <w:rPr>
-          <w:rStyle w:val="NormalTok"/>
-        </w:rPr>
-        <w:t xml:space="preserve">(</w:t>
-      </w:r>
-      <w:r>
-        <w:rPr>
-          <w:rStyle w:val="AttributeTok"/>
-        </w:rPr>
-        <w:t xml:space="preserve">intercept =</w:t>
-      </w:r>
-      <w:r>
-        <w:rPr>
-          <w:rStyle w:val="NormalTok"/>
-        </w:rPr>
-        <w:t xml:space="preserve"> </w:t>
-      </w:r>
-      <w:r>
-        <w:rPr>
-          <w:rStyle w:val="FunctionTok"/>
-        </w:rPr>
-        <w:t xml:space="preserve">coef</w:t>
-      </w:r>
-      <w:r>
-        <w:rPr>
-          <w:rStyle w:val="NormalTok"/>
-        </w:rPr>
-        <w:t xml:space="preserve">(engel_90)[[</w:t>
-      </w:r>
-      <w:r>
-        <w:rPr>
-          <w:rStyle w:val="StringTok"/>
-        </w:rPr>
-        <w:t xml:space="preserve">"(Intercept)"</w:t>
-      </w:r>
-      <w:r>
-        <w:rPr>
-          <w:rStyle w:val="NormalTok"/>
-        </w:rPr>
-        <w:t xml:space="preserve">]],</w:t>
-      </w:r>
-      <w:r>
-        <w:br/>
-      </w:r>
-      <w:r>
-        <w:rPr>
-          <w:rStyle w:val="NormalTok"/>
-        </w:rPr>
-        <w:t xml:space="preserve">              </w:t>
-      </w:r>
-      <w:r>
-        <w:rPr>
-          <w:rStyle w:val="AttributeTok"/>
-        </w:rPr>
-        <w:t xml:space="preserve">slope =</w:t>
-      </w:r>
-      <w:r>
-        <w:rPr>
-          <w:rStyle w:val="NormalTok"/>
-        </w:rPr>
-        <w:t xml:space="preserve"> </w:t>
-      </w:r>
-      <w:r>
-        <w:rPr>
-          <w:rStyle w:val="FunctionTok"/>
-        </w:rPr>
-        <w:t xml:space="preserve">coef</w:t>
-      </w:r>
-      <w:r>
-        <w:rPr>
-          <w:rStyle w:val="NormalTok"/>
-        </w:rPr>
-        <w:t xml:space="preserve">(engel_90)[[</w:t>
-      </w:r>
-      <w:r>
-        <w:rPr>
-          <w:rStyle w:val="StringTok"/>
-        </w:rPr>
-        <w:t xml:space="preserve">"income"</w:t>
-      </w:r>
-      <w:r>
-        <w:rPr>
-          <w:rStyle w:val="NormalTok"/>
-        </w:rPr>
-        <w:t xml:space="preserve">]], </w:t>
-      </w:r>
-      <w:r>
-        <w:br/>
-      </w:r>
-      <w:r>
-        <w:rPr>
-          <w:rStyle w:val="NormalTok"/>
-        </w:rPr>
-        <w:t xml:space="preserve">              </w:t>
-      </w:r>
-      <w:r>
-        <w:rPr>
-          <w:rStyle w:val="AttributeTok"/>
-        </w:rPr>
-        <w:t xml:space="preserve">colour =</w:t>
-      </w:r>
-      <w:r>
-        <w:rPr>
-          <w:rStyle w:val="NormalTok"/>
-        </w:rPr>
-        <w:t xml:space="preserve"> </w:t>
-      </w:r>
-      <w:r>
-        <w:rPr>
-          <w:rStyle w:val="StringTok"/>
-        </w:rPr>
-        <w:t xml:space="preserve">"darkgreen"</w:t>
-      </w:r>
-      <w:r>
-        <w:rPr>
-          <w:rStyle w:val="NormalTok"/>
-        </w:rPr>
-        <w:t xml:space="preserve">) </w:t>
-      </w:r>
-    </w:p>
-    <w:p>
-      <w:pPr>
-        <w:pStyle w:val="SourceCode"/>
-      </w:pPr>
-      <w:r>
-        <w:rPr>
-          <w:rStyle w:val="FunctionTok"/>
-        </w:rPr>
-        <w:t xml:space="preserve">qqnorm</w:t>
-      </w:r>
-      <w:r>
-        <w:rPr>
-          <w:rStyle w:val="NormalTok"/>
-        </w:rPr>
-        <w:t xml:space="preserve">(</w:t>
-      </w:r>
-      <w:r>
-        <w:rPr>
-          <w:rStyle w:val="FunctionTok"/>
-        </w:rPr>
-        <w:t xml:space="preserve">resid</w:t>
-      </w:r>
-      <w:r>
-        <w:rPr>
-          <w:rStyle w:val="NormalTok"/>
-        </w:rPr>
-        <w:t xml:space="preserve">(engel_ols))</w:t>
-      </w:r>
-    </w:p>
-    <w:p>
-      <w:pPr>
-        <w:pStyle w:val="SourceCode"/>
-      </w:pPr>
-      <w:r>
-        <w:rPr>
-          <w:rStyle w:val="FunctionTok"/>
-        </w:rPr>
-        <w:t xml:space="preserve">qqnorm</w:t>
-      </w:r>
-      <w:r>
-        <w:rPr>
-          <w:rStyle w:val="NormalTok"/>
-        </w:rPr>
-        <w:t xml:space="preserve">(</w:t>
-      </w:r>
-      <w:r>
-        <w:rPr>
-          <w:rStyle w:val="FunctionTok"/>
-        </w:rPr>
-        <w:t xml:space="preserve">resid</w:t>
-      </w:r>
-      <w:r>
-        <w:rPr>
-          <w:rStyle w:val="NormalTok"/>
-        </w:rPr>
-        <w:t xml:space="preserve">(engel_med))</w:t>
-      </w:r>
-    </w:p>
-    <w:p>
-      <w:pPr>
-        <w:pStyle w:val="FirstParagraph"/>
-      </w:pPr>
+        <w:t xml:space="preserve">quantreg</w:t>
+      </w:r>
+      <w:r>
+        <w:t xml:space="preserve"> </w:t>
+      </w:r>
+      <w:r>
+        <w:t xml:space="preserve">package, the</w:t>
+      </w:r>
+      <w:r>
+        <w:t xml:space="preserve"> </w:t>
+      </w:r>
       <w:r>
         <w:rPr>
           <w:i/>
           <w:iCs/>
         </w:rPr>
-        <w:t xml:space="preserve">[Use further level 2 and 3 headings to structure the section. Here are example set ups for hints and hidden answers ]</w:t>
+        <w:t xml:space="preserve">Engel</w:t>
+      </w:r>
+      <w:r>
+        <w:t xml:space="preserve"> </w:t>
+      </w:r>
+      <w:r>
+        <w:t xml:space="preserve">dataset. Ernst Engel was a 19th century German statistician, known for his economic work on living standards.</w:t>
+      </w:r>
+      <w:r>
+        <w:t xml:space="preserve"> </w:t>
+      </w:r>
+      <w:r>
+        <w:rPr>
+          <w:i/>
+          <w:iCs/>
+        </w:rPr>
+        <w:t xml:space="preserve">Engel’s law</w:t>
+      </w:r>
+      <w:r>
+        <w:t xml:space="preserve"> </w:t>
+      </w:r>
+      <w:r>
+        <w:t xml:space="preserve">states that as family income increases, the proportion of that budget that is spent on food decreases—making proportion of outgoings used for food a good indicator of living standards. Engel based these observations on budget surveys for Belgian working class households, and this dataset was reanalysed by</w:t>
+      </w:r>
+      <w:r>
+        <w:t xml:space="preserve"> </w:t>
+      </w:r>
+      <w:hyperlink r:id="rId26">
+        <w:r>
+          <w:rPr>
+            <w:rStyle w:val="Hyperlink"/>
+          </w:rPr>
+          <w:t xml:space="preserve">Koenker and Bassett (1982)</w:t>
+        </w:r>
+      </w:hyperlink>
+      <w:r>
+        <w:t xml:space="preserve"> </w:t>
+      </w:r>
+      <w:r>
+        <w:t xml:space="preserve">in developing quantile regression methods.</w:t>
+      </w:r>
+    </w:p>
+    <w:p>
+      <w:pPr>
+        <w:pStyle w:val="BodyText"/>
+      </w:pPr>
+      <w:r>
+        <w:t xml:space="preserve">Load the dataset into your R environment as follows.</w:t>
+      </w:r>
+    </w:p>
+    <w:p>
+      <w:pPr>
+        <w:pStyle w:val="SourceCode"/>
+      </w:pPr>
+      <w:r>
+        <w:rPr>
+          <w:rStyle w:val="CommentTok"/>
+        </w:rPr>
+        <w:t xml:space="preserve"># Import data into environment</w:t>
+      </w:r>
+      <w:r>
+        <w:br/>
+      </w:r>
+      <w:r>
+        <w:rPr>
+          <w:rStyle w:val="FunctionTok"/>
+        </w:rPr>
+        <w:t xml:space="preserve">data</w:t>
+      </w:r>
+      <w:r>
+        <w:rPr>
+          <w:rStyle w:val="NormalTok"/>
+        </w:rPr>
+        <w:t xml:space="preserve">(engel)</w:t>
+      </w:r>
+    </w:p>
+    <w:p>
+      <w:pPr>
+        <w:pStyle w:val="FirstParagraph"/>
+      </w:pPr>
+      <w:r>
+        <w:t xml:space="preserve">Complete the following tasks in R to explore the dataset:</w:t>
+      </w:r>
+    </w:p>
+    <w:p>
+      <w:pPr>
+        <w:pStyle w:val="Compact"/>
+        <w:numPr>
+          <w:ilvl w:val="0"/>
+          <w:numId w:val="1002"/>
+        </w:numPr>
+      </w:pPr>
+      <w:r>
+        <w:t xml:space="preserve">Inspect the mean, median, and range of the two variables</w:t>
+      </w:r>
+    </w:p>
+    <w:p>
+      <w:pPr>
+        <w:pStyle w:val="Compact"/>
+        <w:numPr>
+          <w:ilvl w:val="0"/>
+          <w:numId w:val="1002"/>
+        </w:numPr>
+      </w:pPr>
+      <w:r>
+        <w:t xml:space="preserve">Plot the distribution of each variable (e.g., via a histogram or density plot) - do they look normally distributed, or skewed?</w:t>
+      </w:r>
+    </w:p>
+    <w:p>
+      <w:pPr>
+        <w:pStyle w:val="Compact"/>
+        <w:numPr>
+          <w:ilvl w:val="0"/>
+          <w:numId w:val="1002"/>
+        </w:numPr>
+      </w:pPr>
+      <w:r>
+        <w:t xml:space="preserve">Use</w:t>
+      </w:r>
+      <w:r>
+        <w:t xml:space="preserve"> </w:t>
+      </w:r>
+      <w:r>
+        <w:rPr>
+          <w:rStyle w:val="VerbatimChar"/>
+        </w:rPr>
+        <w:t xml:space="preserve">ggplot2</w:t>
+      </w:r>
+      <w:r>
+        <w:t xml:space="preserve"> </w:t>
+      </w:r>
+      <w:r>
+        <w:t xml:space="preserve">to create a scatterplot, with</w:t>
+      </w:r>
+      <w:r>
+        <w:t xml:space="preserve"> </w:t>
+      </w:r>
+      <w:r>
+        <w:rPr>
+          <w:rStyle w:val="VerbatimChar"/>
+        </w:rPr>
+        <w:t xml:space="preserve">income</w:t>
+      </w:r>
+      <w:r>
+        <w:t xml:space="preserve"> </w:t>
+      </w:r>
+      <w:r>
+        <w:t xml:space="preserve">on the X-axis and</w:t>
+      </w:r>
+      <w:r>
+        <w:t xml:space="preserve"> </w:t>
+      </w:r>
+      <w:r>
+        <w:rPr>
+          <w:rStyle w:val="VerbatimChar"/>
+        </w:rPr>
+        <w:t xml:space="preserve">foodexp</w:t>
+      </w:r>
+      <w:r>
+        <w:t xml:space="preserve"> </w:t>
+      </w:r>
+      <w:r>
+        <w:t xml:space="preserve">on the Y-axis. Store this as an R object,</w:t>
+      </w:r>
+      <w:r>
+        <w:t xml:space="preserve"> </w:t>
+      </w:r>
+      <w:r>
+        <w:rPr>
+          <w:rStyle w:val="VerbatimChar"/>
+        </w:rPr>
+        <w:t xml:space="preserve">engel_base</w:t>
+      </w:r>
+      <w:r>
+        <w:t xml:space="preserve">, ready to add our regression lines shortly!</w:t>
+      </w:r>
+    </w:p>
+    <w:p>
+      <w:pPr>
+        <w:pStyle w:val="SourceCode"/>
+      </w:pPr>
+      <w:r>
+        <w:rPr>
+          <w:rStyle w:val="CommentTok"/>
+        </w:rPr>
+        <w:t xml:space="preserve"># Many options for summary statistics, e.g., </w:t>
+      </w:r>
+      <w:r>
+        <w:br/>
+      </w:r>
+      <w:r>
+        <w:rPr>
+          <w:rStyle w:val="FunctionTok"/>
+        </w:rPr>
+        <w:t xml:space="preserve">summary</w:t>
+      </w:r>
+      <w:r>
+        <w:rPr>
+          <w:rStyle w:val="NormalTok"/>
+        </w:rPr>
+        <w:t xml:space="preserve">(engel)</w:t>
+      </w:r>
+      <w:r>
+        <w:br/>
+      </w:r>
+      <w:r>
+        <w:rPr>
+          <w:rStyle w:val="CommentTok"/>
+        </w:rPr>
+        <w:t xml:space="preserve">#... this gets the necessary information efficiently, but it isn't very beautiful! Feel free to use tidyverse code, individual functions, or find a bespoke package that does this nicely.  </w:t>
+      </w:r>
+      <w:r>
+        <w:br/>
+      </w:r>
+      <w:r>
+        <w:br/>
+      </w:r>
+      <w:r>
+        <w:rPr>
+          <w:rStyle w:val="CommentTok"/>
+        </w:rPr>
+        <w:t xml:space="preserve"># Distribution</w:t>
+      </w:r>
+      <w:r>
+        <w:br/>
+      </w:r>
+      <w:r>
+        <w:rPr>
+          <w:rStyle w:val="FunctionTok"/>
+        </w:rPr>
+        <w:t xml:space="preserve">hist</w:t>
+      </w:r>
+      <w:r>
+        <w:rPr>
+          <w:rStyle w:val="NormalTok"/>
+        </w:rPr>
+        <w:t xml:space="preserve">(engel</w:t>
+      </w:r>
+      <w:r>
+        <w:rPr>
+          <w:rStyle w:val="SpecialCharTok"/>
+        </w:rPr>
+        <w:t xml:space="preserve">$</w:t>
+      </w:r>
+      <w:r>
+        <w:rPr>
+          <w:rStyle w:val="NormalTok"/>
+        </w:rPr>
+        <w:t xml:space="preserve">income)</w:t>
+      </w:r>
+      <w:r>
+        <w:br/>
+      </w:r>
+      <w:r>
+        <w:rPr>
+          <w:rStyle w:val="FunctionTok"/>
+        </w:rPr>
+        <w:t xml:space="preserve">hist</w:t>
+      </w:r>
+      <w:r>
+        <w:rPr>
+          <w:rStyle w:val="NormalTok"/>
+        </w:rPr>
+        <w:t xml:space="preserve">(engel</w:t>
+      </w:r>
+      <w:r>
+        <w:rPr>
+          <w:rStyle w:val="SpecialCharTok"/>
+        </w:rPr>
+        <w:t xml:space="preserve">$</w:t>
+      </w:r>
+      <w:r>
+        <w:rPr>
+          <w:rStyle w:val="NormalTok"/>
+        </w:rPr>
+        <w:t xml:space="preserve">foodexp)</w:t>
+      </w:r>
+      <w:r>
+        <w:br/>
+      </w:r>
+      <w:r>
+        <w:br/>
+      </w:r>
+      <w:r>
+        <w:rPr>
+          <w:rStyle w:val="CommentTok"/>
+        </w:rPr>
+        <w:t xml:space="preserve"># Plot</w:t>
+      </w:r>
+      <w:r>
+        <w:br/>
+      </w:r>
+      <w:r>
+        <w:rPr>
+          <w:rStyle w:val="NormalTok"/>
+        </w:rPr>
+        <w:t xml:space="preserve">engel_base </w:t>
+      </w:r>
+      <w:r>
+        <w:rPr>
+          <w:rStyle w:val="OtherTok"/>
+        </w:rPr>
+        <w:t xml:space="preserve">&lt;-</w:t>
+      </w:r>
+      <w:r>
+        <w:rPr>
+          <w:rStyle w:val="NormalTok"/>
+        </w:rPr>
+        <w:t xml:space="preserve"> </w:t>
+      </w:r>
+      <w:r>
+        <w:rPr>
+          <w:rStyle w:val="FunctionTok"/>
+        </w:rPr>
+        <w:t xml:space="preserve">ggplot</w:t>
+      </w:r>
+      <w:r>
+        <w:rPr>
+          <w:rStyle w:val="NormalTok"/>
+        </w:rPr>
+        <w:t xml:space="preserve">(engel, </w:t>
+      </w:r>
+      <w:r>
+        <w:rPr>
+          <w:rStyle w:val="FunctionTok"/>
+        </w:rPr>
+        <w:t xml:space="preserve">aes</w:t>
+      </w:r>
+      <w:r>
+        <w:rPr>
+          <w:rStyle w:val="NormalTok"/>
+        </w:rPr>
+        <w:t xml:space="preserve">(income, foodexp)) </w:t>
+      </w:r>
+      <w:r>
+        <w:rPr>
+          <w:rStyle w:val="SpecialCharTok"/>
+        </w:rPr>
+        <w:t xml:space="preserve">+</w:t>
+      </w:r>
+      <w:r>
+        <w:rPr>
+          <w:rStyle w:val="NormalTok"/>
+        </w:rPr>
+        <w:t xml:space="preserve"> </w:t>
+      </w:r>
+      <w:r>
+        <w:br/>
+      </w:r>
+      <w:r>
+        <w:rPr>
+          <w:rStyle w:val="NormalTok"/>
+        </w:rPr>
+        <w:t xml:space="preserve">  </w:t>
+      </w:r>
+      <w:r>
+        <w:rPr>
+          <w:rStyle w:val="FunctionTok"/>
+        </w:rPr>
+        <w:t xml:space="preserve">geom_point</w:t>
+      </w:r>
+      <w:r>
+        <w:rPr>
+          <w:rStyle w:val="NormalTok"/>
+        </w:rPr>
+        <w:t xml:space="preserve">() </w:t>
+      </w:r>
+      <w:r>
+        <w:rPr>
+          <w:rStyle w:val="SpecialCharTok"/>
+        </w:rPr>
+        <w:t xml:space="preserve">+</w:t>
+      </w:r>
+      <w:r>
+        <w:rPr>
+          <w:rStyle w:val="NormalTok"/>
+        </w:rPr>
+        <w:t xml:space="preserve"> </w:t>
+      </w:r>
+      <w:r>
+        <w:br/>
+      </w:r>
+      <w:r>
+        <w:rPr>
+          <w:rStyle w:val="NormalTok"/>
+        </w:rPr>
+        <w:t xml:space="preserve">  </w:t>
+      </w:r>
+      <w:r>
+        <w:rPr>
+          <w:rStyle w:val="FunctionTok"/>
+        </w:rPr>
+        <w:t xml:space="preserve">theme_classic</w:t>
+      </w:r>
+      <w:r>
+        <w:rPr>
+          <w:rStyle w:val="NormalTok"/>
+        </w:rPr>
+        <w:t xml:space="preserve">()</w:t>
+      </w:r>
+      <w:r>
+        <w:br/>
+      </w:r>
+      <w:r>
+        <w:rPr>
+          <w:rStyle w:val="NormalTok"/>
+        </w:rPr>
+        <w:t xml:space="preserve">engel_base</w:t>
+      </w:r>
+    </w:p>
+    <w:bookmarkEnd w:id="27"/>
+    <w:bookmarkStart w:id="33" w:name="fit-a-linear-model"/>
+    <w:p>
+      <w:pPr>
+        <w:pStyle w:val="Heading2"/>
+      </w:pPr>
+      <w:r>
+        <w:t xml:space="preserve">3.2 Fit a linear model</w:t>
+      </w:r>
+    </w:p>
+    <w:p>
+      <w:pPr>
+        <w:pStyle w:val="FirstParagraph"/>
+      </w:pPr>
+      <w:r>
+        <w:t xml:space="preserve">Let’s start by fitting a regular linear regression model, as you saw how to do</w:t>
+      </w:r>
+      <w:r>
+        <w:t xml:space="preserve"> </w:t>
+      </w:r>
+      <w:hyperlink r:id="rId28">
+        <w:r>
+          <w:rPr>
+            <w:rStyle w:val="Hyperlink"/>
+          </w:rPr>
+          <w:t xml:space="preserve">last semester</w:t>
+        </w:r>
+      </w:hyperlink>
+      <w:r>
+        <w:t xml:space="preserve">.</w:t>
+      </w:r>
+    </w:p>
+    <w:p>
+      <w:pPr>
+        <w:pStyle w:val="SourceCode"/>
+      </w:pPr>
+      <w:r>
+        <w:rPr>
+          <w:rStyle w:val="CommentTok"/>
+        </w:rPr>
+        <w:t xml:space="preserve"># Fit model</w:t>
+      </w:r>
+      <w:r>
+        <w:br/>
+      </w:r>
+      <w:r>
+        <w:rPr>
+          <w:rStyle w:val="NormalTok"/>
+        </w:rPr>
+        <w:t xml:space="preserve">engel_lm </w:t>
+      </w:r>
+      <w:r>
+        <w:rPr>
+          <w:rStyle w:val="OtherTok"/>
+        </w:rPr>
+        <w:t xml:space="preserve">&lt;-</w:t>
+      </w:r>
+      <w:r>
+        <w:rPr>
+          <w:rStyle w:val="NormalTok"/>
+        </w:rPr>
+        <w:t xml:space="preserve"> </w:t>
+      </w:r>
+      <w:r>
+        <w:rPr>
+          <w:rStyle w:val="FunctionTok"/>
+        </w:rPr>
+        <w:t xml:space="preserve">lm</w:t>
+      </w:r>
+      <w:r>
+        <w:rPr>
+          <w:rStyle w:val="NormalTok"/>
+        </w:rPr>
+        <w:t xml:space="preserve">(foodexp </w:t>
+      </w:r>
+      <w:r>
+        <w:rPr>
+          <w:rStyle w:val="SpecialCharTok"/>
+        </w:rPr>
+        <w:t xml:space="preserve">~</w:t>
+      </w:r>
+      <w:r>
+        <w:rPr>
+          <w:rStyle w:val="NormalTok"/>
+        </w:rPr>
+        <w:t xml:space="preserve"> income, </w:t>
+      </w:r>
+      <w:r>
+        <w:rPr>
+          <w:rStyle w:val="AttributeTok"/>
+        </w:rPr>
+        <w:t xml:space="preserve">data =</w:t>
+      </w:r>
+      <w:r>
+        <w:rPr>
+          <w:rStyle w:val="NormalTok"/>
+        </w:rPr>
+        <w:t xml:space="preserve"> engel)</w:t>
+      </w:r>
+      <w:r>
+        <w:br/>
+      </w:r>
+      <w:r>
+        <w:br/>
+      </w:r>
+      <w:r>
+        <w:rPr>
+          <w:rStyle w:val="CommentTok"/>
+        </w:rPr>
+        <w:t xml:space="preserve"># Print output</w:t>
+      </w:r>
+      <w:r>
+        <w:br/>
+      </w:r>
+      <w:r>
+        <w:rPr>
+          <w:rStyle w:val="FunctionTok"/>
+        </w:rPr>
+        <w:t xml:space="preserve">summary</w:t>
+      </w:r>
+      <w:r>
+        <w:rPr>
+          <w:rStyle w:val="NormalTok"/>
+        </w:rPr>
+        <w:t xml:space="preserve">(engel_lm)</w:t>
+      </w:r>
+    </w:p>
+    <w:p>
+      <w:pPr>
+        <w:pStyle w:val="FirstParagraph"/>
+      </w:pPr>
+      <w:r>
+        <w:t xml:space="preserve">Check the assumptions, including the normality of residuals and homogeneity of variance. You can do this using the tools you learned about last semester, and/or using the</w:t>
+      </w:r>
+      <w:r>
+        <w:t xml:space="preserve"> </w:t>
+      </w:r>
+      <w:r>
+        <w:rPr>
+          <w:rStyle w:val="VerbatimChar"/>
+        </w:rPr>
+        <w:t xml:space="preserve">check_model()</w:t>
+      </w:r>
+      <w:r>
+        <w:t xml:space="preserve"> </w:t>
+      </w:r>
+      <w:r>
+        <w:t xml:space="preserve">functions we used last week. Is this a good model for the data?</w:t>
       </w:r>
     </w:p>
     <w:tbl>
       <w:tblPr>
-        <w:tblStyle w:val="Table"/>
-        <w:tblLook w:firstRow="0" w:lastRow="0" w:firstColumn="0" w:lastColumn="0" w:noHBand="0" w:noVBand="0" w:val="0000"/>
-        <w:tblBorders>
-          <w:left w:val="single" w:sz="24" w:space="0" w:color="00A047"/>
-          <w:right w:val="single" w:sz="4" w:space="0" w:color="00A047"/>
-          <w:top w:val="single" w:sz="4" w:space="0" w:color="00A047"/>
-          <w:bottom w:val="single" w:sz="4" w:space="0" w:color="00A047"/>
-        </w:tblBorders>
-        <w:tblCellMar>
-          <w:left w:w="144" w:type="dxa"/>
-          <w:right w:w="144" w:type="dxa"/>
-        </w:tblCellMar>
-        <w:tblInd w:w="164" w:type="dxa"/>
-        <w:tblW w:type="pct" w:w="100%"/>
+        <w:tblStyle w:val="FigureTable"/>
+        <w:tblW w:type="auto" w:w="0"/>
+        <w:jc w:val="center"/>
+        <w:tblLook w:firstRow="0" w:lastRow="0" w:firstColumn="0" w:lastColumn="0"/>
       </w:tblPr>
+      <w:tblGrid>
+        <w:gridCol w:w="7920"/>
+      </w:tblGrid>
       <w:tr>
-        <w:trPr>
-          <w:cantSplit/>
-        </w:trPr>
         <w:tc>
-          <w:tcPr>
-            <w:shd w:color="auto" w:fill="ccf1e3" w:val="clear"/>
-            <w:tcMar>
-              <w:top w:w="92" w:type="dxa"/>
-              <w:bottom w:w="92" w:type="dxa"/>
-            </w:tcMar>
-          </w:tcPr>
+          <w:tcPr/>
           <w:p>
             <w:pPr>
-              <w:pStyle w:val="BodyText"/>
+              <w:pStyle w:val="Compact"/>
+              <w:jc w:val="center"/>
             </w:pPr>
-            <w:pPr>
-              <w:spacing w:before="0" w:after="0"/>
-              <w:textAlignment w:val="center"/>
-            </w:pPr>
-            <w:r>
-              <w:drawing>
-                <wp:inline>
-                  <wp:extent cx="152400" cy="152400"/>
-                  <wp:effectExtent b="0" l="0" r="0" t="0"/>
-                  <wp:docPr descr="" title="" id="27" name="Picture"/>
-                  <a:graphic>
-                    <a:graphicData uri="http://schemas.openxmlformats.org/drawingml/2006/picture">
-                      <pic:pic>
-                        <pic:nvPicPr>
-                          <pic:cNvPr descr="C:\Users\elj504\AppData\Local\Programs\Quarto\share\formats\docx\tip.png" id="28" name="Picture"/>
-                          <pic:cNvPicPr>
-                            <a:picLocks noChangeArrowheads="1" noChangeAspect="1"/>
-                          </pic:cNvPicPr>
-                        </pic:nvPicPr>
-                        <pic:blipFill>
-                          <a:blip r:embed="rId26"/>
-                          <a:stretch>
-                            <a:fillRect/>
-                          </a:stretch>
-                        </pic:blipFill>
-                        <pic:spPr bwMode="auto">
-                          <a:xfrm>
-                            <a:off x="0" y="0"/>
-                            <a:ext cx="152400" cy="152400"/>
-                          </a:xfrm>
-                          <a:prstGeom prst="rect">
-                            <a:avLst/>
-                          </a:prstGeom>
-                          <a:noFill/>
-                          <a:ln w="9525">
+            <w:hyperlink r:id="rId32">
+              <w:r>
+                <w:drawing>
+                  <wp:inline>
+                    <wp:extent cx="5334000" cy="3378200"/>
+                    <wp:effectExtent b="0" l="0" r="0" t="0"/>
+                    <wp:docPr descr="" title="" id="30" name="Picture"/>
+                    <a:graphic>
+                      <a:graphicData uri="http://schemas.openxmlformats.org/drawingml/2006/picture">
+                        <pic:pic>
+                          <pic:nvPicPr>
+                            <pic:cNvPr descr="images/ah_residuals.png" id="31" name="Picture"/>
+                            <pic:cNvPicPr>
+                              <a:picLocks noChangeArrowheads="1" noChangeAspect="1"/>
+                            </pic:cNvPicPr>
+                          </pic:nvPicPr>
+                          <pic:blipFill>
+                            <a:blip r:embed="rId29"/>
+                            <a:stretch>
+                              <a:fillRect/>
+                            </a:stretch>
+                          </pic:blipFill>
+                          <pic:spPr bwMode="auto">
+                            <a:xfrm>
+                              <a:off x="0" y="0"/>
+                              <a:ext cx="5334000" cy="3378200"/>
+                            </a:xfrm>
+                            <a:prstGeom prst="rect">
+                              <a:avLst/>
+                            </a:prstGeom>
                             <a:noFill/>
-                            <a:headEnd/>
-                            <a:tailEnd/>
-                          </a:ln>
-                        </pic:spPr>
-                      </pic:pic>
-                    </a:graphicData>
-                  </a:graphic>
-                </wp:inline>
-              </w:drawing>
-            </w:r>
-            <w:r>
-              <w:t xml:space="preserve"> </w:t>
-            </w:r>
-            <w:r>
-              <w:t xml:space="preserve"> </w:t>
-            </w:r>
-            <w:r>
-              <w:t xml:space="preserve">Click for a hint!</w:t>
-            </w:r>
-          </w:p>
-        </w:tc>
-      </w:tr>
-      <w:tr>
-        <w:trPr>
-          <w:cantSplit/>
-        </w:trPr>
-        <w:tc>
-          <w:tcPr>
-            <w:tcMar>
-              <w:top w:w="108" w:type="dxa"/>
-              <w:bottom w:w="108" w:type="dxa"/>
-            </w:tcMar>
-          </w:tcPr>
-          <w:p>
-            <w:pPr>
-              <w:pStyle w:val="BodyText"/>
-            </w:pPr>
-            <w:pPr>
-              <w:spacing w:before="16" w:after="16"/>
-            </w:pPr>
-            <w:r>
-              <w:rPr>
-                <w:i/>
-                <w:iCs/>
-              </w:rPr>
-              <w:t xml:space="preserve">[Hint text here]</w:t>
-            </w:r>
+                            <a:ln w="9525">
+                              <a:noFill/>
+                              <a:headEnd/>
+                              <a:tailEnd/>
+                            </a:ln>
+                          </pic:spPr>
+                        </pic:pic>
+                      </a:graphicData>
+                    </a:graphic>
+                  </wp:inline>
+                </w:drawing>
+              </w:r>
+            </w:hyperlink>
           </w:p>
         </w:tc>
       </w:tr>
     </w:tbl>
+    <w:p>
+      <w:pPr>
+        <w:pStyle w:val="ImageCaption"/>
+      </w:pPr>
+      <w:r>
+        <w:t xml:space="preserve">Artwork by @allison_horst</w:t>
+      </w:r>
+    </w:p>
+    <w:p>
+      <w:pPr>
+        <w:pStyle w:val="SourceCode"/>
+      </w:pPr>
+      <w:r>
+        <w:rPr>
+          <w:rStyle w:val="CommentTok"/>
+        </w:rPr>
+        <w:t xml:space="preserve"># Specific tools</w:t>
+      </w:r>
+      <w:r>
+        <w:br/>
+      </w:r>
+      <w:r>
+        <w:rPr>
+          <w:rStyle w:val="FunctionTok"/>
+        </w:rPr>
+        <w:t xml:space="preserve">plot</w:t>
+      </w:r>
+      <w:r>
+        <w:rPr>
+          <w:rStyle w:val="NormalTok"/>
+        </w:rPr>
+        <w:t xml:space="preserve">(engel_lm, </w:t>
+      </w:r>
+      <w:r>
+        <w:rPr>
+          <w:rStyle w:val="AttributeTok"/>
+        </w:rPr>
+        <w:t xml:space="preserve">which =</w:t>
+      </w:r>
+      <w:r>
+        <w:rPr>
+          <w:rStyle w:val="NormalTok"/>
+        </w:rPr>
+        <w:t xml:space="preserve"> </w:t>
+      </w:r>
+      <w:r>
+        <w:rPr>
+          <w:rStyle w:val="DecValTok"/>
+        </w:rPr>
+        <w:t xml:space="preserve">1</w:t>
+      </w:r>
+      <w:r>
+        <w:rPr>
+          <w:rStyle w:val="NormalTok"/>
+        </w:rPr>
+        <w:t xml:space="preserve">)</w:t>
+      </w:r>
+      <w:r>
+        <w:br/>
+      </w:r>
+      <w:r>
+        <w:rPr>
+          <w:rStyle w:val="FunctionTok"/>
+        </w:rPr>
+        <w:t xml:space="preserve">hist</w:t>
+      </w:r>
+      <w:r>
+        <w:rPr>
+          <w:rStyle w:val="NormalTok"/>
+        </w:rPr>
+        <w:t xml:space="preserve">(engel_lm</w:t>
+      </w:r>
+      <w:r>
+        <w:rPr>
+          <w:rStyle w:val="SpecialCharTok"/>
+        </w:rPr>
+        <w:t xml:space="preserve">$</w:t>
+      </w:r>
+      <w:r>
+        <w:rPr>
+          <w:rStyle w:val="NormalTok"/>
+        </w:rPr>
+        <w:t xml:space="preserve">residuals)</w:t>
+      </w:r>
+      <w:r>
+        <w:br/>
+      </w:r>
+      <w:r>
+        <w:rPr>
+          <w:rStyle w:val="FunctionTok"/>
+        </w:rPr>
+        <w:t xml:space="preserve">shapiro.test</w:t>
+      </w:r>
+      <w:r>
+        <w:rPr>
+          <w:rStyle w:val="NormalTok"/>
+        </w:rPr>
+        <w:t xml:space="preserve">(engel_lm</w:t>
+      </w:r>
+      <w:r>
+        <w:rPr>
+          <w:rStyle w:val="SpecialCharTok"/>
+        </w:rPr>
+        <w:t xml:space="preserve">$</w:t>
+      </w:r>
+      <w:r>
+        <w:rPr>
+          <w:rStyle w:val="NormalTok"/>
+        </w:rPr>
+        <w:t xml:space="preserve">residuals)</w:t>
+      </w:r>
+      <w:r>
+        <w:br/>
+      </w:r>
+      <w:r>
+        <w:br/>
+      </w:r>
+      <w:r>
+        <w:rPr>
+          <w:rStyle w:val="CommentTok"/>
+        </w:rPr>
+        <w:t xml:space="preserve"># Helpful wrapper</w:t>
+      </w:r>
+      <w:r>
+        <w:br/>
+      </w:r>
+      <w:r>
+        <w:rPr>
+          <w:rStyle w:val="FunctionTok"/>
+        </w:rPr>
+        <w:t xml:space="preserve">check_model</w:t>
+      </w:r>
+      <w:r>
+        <w:rPr>
+          <w:rStyle w:val="NormalTok"/>
+        </w:rPr>
+        <w:t xml:space="preserve">(engel_lm)</w:t>
+      </w:r>
+    </w:p>
+    <w:p>
+      <w:pPr>
+        <w:pStyle w:val="FirstParagraph"/>
+      </w:pPr>
+      <w:r>
+        <w:t xml:space="preserve">Let’s add the model regression line to the</w:t>
+      </w:r>
+      <w:r>
+        <w:t xml:space="preserve"> </w:t>
+      </w:r>
+      <w:r>
+        <w:rPr>
+          <w:rStyle w:val="VerbatimChar"/>
+        </w:rPr>
+        <w:t xml:space="preserve">engel_base</w:t>
+      </w:r>
+      <w:r>
+        <w:t xml:space="preserve"> </w:t>
+      </w:r>
+      <w:r>
+        <w:t xml:space="preserve">plot you created above. While</w:t>
+      </w:r>
+      <w:r>
+        <w:t xml:space="preserve"> </w:t>
+      </w:r>
+      <w:r>
+        <w:rPr>
+          <w:rStyle w:val="VerbatimChar"/>
+        </w:rPr>
+        <w:t xml:space="preserve">geom_smooth()</w:t>
+      </w:r>
+      <w:r>
+        <w:t xml:space="preserve"> </w:t>
+      </w:r>
+      <w:r>
+        <w:t xml:space="preserve">can be used to fit a linear regression line on the fly, we will call upon the model object directly so that we can plot different types of regression line later. Pay close attention to how we extract the intercept and slope coefficients from the model in specifying the intercept and slope to plot.</w:t>
+      </w:r>
+    </w:p>
+    <w:p>
+      <w:pPr>
+        <w:pStyle w:val="SourceCode"/>
+      </w:pPr>
+      <w:r>
+        <w:rPr>
+          <w:rStyle w:val="NormalTok"/>
+        </w:rPr>
+        <w:t xml:space="preserve">engel_lm_plot </w:t>
+      </w:r>
+      <w:r>
+        <w:rPr>
+          <w:rStyle w:val="OtherTok"/>
+        </w:rPr>
+        <w:t xml:space="preserve">&lt;-</w:t>
+      </w:r>
+      <w:r>
+        <w:rPr>
+          <w:rStyle w:val="NormalTok"/>
+        </w:rPr>
+        <w:t xml:space="preserve"> engel_base </w:t>
+      </w:r>
+      <w:r>
+        <w:rPr>
+          <w:rStyle w:val="SpecialCharTok"/>
+        </w:rPr>
+        <w:t xml:space="preserve">+</w:t>
+      </w:r>
+      <w:r>
+        <w:rPr>
+          <w:rStyle w:val="NormalTok"/>
+        </w:rPr>
+        <w:t xml:space="preserve"> </w:t>
+      </w:r>
+      <w:r>
+        <w:br/>
+      </w:r>
+      <w:r>
+        <w:rPr>
+          <w:rStyle w:val="NormalTok"/>
+        </w:rPr>
+        <w:t xml:space="preserve">  </w:t>
+      </w:r>
+      <w:r>
+        <w:rPr>
+          <w:rStyle w:val="FunctionTok"/>
+        </w:rPr>
+        <w:t xml:space="preserve">geom_abline</w:t>
+      </w:r>
+      <w:r>
+        <w:rPr>
+          <w:rStyle w:val="NormalTok"/>
+        </w:rPr>
+        <w:t xml:space="preserve">(</w:t>
+      </w:r>
+      <w:r>
+        <w:rPr>
+          <w:rStyle w:val="AttributeTok"/>
+        </w:rPr>
+        <w:t xml:space="preserve">intercept =</w:t>
+      </w:r>
+      <w:r>
+        <w:rPr>
+          <w:rStyle w:val="NormalTok"/>
+        </w:rPr>
+        <w:t xml:space="preserve"> </w:t>
+      </w:r>
+      <w:r>
+        <w:rPr>
+          <w:rStyle w:val="FunctionTok"/>
+        </w:rPr>
+        <w:t xml:space="preserve">coef</w:t>
+      </w:r>
+      <w:r>
+        <w:rPr>
+          <w:rStyle w:val="NormalTok"/>
+        </w:rPr>
+        <w:t xml:space="preserve">(engel_lm)[[</w:t>
+      </w:r>
+      <w:r>
+        <w:rPr>
+          <w:rStyle w:val="StringTok"/>
+        </w:rPr>
+        <w:t xml:space="preserve">"(Intercept)"</w:t>
+      </w:r>
+      <w:r>
+        <w:rPr>
+          <w:rStyle w:val="NormalTok"/>
+        </w:rPr>
+        <w:t xml:space="preserve">]],</w:t>
+      </w:r>
+      <w:r>
+        <w:br/>
+      </w:r>
+      <w:r>
+        <w:rPr>
+          <w:rStyle w:val="NormalTok"/>
+        </w:rPr>
+        <w:t xml:space="preserve">              </w:t>
+      </w:r>
+      <w:r>
+        <w:rPr>
+          <w:rStyle w:val="AttributeTok"/>
+        </w:rPr>
+        <w:t xml:space="preserve">slope =</w:t>
+      </w:r>
+      <w:r>
+        <w:rPr>
+          <w:rStyle w:val="NormalTok"/>
+        </w:rPr>
+        <w:t xml:space="preserve"> </w:t>
+      </w:r>
+      <w:r>
+        <w:rPr>
+          <w:rStyle w:val="FunctionTok"/>
+        </w:rPr>
+        <w:t xml:space="preserve">coef</w:t>
+      </w:r>
+      <w:r>
+        <w:rPr>
+          <w:rStyle w:val="NormalTok"/>
+        </w:rPr>
+        <w:t xml:space="preserve">(engel_lm)[[</w:t>
+      </w:r>
+      <w:r>
+        <w:rPr>
+          <w:rStyle w:val="StringTok"/>
+        </w:rPr>
+        <w:t xml:space="preserve">"income"</w:t>
+      </w:r>
+      <w:r>
+        <w:rPr>
+          <w:rStyle w:val="NormalTok"/>
+        </w:rPr>
+        <w:t xml:space="preserve">]], </w:t>
+      </w:r>
+      <w:r>
+        <w:br/>
+      </w:r>
+      <w:r>
+        <w:rPr>
+          <w:rStyle w:val="NormalTok"/>
+        </w:rPr>
+        <w:t xml:space="preserve">              </w:t>
+      </w:r>
+      <w:r>
+        <w:rPr>
+          <w:rStyle w:val="AttributeTok"/>
+        </w:rPr>
+        <w:t xml:space="preserve">colour =</w:t>
+      </w:r>
+      <w:r>
+        <w:rPr>
+          <w:rStyle w:val="NormalTok"/>
+        </w:rPr>
+        <w:t xml:space="preserve"> </w:t>
+      </w:r>
+      <w:r>
+        <w:rPr>
+          <w:rStyle w:val="StringTok"/>
+        </w:rPr>
+        <w:t xml:space="preserve">"black"</w:t>
+      </w:r>
+      <w:r>
+        <w:rPr>
+          <w:rStyle w:val="NormalTok"/>
+        </w:rPr>
+        <w:t xml:space="preserve">,</w:t>
+      </w:r>
+      <w:r>
+        <w:br/>
+      </w:r>
+      <w:r>
+        <w:rPr>
+          <w:rStyle w:val="NormalTok"/>
+        </w:rPr>
+        <w:t xml:space="preserve">              </w:t>
+      </w:r>
+      <w:r>
+        <w:rPr>
+          <w:rStyle w:val="AttributeTok"/>
+        </w:rPr>
+        <w:t xml:space="preserve">linetype =</w:t>
+      </w:r>
+      <w:r>
+        <w:rPr>
+          <w:rStyle w:val="NormalTok"/>
+        </w:rPr>
+        <w:t xml:space="preserve"> </w:t>
+      </w:r>
+      <w:r>
+        <w:rPr>
+          <w:rStyle w:val="StringTok"/>
+        </w:rPr>
+        <w:t xml:space="preserve">"longdash"</w:t>
+      </w:r>
+      <w:r>
+        <w:rPr>
+          <w:rStyle w:val="NormalTok"/>
+        </w:rPr>
+        <w:t xml:space="preserve">)</w:t>
+      </w:r>
+      <w:r>
+        <w:br/>
+      </w:r>
+      <w:r>
+        <w:br/>
+      </w:r>
+      <w:r>
+        <w:rPr>
+          <w:rStyle w:val="NormalTok"/>
+        </w:rPr>
+        <w:t xml:space="preserve">engel_lm_plot</w:t>
+      </w:r>
+    </w:p>
+    <w:bookmarkEnd w:id="33"/>
+    <w:bookmarkStart w:id="34" w:name="fit-a-median-regression-model"/>
+    <w:p>
+      <w:pPr>
+        <w:pStyle w:val="Heading2"/>
+      </w:pPr>
+      <w:r>
+        <w:t xml:space="preserve">3.3 Fit a median regression model</w:t>
+      </w:r>
+    </w:p>
+    <w:p>
+      <w:pPr>
+        <w:pStyle w:val="FirstParagraph"/>
+      </w:pPr>
+      <w:r>
+        <w:t xml:space="preserve">Our checks above indicated that a regular linear (ordinary least squares) regression model may not be a good fit to the data. Indeed, the plot indicates particularly poor estimation for the very lowest income households, as the regression line passes above them.</w:t>
+      </w:r>
+    </w:p>
+    <w:p>
+      <w:pPr>
+        <w:pStyle w:val="BodyText"/>
+      </w:pPr>
+      <w:r>
+        <w:t xml:space="preserve">Let’s now use the</w:t>
+      </w:r>
+      <w:r>
+        <w:t xml:space="preserve"> </w:t>
+      </w:r>
+      <w:r>
+        <w:rPr>
+          <w:rStyle w:val="VerbatimChar"/>
+        </w:rPr>
+        <w:t xml:space="preserve">rq()</w:t>
+      </w:r>
+      <w:r>
+        <w:t xml:space="preserve"> </w:t>
+      </w:r>
+      <w:r>
+        <w:t xml:space="preserve">function to fit a</w:t>
+      </w:r>
+      <w:r>
+        <w:t xml:space="preserve"> </w:t>
+      </w:r>
+      <w:r>
+        <w:rPr>
+          <w:i/>
+          <w:iCs/>
+        </w:rPr>
+        <w:t xml:space="preserve">median</w:t>
+      </w:r>
+      <w:r>
+        <w:t xml:space="preserve"> </w:t>
+      </w:r>
+      <w:r>
+        <w:t xml:space="preserve">regression, using</w:t>
+      </w:r>
+      <w:r>
+        <w:t xml:space="preserve"> </w:t>
+      </w:r>
+      <w:r>
+        <w:rPr>
+          <w:rStyle w:val="VerbatimChar"/>
+        </w:rPr>
+        <w:t xml:space="preserve">tau = 0.5</w:t>
+      </w:r>
+      <w:r>
+        <w:t xml:space="preserve"> </w:t>
+      </w:r>
+      <w:r>
+        <w:t xml:space="preserve">to specify the 50th percentile.</w:t>
+      </w:r>
+    </w:p>
+    <w:p>
+      <w:pPr>
+        <w:pStyle w:val="SourceCode"/>
+      </w:pPr>
+      <w:r>
+        <w:rPr>
+          <w:rStyle w:val="CommentTok"/>
+        </w:rPr>
+        <w:t xml:space="preserve"># Fit median regression model (50th percentile)</w:t>
+      </w:r>
+      <w:r>
+        <w:br/>
+      </w:r>
+      <w:r>
+        <w:rPr>
+          <w:rStyle w:val="NormalTok"/>
+        </w:rPr>
+        <w:t xml:space="preserve">engel_med </w:t>
+      </w:r>
+      <w:r>
+        <w:rPr>
+          <w:rStyle w:val="OtherTok"/>
+        </w:rPr>
+        <w:t xml:space="preserve">&lt;-</w:t>
+      </w:r>
+      <w:r>
+        <w:rPr>
+          <w:rStyle w:val="NormalTok"/>
+        </w:rPr>
+        <w:t xml:space="preserve"> </w:t>
+      </w:r>
+      <w:r>
+        <w:rPr>
+          <w:rStyle w:val="FunctionTok"/>
+        </w:rPr>
+        <w:t xml:space="preserve">rq</w:t>
+      </w:r>
+      <w:r>
+        <w:rPr>
+          <w:rStyle w:val="NormalTok"/>
+        </w:rPr>
+        <w:t xml:space="preserve">(foodexp </w:t>
+      </w:r>
+      <w:r>
+        <w:rPr>
+          <w:rStyle w:val="SpecialCharTok"/>
+        </w:rPr>
+        <w:t xml:space="preserve">~</w:t>
+      </w:r>
+      <w:r>
+        <w:rPr>
+          <w:rStyle w:val="NormalTok"/>
+        </w:rPr>
+        <w:t xml:space="preserve"> income, </w:t>
+      </w:r>
+      <w:r>
+        <w:rPr>
+          <w:rStyle w:val="AttributeTok"/>
+        </w:rPr>
+        <w:t xml:space="preserve">tau =</w:t>
+      </w:r>
+      <w:r>
+        <w:rPr>
+          <w:rStyle w:val="NormalTok"/>
+        </w:rPr>
+        <w:t xml:space="preserve"> </w:t>
+      </w:r>
+      <w:r>
+        <w:rPr>
+          <w:rStyle w:val="FloatTok"/>
+        </w:rPr>
+        <w:t xml:space="preserve">0.5</w:t>
+      </w:r>
+      <w:r>
+        <w:rPr>
+          <w:rStyle w:val="NormalTok"/>
+        </w:rPr>
+        <w:t xml:space="preserve">, </w:t>
+      </w:r>
+      <w:r>
+        <w:rPr>
+          <w:rStyle w:val="AttributeTok"/>
+        </w:rPr>
+        <w:t xml:space="preserve">data =</w:t>
+      </w:r>
+      <w:r>
+        <w:rPr>
+          <w:rStyle w:val="NormalTok"/>
+        </w:rPr>
+        <w:t xml:space="preserve"> engel)</w:t>
+      </w:r>
+      <w:r>
+        <w:br/>
+      </w:r>
+      <w:r>
+        <w:br/>
+      </w:r>
+      <w:r>
+        <w:rPr>
+          <w:rStyle w:val="CommentTok"/>
+        </w:rPr>
+        <w:t xml:space="preserve"># Summarise output</w:t>
+      </w:r>
+      <w:r>
+        <w:br/>
+      </w:r>
+      <w:r>
+        <w:rPr>
+          <w:rStyle w:val="FunctionTok"/>
+        </w:rPr>
+        <w:t xml:space="preserve">summary</w:t>
+      </w:r>
+      <w:r>
+        <w:rPr>
+          <w:rStyle w:val="NormalTok"/>
+        </w:rPr>
+        <w:t xml:space="preserve">(engel_med)</w:t>
+      </w:r>
+    </w:p>
+    <w:p>
+      <w:pPr>
+        <w:pStyle w:val="FirstParagraph"/>
+      </w:pPr>
+      <w:r>
+        <w:t xml:space="preserve">How do the coefficients compare? Let’s add them to the plot.</w:t>
+      </w:r>
+    </w:p>
+    <w:p>
+      <w:pPr>
+        <w:pStyle w:val="SourceCode"/>
+      </w:pPr>
+      <w:r>
+        <w:rPr>
+          <w:rStyle w:val="NormalTok"/>
+        </w:rPr>
+        <w:t xml:space="preserve">engel_50_plot </w:t>
+      </w:r>
+      <w:r>
+        <w:rPr>
+          <w:rStyle w:val="OtherTok"/>
+        </w:rPr>
+        <w:t xml:space="preserve">&lt;-</w:t>
+      </w:r>
+      <w:r>
+        <w:rPr>
+          <w:rStyle w:val="NormalTok"/>
+        </w:rPr>
+        <w:t xml:space="preserve"> engel_lm_plot </w:t>
+      </w:r>
+      <w:r>
+        <w:rPr>
+          <w:rStyle w:val="SpecialCharTok"/>
+        </w:rPr>
+        <w:t xml:space="preserve">+</w:t>
+      </w:r>
+      <w:r>
+        <w:rPr>
+          <w:rStyle w:val="NormalTok"/>
+        </w:rPr>
+        <w:t xml:space="preserve"> </w:t>
+      </w:r>
+      <w:r>
+        <w:br/>
+      </w:r>
+      <w:r>
+        <w:rPr>
+          <w:rStyle w:val="NormalTok"/>
+        </w:rPr>
+        <w:t xml:space="preserve">  </w:t>
+      </w:r>
+      <w:r>
+        <w:rPr>
+          <w:rStyle w:val="FunctionTok"/>
+        </w:rPr>
+        <w:t xml:space="preserve">geom_abline</w:t>
+      </w:r>
+      <w:r>
+        <w:rPr>
+          <w:rStyle w:val="NormalTok"/>
+        </w:rPr>
+        <w:t xml:space="preserve">(</w:t>
+      </w:r>
+      <w:r>
+        <w:rPr>
+          <w:rStyle w:val="AttributeTok"/>
+        </w:rPr>
+        <w:t xml:space="preserve">intercept =</w:t>
+      </w:r>
+      <w:r>
+        <w:rPr>
+          <w:rStyle w:val="NormalTok"/>
+        </w:rPr>
+        <w:t xml:space="preserve"> </w:t>
+      </w:r>
+      <w:r>
+        <w:rPr>
+          <w:rStyle w:val="FunctionTok"/>
+        </w:rPr>
+        <w:t xml:space="preserve">coef</w:t>
+      </w:r>
+      <w:r>
+        <w:rPr>
+          <w:rStyle w:val="NormalTok"/>
+        </w:rPr>
+        <w:t xml:space="preserve">(engel_med)[[</w:t>
+      </w:r>
+      <w:r>
+        <w:rPr>
+          <w:rStyle w:val="StringTok"/>
+        </w:rPr>
+        <w:t xml:space="preserve">"(Intercept)"</w:t>
+      </w:r>
+      <w:r>
+        <w:rPr>
+          <w:rStyle w:val="NormalTok"/>
+        </w:rPr>
+        <w:t xml:space="preserve">]],</w:t>
+      </w:r>
+      <w:r>
+        <w:br/>
+      </w:r>
+      <w:r>
+        <w:rPr>
+          <w:rStyle w:val="NormalTok"/>
+        </w:rPr>
+        <w:t xml:space="preserve">              </w:t>
+      </w:r>
+      <w:r>
+        <w:rPr>
+          <w:rStyle w:val="AttributeTok"/>
+        </w:rPr>
+        <w:t xml:space="preserve">slope =</w:t>
+      </w:r>
+      <w:r>
+        <w:rPr>
+          <w:rStyle w:val="NormalTok"/>
+        </w:rPr>
+        <w:t xml:space="preserve"> </w:t>
+      </w:r>
+      <w:r>
+        <w:rPr>
+          <w:rStyle w:val="FunctionTok"/>
+        </w:rPr>
+        <w:t xml:space="preserve">coef</w:t>
+      </w:r>
+      <w:r>
+        <w:rPr>
+          <w:rStyle w:val="NormalTok"/>
+        </w:rPr>
+        <w:t xml:space="preserve">(engel_med)[[</w:t>
+      </w:r>
+      <w:r>
+        <w:rPr>
+          <w:rStyle w:val="StringTok"/>
+        </w:rPr>
+        <w:t xml:space="preserve">"income"</w:t>
+      </w:r>
+      <w:r>
+        <w:rPr>
+          <w:rStyle w:val="NormalTok"/>
+        </w:rPr>
+        <w:t xml:space="preserve">]], </w:t>
+      </w:r>
+      <w:r>
+        <w:br/>
+      </w:r>
+      <w:r>
+        <w:rPr>
+          <w:rStyle w:val="NormalTok"/>
+        </w:rPr>
+        <w:t xml:space="preserve">              </w:t>
+      </w:r>
+      <w:r>
+        <w:rPr>
+          <w:rStyle w:val="AttributeTok"/>
+        </w:rPr>
+        <w:t xml:space="preserve">colour =</w:t>
+      </w:r>
+      <w:r>
+        <w:rPr>
+          <w:rStyle w:val="NormalTok"/>
+        </w:rPr>
+        <w:t xml:space="preserve"> </w:t>
+      </w:r>
+      <w:r>
+        <w:rPr>
+          <w:rStyle w:val="StringTok"/>
+        </w:rPr>
+        <w:t xml:space="preserve">"blue"</w:t>
+      </w:r>
+      <w:r>
+        <w:rPr>
+          <w:rStyle w:val="NormalTok"/>
+        </w:rPr>
+        <w:t xml:space="preserve">)</w:t>
+      </w:r>
+      <w:r>
+        <w:br/>
+      </w:r>
+      <w:r>
+        <w:br/>
+      </w:r>
+      <w:r>
+        <w:rPr>
+          <w:rStyle w:val="NormalTok"/>
+        </w:rPr>
+        <w:t xml:space="preserve">engel_50_plot</w:t>
+      </w:r>
+    </w:p>
+    <w:bookmarkEnd w:id="34"/>
+    <w:bookmarkStart w:id="35" w:name="model-multiple-quantiles"/>
+    <w:p>
+      <w:pPr>
+        <w:pStyle w:val="Heading2"/>
+      </w:pPr>
+      <w:r>
+        <w:t xml:space="preserve">3.4 Model multiple quantiles</w:t>
+      </w:r>
+    </w:p>
+    <w:p>
+      <w:pPr>
+        <w:pStyle w:val="FirstParagraph"/>
+      </w:pPr>
+      <w:r>
+        <w:t xml:space="preserve">We can see that there might be heterogeneity in this relationship: the spread of points increases as income increases. Let’s use quantile regression to model these relationships at different parts of the distribution.</w:t>
+      </w:r>
+    </w:p>
+    <w:p>
+      <w:pPr>
+        <w:pStyle w:val="BodyText"/>
+      </w:pPr>
+      <w:r>
+        <w:t xml:space="preserve">We can start by looking at the 10th and 90th percentiles. Use the same</w:t>
+      </w:r>
+      <w:r>
+        <w:t xml:space="preserve"> </w:t>
+      </w:r>
+      <w:r>
+        <w:rPr>
+          <w:rStyle w:val="VerbatimChar"/>
+        </w:rPr>
+        <w:t xml:space="preserve">rq()</w:t>
+      </w:r>
+      <w:r>
+        <w:t xml:space="preserve"> </w:t>
+      </w:r>
+      <w:r>
+        <w:t xml:space="preserve">function as you used above, but this time set</w:t>
+      </w:r>
+      <w:r>
+        <w:t xml:space="preserve"> </w:t>
+      </w:r>
+      <w:r>
+        <w:rPr>
+          <w:rStyle w:val="VerbatimChar"/>
+        </w:rPr>
+        <w:t xml:space="preserve">tau = c(0.1, 0.9)</w:t>
+      </w:r>
+      <w:r>
+        <w:t xml:space="preserve">. Assign your model to</w:t>
+      </w:r>
+      <w:r>
+        <w:t xml:space="preserve"> </w:t>
+      </w:r>
+      <w:r>
+        <w:rPr>
+          <w:rStyle w:val="VerbatimChar"/>
+        </w:rPr>
+        <w:t xml:space="preserve">engel_qr</w:t>
+      </w:r>
+      <w:r>
+        <w:t xml:space="preserve">, and inspect the output.</w:t>
+      </w:r>
+    </w:p>
+    <w:p>
+      <w:pPr>
+        <w:pStyle w:val="SourceCode"/>
+      </w:pPr>
+      <w:r>
+        <w:rPr>
+          <w:rStyle w:val="CommentTok"/>
+        </w:rPr>
+        <w:t xml:space="preserve"># Fit model</w:t>
+      </w:r>
+      <w:r>
+        <w:br/>
+      </w:r>
+      <w:r>
+        <w:rPr>
+          <w:rStyle w:val="NormalTok"/>
+        </w:rPr>
+        <w:t xml:space="preserve">engel_qr </w:t>
+      </w:r>
+      <w:r>
+        <w:rPr>
+          <w:rStyle w:val="OtherTok"/>
+        </w:rPr>
+        <w:t xml:space="preserve">&lt;-</w:t>
+      </w:r>
+      <w:r>
+        <w:rPr>
+          <w:rStyle w:val="NormalTok"/>
+        </w:rPr>
+        <w:t xml:space="preserve"> </w:t>
+      </w:r>
+      <w:r>
+        <w:rPr>
+          <w:rStyle w:val="FunctionTok"/>
+        </w:rPr>
+        <w:t xml:space="preserve">rq</w:t>
+      </w:r>
+      <w:r>
+        <w:rPr>
+          <w:rStyle w:val="NormalTok"/>
+        </w:rPr>
+        <w:t xml:space="preserve">(foodexp </w:t>
+      </w:r>
+      <w:r>
+        <w:rPr>
+          <w:rStyle w:val="SpecialCharTok"/>
+        </w:rPr>
+        <w:t xml:space="preserve">~</w:t>
+      </w:r>
+      <w:r>
+        <w:rPr>
+          <w:rStyle w:val="NormalTok"/>
+        </w:rPr>
+        <w:t xml:space="preserve"> income, </w:t>
+      </w:r>
+      <w:r>
+        <w:rPr>
+          <w:rStyle w:val="AttributeTok"/>
+        </w:rPr>
+        <w:t xml:space="preserve">tau =</w:t>
+      </w:r>
+      <w:r>
+        <w:rPr>
+          <w:rStyle w:val="NormalTok"/>
+        </w:rPr>
+        <w:t xml:space="preserve"> </w:t>
+      </w:r>
+      <w:r>
+        <w:rPr>
+          <w:rStyle w:val="FunctionTok"/>
+        </w:rPr>
+        <w:t xml:space="preserve">c</w:t>
+      </w:r>
+      <w:r>
+        <w:rPr>
+          <w:rStyle w:val="NormalTok"/>
+        </w:rPr>
+        <w:t xml:space="preserve">(</w:t>
+      </w:r>
+      <w:r>
+        <w:rPr>
+          <w:rStyle w:val="FloatTok"/>
+        </w:rPr>
+        <w:t xml:space="preserve">0.1</w:t>
+      </w:r>
+      <w:r>
+        <w:rPr>
+          <w:rStyle w:val="NormalTok"/>
+        </w:rPr>
+        <w:t xml:space="preserve">, </w:t>
+      </w:r>
+      <w:r>
+        <w:rPr>
+          <w:rStyle w:val="FloatTok"/>
+        </w:rPr>
+        <w:t xml:space="preserve">0.9</w:t>
+      </w:r>
+      <w:r>
+        <w:rPr>
+          <w:rStyle w:val="NormalTok"/>
+        </w:rPr>
+        <w:t xml:space="preserve">), </w:t>
+      </w:r>
+      <w:r>
+        <w:rPr>
+          <w:rStyle w:val="AttributeTok"/>
+        </w:rPr>
+        <w:t xml:space="preserve">data =</w:t>
+      </w:r>
+      <w:r>
+        <w:rPr>
+          <w:rStyle w:val="NormalTok"/>
+        </w:rPr>
+        <w:t xml:space="preserve"> engel)</w:t>
+      </w:r>
+      <w:r>
+        <w:br/>
+      </w:r>
+      <w:r>
+        <w:br/>
+      </w:r>
+      <w:r>
+        <w:rPr>
+          <w:rStyle w:val="CommentTok"/>
+        </w:rPr>
+        <w:t xml:space="preserve"># Inspect output</w:t>
+      </w:r>
+      <w:r>
+        <w:br/>
+      </w:r>
+      <w:r>
+        <w:rPr>
+          <w:rStyle w:val="FunctionTok"/>
+        </w:rPr>
+        <w:t xml:space="preserve">summary</w:t>
+      </w:r>
+      <w:r>
+        <w:rPr>
+          <w:rStyle w:val="NormalTok"/>
+        </w:rPr>
+        <w:t xml:space="preserve">(engel_qr)</w:t>
+      </w:r>
+    </w:p>
+    <w:p>
+      <w:pPr>
+        <w:pStyle w:val="FirstParagraph"/>
+      </w:pPr>
+      <w:r>
+        <w:t xml:space="preserve">Add these two lines to your plot as follows:</w:t>
+      </w:r>
+    </w:p>
+    <w:p>
+      <w:pPr>
+        <w:pStyle w:val="SourceCode"/>
+      </w:pPr>
+      <w:r>
+        <w:rPr>
+          <w:rStyle w:val="NormalTok"/>
+        </w:rPr>
+        <w:t xml:space="preserve">engel_qr_plot </w:t>
+      </w:r>
+      <w:r>
+        <w:rPr>
+          <w:rStyle w:val="OtherTok"/>
+        </w:rPr>
+        <w:t xml:space="preserve">&lt;-</w:t>
+      </w:r>
+      <w:r>
+        <w:rPr>
+          <w:rStyle w:val="NormalTok"/>
+        </w:rPr>
+        <w:t xml:space="preserve"> engel_50_plot </w:t>
+      </w:r>
+      <w:r>
+        <w:rPr>
+          <w:rStyle w:val="SpecialCharTok"/>
+        </w:rPr>
+        <w:t xml:space="preserve">+</w:t>
+      </w:r>
+      <w:r>
+        <w:rPr>
+          <w:rStyle w:val="NormalTok"/>
+        </w:rPr>
+        <w:t xml:space="preserve"> </w:t>
+      </w:r>
+      <w:r>
+        <w:br/>
+      </w:r>
+      <w:r>
+        <w:rPr>
+          <w:rStyle w:val="NormalTok"/>
+        </w:rPr>
+        <w:t xml:space="preserve">  </w:t>
+      </w:r>
+      <w:r>
+        <w:br/>
+      </w:r>
+      <w:r>
+        <w:rPr>
+          <w:rStyle w:val="NormalTok"/>
+        </w:rPr>
+        <w:t xml:space="preserve">  </w:t>
+      </w:r>
+      <w:r>
+        <w:rPr>
+          <w:rStyle w:val="CommentTok"/>
+        </w:rPr>
+        <w:t xml:space="preserve"># Add line for tau = 0.1</w:t>
+      </w:r>
+      <w:r>
+        <w:br/>
+      </w:r>
+      <w:r>
+        <w:rPr>
+          <w:rStyle w:val="NormalTok"/>
+        </w:rPr>
+        <w:t xml:space="preserve">  </w:t>
+      </w:r>
+      <w:r>
+        <w:rPr>
+          <w:rStyle w:val="FunctionTok"/>
+        </w:rPr>
+        <w:t xml:space="preserve">geom_abline</w:t>
+      </w:r>
+      <w:r>
+        <w:rPr>
+          <w:rStyle w:val="NormalTok"/>
+        </w:rPr>
+        <w:t xml:space="preserve">(</w:t>
+      </w:r>
+      <w:r>
+        <w:rPr>
+          <w:rStyle w:val="AttributeTok"/>
+        </w:rPr>
+        <w:t xml:space="preserve">intercept =</w:t>
+      </w:r>
+      <w:r>
+        <w:rPr>
+          <w:rStyle w:val="NormalTok"/>
+        </w:rPr>
+        <w:t xml:space="preserve"> </w:t>
+      </w:r>
+      <w:r>
+        <w:rPr>
+          <w:rStyle w:val="FunctionTok"/>
+        </w:rPr>
+        <w:t xml:space="preserve">coef</w:t>
+      </w:r>
+      <w:r>
+        <w:rPr>
+          <w:rStyle w:val="NormalTok"/>
+        </w:rPr>
+        <w:t xml:space="preserve">(engel_qr)[[</w:t>
+      </w:r>
+      <w:r>
+        <w:rPr>
+          <w:rStyle w:val="StringTok"/>
+        </w:rPr>
+        <w:t xml:space="preserve">"(Intercept)"</w:t>
+      </w:r>
+      <w:r>
+        <w:rPr>
+          <w:rStyle w:val="NormalTok"/>
+        </w:rPr>
+        <w:t xml:space="preserve">, </w:t>
+      </w:r>
+      <w:r>
+        <w:rPr>
+          <w:rStyle w:val="StringTok"/>
+        </w:rPr>
+        <w:t xml:space="preserve">"tau= 0.1"</w:t>
+      </w:r>
+      <w:r>
+        <w:rPr>
+          <w:rStyle w:val="NormalTok"/>
+        </w:rPr>
+        <w:t xml:space="preserve">]],</w:t>
+      </w:r>
+      <w:r>
+        <w:br/>
+      </w:r>
+      <w:r>
+        <w:rPr>
+          <w:rStyle w:val="NormalTok"/>
+        </w:rPr>
+        <w:t xml:space="preserve">              </w:t>
+      </w:r>
+      <w:r>
+        <w:rPr>
+          <w:rStyle w:val="AttributeTok"/>
+        </w:rPr>
+        <w:t xml:space="preserve">slope =</w:t>
+      </w:r>
+      <w:r>
+        <w:rPr>
+          <w:rStyle w:val="NormalTok"/>
+        </w:rPr>
+        <w:t xml:space="preserve"> </w:t>
+      </w:r>
+      <w:r>
+        <w:rPr>
+          <w:rStyle w:val="FunctionTok"/>
+        </w:rPr>
+        <w:t xml:space="preserve">coef</w:t>
+      </w:r>
+      <w:r>
+        <w:rPr>
+          <w:rStyle w:val="NormalTok"/>
+        </w:rPr>
+        <w:t xml:space="preserve">(engel_qr)[[</w:t>
+      </w:r>
+      <w:r>
+        <w:rPr>
+          <w:rStyle w:val="StringTok"/>
+        </w:rPr>
+        <w:t xml:space="preserve">"income"</w:t>
+      </w:r>
+      <w:r>
+        <w:rPr>
+          <w:rStyle w:val="NormalTok"/>
+        </w:rPr>
+        <w:t xml:space="preserve">, </w:t>
+      </w:r>
+      <w:r>
+        <w:rPr>
+          <w:rStyle w:val="StringTok"/>
+        </w:rPr>
+        <w:t xml:space="preserve">"tau= 0.1"</w:t>
+      </w:r>
+      <w:r>
+        <w:rPr>
+          <w:rStyle w:val="NormalTok"/>
+        </w:rPr>
+        <w:t xml:space="preserve">]], </w:t>
+      </w:r>
+      <w:r>
+        <w:br/>
+      </w:r>
+      <w:r>
+        <w:rPr>
+          <w:rStyle w:val="NormalTok"/>
+        </w:rPr>
+        <w:t xml:space="preserve">              </w:t>
+      </w:r>
+      <w:r>
+        <w:rPr>
+          <w:rStyle w:val="AttributeTok"/>
+        </w:rPr>
+        <w:t xml:space="preserve">colour =</w:t>
+      </w:r>
+      <w:r>
+        <w:rPr>
+          <w:rStyle w:val="NormalTok"/>
+        </w:rPr>
+        <w:t xml:space="preserve"> </w:t>
+      </w:r>
+      <w:r>
+        <w:rPr>
+          <w:rStyle w:val="StringTok"/>
+        </w:rPr>
+        <w:t xml:space="preserve">"red"</w:t>
+      </w:r>
+      <w:r>
+        <w:rPr>
+          <w:rStyle w:val="NormalTok"/>
+        </w:rPr>
+        <w:t xml:space="preserve">) </w:t>
+      </w:r>
+      <w:r>
+        <w:rPr>
+          <w:rStyle w:val="SpecialCharTok"/>
+        </w:rPr>
+        <w:t xml:space="preserve">+</w:t>
+      </w:r>
+      <w:r>
+        <w:rPr>
+          <w:rStyle w:val="NormalTok"/>
+        </w:rPr>
+        <w:t xml:space="preserve"> </w:t>
+      </w:r>
+      <w:r>
+        <w:br/>
+      </w:r>
+      <w:r>
+        <w:rPr>
+          <w:rStyle w:val="NormalTok"/>
+        </w:rPr>
+        <w:t xml:space="preserve">  </w:t>
+      </w:r>
+      <w:r>
+        <w:br/>
+      </w:r>
+      <w:r>
+        <w:rPr>
+          <w:rStyle w:val="NormalTok"/>
+        </w:rPr>
+        <w:t xml:space="preserve">  </w:t>
+      </w:r>
+      <w:r>
+        <w:rPr>
+          <w:rStyle w:val="CommentTok"/>
+        </w:rPr>
+        <w:t xml:space="preserve"># Add line for tau = 0.9</w:t>
+      </w:r>
+      <w:r>
+        <w:br/>
+      </w:r>
+      <w:r>
+        <w:rPr>
+          <w:rStyle w:val="NormalTok"/>
+        </w:rPr>
+        <w:t xml:space="preserve">  </w:t>
+      </w:r>
+      <w:r>
+        <w:rPr>
+          <w:rStyle w:val="FunctionTok"/>
+        </w:rPr>
+        <w:t xml:space="preserve">geom_abline</w:t>
+      </w:r>
+      <w:r>
+        <w:rPr>
+          <w:rStyle w:val="NormalTok"/>
+        </w:rPr>
+        <w:t xml:space="preserve">(</w:t>
+      </w:r>
+      <w:r>
+        <w:rPr>
+          <w:rStyle w:val="AttributeTok"/>
+        </w:rPr>
+        <w:t xml:space="preserve">intercept =</w:t>
+      </w:r>
+      <w:r>
+        <w:rPr>
+          <w:rStyle w:val="NormalTok"/>
+        </w:rPr>
+        <w:t xml:space="preserve"> </w:t>
+      </w:r>
+      <w:r>
+        <w:rPr>
+          <w:rStyle w:val="FunctionTok"/>
+        </w:rPr>
+        <w:t xml:space="preserve">coef</w:t>
+      </w:r>
+      <w:r>
+        <w:rPr>
+          <w:rStyle w:val="NormalTok"/>
+        </w:rPr>
+        <w:t xml:space="preserve">(engel_qr)[[</w:t>
+      </w:r>
+      <w:r>
+        <w:rPr>
+          <w:rStyle w:val="StringTok"/>
+        </w:rPr>
+        <w:t xml:space="preserve">"(Intercept)"</w:t>
+      </w:r>
+      <w:r>
+        <w:rPr>
+          <w:rStyle w:val="NormalTok"/>
+        </w:rPr>
+        <w:t xml:space="preserve">, </w:t>
+      </w:r>
+      <w:r>
+        <w:rPr>
+          <w:rStyle w:val="StringTok"/>
+        </w:rPr>
+        <w:t xml:space="preserve">"tau= 0.9"</w:t>
+      </w:r>
+      <w:r>
+        <w:rPr>
+          <w:rStyle w:val="NormalTok"/>
+        </w:rPr>
+        <w:t xml:space="preserve">]],</w:t>
+      </w:r>
+      <w:r>
+        <w:br/>
+      </w:r>
+      <w:r>
+        <w:rPr>
+          <w:rStyle w:val="NormalTok"/>
+        </w:rPr>
+        <w:t xml:space="preserve">              </w:t>
+      </w:r>
+      <w:r>
+        <w:rPr>
+          <w:rStyle w:val="AttributeTok"/>
+        </w:rPr>
+        <w:t xml:space="preserve">slope =</w:t>
+      </w:r>
+      <w:r>
+        <w:rPr>
+          <w:rStyle w:val="NormalTok"/>
+        </w:rPr>
+        <w:t xml:space="preserve"> </w:t>
+      </w:r>
+      <w:r>
+        <w:rPr>
+          <w:rStyle w:val="FunctionTok"/>
+        </w:rPr>
+        <w:t xml:space="preserve">coef</w:t>
+      </w:r>
+      <w:r>
+        <w:rPr>
+          <w:rStyle w:val="NormalTok"/>
+        </w:rPr>
+        <w:t xml:space="preserve">(engel_qr)[[</w:t>
+      </w:r>
+      <w:r>
+        <w:rPr>
+          <w:rStyle w:val="StringTok"/>
+        </w:rPr>
+        <w:t xml:space="preserve">"income"</w:t>
+      </w:r>
+      <w:r>
+        <w:rPr>
+          <w:rStyle w:val="NormalTok"/>
+        </w:rPr>
+        <w:t xml:space="preserve">, </w:t>
+      </w:r>
+      <w:r>
+        <w:rPr>
+          <w:rStyle w:val="StringTok"/>
+        </w:rPr>
+        <w:t xml:space="preserve">"tau= 0.9"</w:t>
+      </w:r>
+      <w:r>
+        <w:rPr>
+          <w:rStyle w:val="NormalTok"/>
+        </w:rPr>
+        <w:t xml:space="preserve">]], </w:t>
+      </w:r>
+      <w:r>
+        <w:br/>
+      </w:r>
+      <w:r>
+        <w:rPr>
+          <w:rStyle w:val="NormalTok"/>
+        </w:rPr>
+        <w:t xml:space="preserve">              </w:t>
+      </w:r>
+      <w:r>
+        <w:rPr>
+          <w:rStyle w:val="AttributeTok"/>
+        </w:rPr>
+        <w:t xml:space="preserve">colour =</w:t>
+      </w:r>
+      <w:r>
+        <w:rPr>
+          <w:rStyle w:val="NormalTok"/>
+        </w:rPr>
+        <w:t xml:space="preserve"> </w:t>
+      </w:r>
+      <w:r>
+        <w:rPr>
+          <w:rStyle w:val="StringTok"/>
+        </w:rPr>
+        <w:t xml:space="preserve">"red"</w:t>
+      </w:r>
+      <w:r>
+        <w:rPr>
+          <w:rStyle w:val="NormalTok"/>
+        </w:rPr>
+        <w:t xml:space="preserve">)</w:t>
+      </w:r>
+      <w:r>
+        <w:br/>
+      </w:r>
+      <w:r>
+        <w:br/>
+      </w:r>
+      <w:r>
+        <w:rPr>
+          <w:rStyle w:val="NormalTok"/>
+        </w:rPr>
+        <w:t xml:space="preserve">engel_qr_plot</w:t>
+      </w:r>
+    </w:p>
+    <w:p>
+      <w:pPr>
+        <w:pStyle w:val="FirstParagraph"/>
+      </w:pPr>
+      <w:r>
+        <w:t xml:space="preserve">The quantile regression lines show us that the spread of food expenditure increases as income increases—i.e., income constrains food spending more strongly for the poorest households. Those with the highest proportional food expenditure increase their food spend more as income increases (i.e., they can use more of their discretionary budget).</w:t>
+      </w:r>
+    </w:p>
+    <w:bookmarkEnd w:id="35"/>
+    <w:bookmarkStart w:id="43" w:name="compare-across-quantiles"/>
+    <w:p>
+      <w:pPr>
+        <w:pStyle w:val="Heading2"/>
+      </w:pPr>
+      <w:r>
+        <w:t xml:space="preserve">3.5 Compare across quantiles</w:t>
+      </w:r>
+    </w:p>
+    <w:p>
+      <w:pPr>
+        <w:pStyle w:val="FirstParagraph"/>
+      </w:pPr>
+      <w:r>
+        <w:t xml:space="preserve">Finally, let’s explore whether there are statistical differences between the quantiles. We can compare whether the slopes are different across quantiles using the</w:t>
+      </w:r>
+      <w:r>
+        <w:t xml:space="preserve"> </w:t>
+      </w:r>
+      <w:r>
+        <w:rPr>
+          <w:rStyle w:val="VerbatimChar"/>
+        </w:rPr>
+        <w:t xml:space="preserve">anova()</w:t>
+      </w:r>
+      <w:r>
+        <w:t xml:space="preserve"> </w:t>
+      </w:r>
+      <w:r>
+        <w:t xml:space="preserve">function. This asks whether the predictors have a similar relationship with the outcome variable across quantiles:</w:t>
+      </w:r>
+    </w:p>
+    <w:p>
+      <w:pPr>
+        <w:pStyle w:val="SourceCode"/>
+      </w:pPr>
+      <w:r>
+        <w:rPr>
+          <w:rStyle w:val="CommentTok"/>
+        </w:rPr>
+        <w:t xml:space="preserve"># Compare </w:t>
+      </w:r>
+      <w:r>
+        <w:br/>
+      </w:r>
+      <w:r>
+        <w:rPr>
+          <w:rStyle w:val="FunctionTok"/>
+        </w:rPr>
+        <w:t xml:space="preserve">anova</w:t>
+      </w:r>
+      <w:r>
+        <w:rPr>
+          <w:rStyle w:val="NormalTok"/>
+        </w:rPr>
+        <w:t xml:space="preserve">(engel_qr)</w:t>
+      </w:r>
+    </w:p>
+    <w:p>
+      <w:pPr>
+        <w:pStyle w:val="FirstParagraph"/>
+      </w:pPr>
+      <w:r>
+        <w:t xml:space="preserve">We can also inspect how different individual coefficients change across quantiles. This is particularly helpful when you have multiple predictors in your regression model, which may not always change in the same ways across the distribution. To demonstrate, let’s see how both the intercept and income coefficients change across the distribution.</w:t>
+      </w:r>
+    </w:p>
+    <w:p>
+      <w:pPr>
+        <w:pStyle w:val="SourceCode"/>
+      </w:pPr>
+      <w:r>
+        <w:rPr>
+          <w:rStyle w:val="CommentTok"/>
+        </w:rPr>
+        <w:t xml:space="preserve"># Refit at each .1 quantile</w:t>
+      </w:r>
+      <w:r>
+        <w:br/>
+      </w:r>
+      <w:r>
+        <w:rPr>
+          <w:rStyle w:val="NormalTok"/>
+        </w:rPr>
+        <w:t xml:space="preserve">engel_cent </w:t>
+      </w:r>
+      <w:r>
+        <w:rPr>
+          <w:rStyle w:val="OtherTok"/>
+        </w:rPr>
+        <w:t xml:space="preserve">&lt;-</w:t>
+      </w:r>
+      <w:r>
+        <w:rPr>
+          <w:rStyle w:val="NormalTok"/>
+        </w:rPr>
+        <w:t xml:space="preserve"> </w:t>
+      </w:r>
+      <w:r>
+        <w:rPr>
+          <w:rStyle w:val="FunctionTok"/>
+        </w:rPr>
+        <w:t xml:space="preserve">rq</w:t>
+      </w:r>
+      <w:r>
+        <w:rPr>
+          <w:rStyle w:val="NormalTok"/>
+        </w:rPr>
+        <w:t xml:space="preserve">(foodexp </w:t>
+      </w:r>
+      <w:r>
+        <w:rPr>
+          <w:rStyle w:val="SpecialCharTok"/>
+        </w:rPr>
+        <w:t xml:space="preserve">~</w:t>
+      </w:r>
+      <w:r>
+        <w:rPr>
+          <w:rStyle w:val="NormalTok"/>
+        </w:rPr>
+        <w:t xml:space="preserve"> income, </w:t>
+      </w:r>
+      <w:r>
+        <w:rPr>
+          <w:rStyle w:val="AttributeTok"/>
+        </w:rPr>
+        <w:t xml:space="preserve">tau =</w:t>
+      </w:r>
+      <w:r>
+        <w:rPr>
+          <w:rStyle w:val="NormalTok"/>
+        </w:rPr>
+        <w:t xml:space="preserve"> </w:t>
+      </w:r>
+      <w:r>
+        <w:rPr>
+          <w:rStyle w:val="FunctionTok"/>
+        </w:rPr>
+        <w:t xml:space="preserve">seq</w:t>
+      </w:r>
+      <w:r>
+        <w:rPr>
+          <w:rStyle w:val="NormalTok"/>
+        </w:rPr>
+        <w:t xml:space="preserve">(</w:t>
+      </w:r>
+      <w:r>
+        <w:rPr>
+          <w:rStyle w:val="FloatTok"/>
+        </w:rPr>
+        <w:t xml:space="preserve">0.1</w:t>
+      </w:r>
+      <w:r>
+        <w:rPr>
+          <w:rStyle w:val="NormalTok"/>
+        </w:rPr>
+        <w:t xml:space="preserve">, </w:t>
+      </w:r>
+      <w:r>
+        <w:rPr>
+          <w:rStyle w:val="FloatTok"/>
+        </w:rPr>
+        <w:t xml:space="preserve">0.9</w:t>
+      </w:r>
+      <w:r>
+        <w:rPr>
+          <w:rStyle w:val="NormalTok"/>
+        </w:rPr>
+        <w:t xml:space="preserve">, </w:t>
+      </w:r>
+      <w:r>
+        <w:rPr>
+          <w:rStyle w:val="FloatTok"/>
+        </w:rPr>
+        <w:t xml:space="preserve">0.1</w:t>
+      </w:r>
+      <w:r>
+        <w:rPr>
+          <w:rStyle w:val="NormalTok"/>
+        </w:rPr>
+        <w:t xml:space="preserve">), </w:t>
+      </w:r>
+      <w:r>
+        <w:rPr>
+          <w:rStyle w:val="AttributeTok"/>
+        </w:rPr>
+        <w:t xml:space="preserve">data =</w:t>
+      </w:r>
+      <w:r>
+        <w:rPr>
+          <w:rStyle w:val="NormalTok"/>
+        </w:rPr>
+        <w:t xml:space="preserve"> engel)</w:t>
+      </w:r>
+      <w:r>
+        <w:br/>
+      </w:r>
+      <w:r>
+        <w:br/>
+      </w:r>
+      <w:r>
+        <w:rPr>
+          <w:rStyle w:val="CommentTok"/>
+        </w:rPr>
+        <w:t xml:space="preserve"># Plot summary</w:t>
+      </w:r>
+      <w:r>
+        <w:br/>
+      </w:r>
+      <w:r>
+        <w:rPr>
+          <w:rStyle w:val="FunctionTok"/>
+        </w:rPr>
+        <w:t xml:space="preserve">plot</w:t>
+      </w:r>
+      <w:r>
+        <w:rPr>
+          <w:rStyle w:val="NormalTok"/>
+        </w:rPr>
+        <w:t xml:space="preserve">(</w:t>
+      </w:r>
+      <w:r>
+        <w:rPr>
+          <w:rStyle w:val="FunctionTok"/>
+        </w:rPr>
+        <w:t xml:space="preserve">summary</w:t>
+      </w:r>
+      <w:r>
+        <w:rPr>
+          <w:rStyle w:val="NormalTok"/>
+        </w:rPr>
+        <w:t xml:space="preserve">(engel_cent))</w:t>
+      </w:r>
+    </w:p>
+    <w:p>
+      <w:pPr>
+        <w:pStyle w:val="FirstParagraph"/>
+      </w:pPr>
+      <w:r>
+        <w:t xml:space="preserve">Calling</w:t>
+      </w:r>
+      <w:r>
+        <w:t xml:space="preserve"> </w:t>
+      </w:r>
+      <w:r>
+        <w:rPr>
+          <w:rStyle w:val="VerbatimChar"/>
+        </w:rPr>
+        <w:t xml:space="preserve">summary()</w:t>
+      </w:r>
+      <w:r>
+        <w:t xml:space="preserve"> </w:t>
+      </w:r>
+      <w:r>
+        <w:t xml:space="preserve">within the plot object allows us to plot confidence intervals around each estimate. The red lines mark the estimates from the regular (ordinary least squares) regression model. We can see, for example, that the coefficient estimate for income increases across the quantiles, and that neither the very lowest (0.1) or higher quantile (&gt;.6) estimates overlap with those from the linear model.</w:t>
+      </w:r>
+    </w:p>
+    <w:p>
+      <w:pPr>
+        <w:pStyle w:val="BodyText"/>
+      </w:pPr>
+      <w:r>
+        <w:t xml:space="preserve">You might also have encountered a warning about the solution being nonunique. You can look up this warning online, but the general gist is that it isn’t a problem of concern (e.g.,</w:t>
+      </w:r>
+      <w:r>
+        <w:t xml:space="preserve"> </w:t>
+      </w:r>
+      <w:hyperlink r:id="rId36">
+        <w:r>
+          <w:rPr>
+            <w:rStyle w:val="Hyperlink"/>
+          </w:rPr>
+          <w:t xml:space="preserve">this response</w:t>
+        </w:r>
+      </w:hyperlink>
+      <w:r>
+        <w:t xml:space="preserve"> </w:t>
+      </w:r>
+      <w:r>
+        <w:t xml:space="preserve">from Roger Koenker).</w:t>
+      </w:r>
+    </w:p>
     <w:p>
       <w:r>
         <w:pict>
@@ -1708,18 +2834,18 @@
                 <wp:inline>
                   <wp:extent cx="152400" cy="152400"/>
                   <wp:effectExtent b="0" l="0" r="0" t="0"/>
-                  <wp:docPr descr="" title="" id="29" name="Picture"/>
+                  <wp:docPr descr="" title="" id="38" name="Picture"/>
                   <a:graphic>
                     <a:graphicData uri="http://schemas.openxmlformats.org/drawingml/2006/picture">
                       <pic:pic>
                         <pic:nvPicPr>
-                          <pic:cNvPr descr="C:\Users\elj504\AppData\Local\Programs\Quarto\share\formats\docx\tip.png" id="30" name="Picture"/>
+                          <pic:cNvPr descr="C:\Users\elj504\AppData\Local\Programs\Quarto\share\formats\docx\tip.png" id="39" name="Picture"/>
                           <pic:cNvPicPr>
                             <a:picLocks noChangeArrowheads="1" noChangeAspect="1"/>
                           </pic:cNvPicPr>
                         </pic:nvPicPr>
                         <pic:blipFill>
-                          <a:blip r:embed="rId26"/>
+                          <a:blip r:embed="rId37"/>
                           <a:stretch>
                             <a:fillRect/>
                           </a:stretch>
@@ -1791,18 +2917,18 @@
                 <wp:inline>
                   <wp:extent cx="2162175" cy="1548995"/>
                   <wp:effectExtent b="0" l="0" r="0" t="0"/>
-                  <wp:docPr descr="" title="" id="32" name="Picture"/>
+                  <wp:docPr descr="" title="" id="41" name="Picture"/>
                   <a:graphic>
                     <a:graphicData uri="http://schemas.openxmlformats.org/drawingml/2006/picture">
                       <pic:pic>
                         <pic:nvPicPr>
-                          <pic:cNvPr descr="images/break.png" id="33" name="Picture"/>
+                          <pic:cNvPr descr="images/break.png" id="42" name="Picture"/>
                           <pic:cNvPicPr>
                             <a:picLocks noChangeArrowheads="1" noChangeAspect="1"/>
                           </pic:cNvPicPr>
                         </pic:nvPicPr>
                         <pic:blipFill>
-                          <a:blip r:embed="rId31"/>
+                          <a:blip r:embed="rId40"/>
                           <a:stretch>
                             <a:fillRect/>
                           </a:stretch>
@@ -1839,9 +2965,9 @@
         </w:pict>
       </w:r>
     </w:p>
-    <w:bookmarkEnd w:id="34"/>
-    <w:bookmarkEnd w:id="35"/>
-    <w:bookmarkStart w:id="37" w:name="part-b-apply-your-knowledge"/>
+    <w:bookmarkEnd w:id="43"/>
+    <w:bookmarkEnd w:id="44"/>
+    <w:bookmarkStart w:id="50" w:name="part-b-apply-your-knowledge"/>
     <w:p>
       <w:pPr>
         <w:pStyle w:val="Heading1"/>
@@ -1850,7 +2976,7 @@
         <w:t xml:space="preserve">4. Part B: Apply your knowledge</w:t>
       </w:r>
     </w:p>
-    <w:bookmarkStart w:id="36" w:name="introduction-to-the-dataset-1"/>
+    <w:bookmarkStart w:id="48" w:name="introduction-to-the-dataset-1"/>
     <w:p>
       <w:pPr>
         <w:pStyle w:val="Heading2"/>
@@ -1864,11 +2990,2830 @@
         <w:pStyle w:val="FirstParagraph"/>
       </w:pPr>
       <w:r>
-        <w:rPr>
-          <w:i/>
-          <w:iCs/>
-        </w:rPr>
-        <w:t xml:space="preserve">[Structure as above]</w:t>
+        <w:t xml:space="preserve">We can now apply our skills to a new dataset. We will use a dataset that I collected as part of a reading comprehension project at Lancaster University (</w:t>
+      </w:r>
+      <w:hyperlink r:id="rId45">
+        <w:r>
+          <w:rPr>
+            <w:rStyle w:val="Hyperlink"/>
+          </w:rPr>
+          <w:t xml:space="preserve">James et al., 2021</w:t>
+        </w:r>
+      </w:hyperlink>
+      <w:r>
+        <w:t xml:space="preserve">). We measured several language and cognitive abilities in children to understand the predictors of reading comprehension at different ages.</w:t>
+      </w:r>
+    </w:p>
+    <w:p>
+      <w:pPr>
+        <w:pStyle w:val="BodyText"/>
+      </w:pPr>
+      <w:r>
+        <w:t xml:space="preserve">Today we will test a core aspect of the Simple View of Reading: that successful reading comprehension is a product of both reading accuracy and language comprehension skills. While reading accuracy is a major constraint for beginning readers, we expect it to account for less variance in more skilled readers once those skills are fluent. In turn, variability in language skills might come to account for more of the variability in reading comprehension. We will look at how these two predictor variables—reading accuracy and language (vocabulary)—predict reading comprehension for different individuals.</w:t>
+      </w:r>
+    </w:p>
+    <w:p>
+      <w:pPr>
+        <w:pStyle w:val="BodyText"/>
+      </w:pPr>
+      <w:r>
+        <w:t xml:space="preserve">Use the code below to load the data from the</w:t>
+      </w:r>
+      <w:r>
+        <w:t xml:space="preserve"> </w:t>
+      </w:r>
+      <w:hyperlink r:id="rId46">
+        <w:r>
+          <w:rPr>
+            <w:rStyle w:val="Hyperlink"/>
+          </w:rPr>
+          <w:t xml:space="preserve">Open Science Framework</w:t>
+        </w:r>
+      </w:hyperlink>
+      <w:r>
+        <w:t xml:space="preserve">, and select a subset of data for today. We will focus on the Year 8 data only (age 12-13 years), and select/rename a few key variables to make it easier to work with.</w:t>
+      </w:r>
+    </w:p>
+    <w:p>
+      <w:pPr>
+        <w:pStyle w:val="SourceCode"/>
+      </w:pPr>
+      <w:r>
+        <w:rPr>
+          <w:rStyle w:val="NormalTok"/>
+        </w:rPr>
+        <w:t xml:space="preserve">read_dat </w:t>
+      </w:r>
+      <w:r>
+        <w:rPr>
+          <w:rStyle w:val="OtherTok"/>
+        </w:rPr>
+        <w:t xml:space="preserve">&lt;-</w:t>
+      </w:r>
+      <w:r>
+        <w:rPr>
+          <w:rStyle w:val="NormalTok"/>
+        </w:rPr>
+        <w:t xml:space="preserve"> </w:t>
+      </w:r>
+      <w:r>
+        <w:rPr>
+          <w:rStyle w:val="FunctionTok"/>
+        </w:rPr>
+        <w:t xml:space="preserve">read_csv</w:t>
+      </w:r>
+      <w:r>
+        <w:rPr>
+          <w:rStyle w:val="NormalTok"/>
+        </w:rPr>
+        <w:t xml:space="preserve">(</w:t>
+      </w:r>
+      <w:r>
+        <w:rPr>
+          <w:rStyle w:val="StringTok"/>
+        </w:rPr>
+        <w:t xml:space="preserve">"https://osf.io/xvn5q/?action=download"</w:t>
+      </w:r>
+      <w:r>
+        <w:rPr>
+          <w:rStyle w:val="NormalTok"/>
+        </w:rPr>
+        <w:t xml:space="preserve">) </w:t>
+      </w:r>
+      <w:r>
+        <w:rPr>
+          <w:rStyle w:val="SpecialCharTok"/>
+        </w:rPr>
+        <w:t xml:space="preserve">%&gt;%</w:t>
+      </w:r>
+      <w:r>
+        <w:rPr>
+          <w:rStyle w:val="NormalTok"/>
+        </w:rPr>
+        <w:t xml:space="preserve"> </w:t>
+      </w:r>
+      <w:r>
+        <w:br/>
+      </w:r>
+      <w:r>
+        <w:rPr>
+          <w:rStyle w:val="NormalTok"/>
+        </w:rPr>
+        <w:t xml:space="preserve">  </w:t>
+      </w:r>
+      <w:r>
+        <w:rPr>
+          <w:rStyle w:val="FunctionTok"/>
+        </w:rPr>
+        <w:t xml:space="preserve">filter</w:t>
+      </w:r>
+      <w:r>
+        <w:rPr>
+          <w:rStyle w:val="NormalTok"/>
+        </w:rPr>
+        <w:t xml:space="preserve">(schoolYear </w:t>
+      </w:r>
+      <w:r>
+        <w:rPr>
+          <w:rStyle w:val="SpecialCharTok"/>
+        </w:rPr>
+        <w:t xml:space="preserve">==</w:t>
+      </w:r>
+      <w:r>
+        <w:rPr>
+          <w:rStyle w:val="NormalTok"/>
+        </w:rPr>
+        <w:t xml:space="preserve"> </w:t>
+      </w:r>
+      <w:r>
+        <w:rPr>
+          <w:rStyle w:val="DecValTok"/>
+        </w:rPr>
+        <w:t xml:space="preserve">8</w:t>
+      </w:r>
+      <w:r>
+        <w:rPr>
+          <w:rStyle w:val="NormalTok"/>
+        </w:rPr>
+        <w:t xml:space="preserve">) </w:t>
+      </w:r>
+      <w:r>
+        <w:rPr>
+          <w:rStyle w:val="SpecialCharTok"/>
+        </w:rPr>
+        <w:t xml:space="preserve">%&gt;%</w:t>
+      </w:r>
+      <w:r>
+        <w:rPr>
+          <w:rStyle w:val="NormalTok"/>
+        </w:rPr>
+        <w:t xml:space="preserve"> </w:t>
+      </w:r>
+      <w:r>
+        <w:br/>
+      </w:r>
+      <w:r>
+        <w:rPr>
+          <w:rStyle w:val="NormalTok"/>
+        </w:rPr>
+        <w:t xml:space="preserve">  </w:t>
+      </w:r>
+      <w:r>
+        <w:rPr>
+          <w:rStyle w:val="FunctionTok"/>
+        </w:rPr>
+        <w:t xml:space="preserve">select</w:t>
+      </w:r>
+      <w:r>
+        <w:rPr>
+          <w:rStyle w:val="NormalTok"/>
+        </w:rPr>
+        <w:t xml:space="preserve">(ID, YARC_comp_ab, readAcc, vocab) </w:t>
+      </w:r>
+      <w:r>
+        <w:rPr>
+          <w:rStyle w:val="SpecialCharTok"/>
+        </w:rPr>
+        <w:t xml:space="preserve">%&gt;%</w:t>
+      </w:r>
+      <w:r>
+        <w:rPr>
+          <w:rStyle w:val="NormalTok"/>
+        </w:rPr>
+        <w:t xml:space="preserve"> </w:t>
+      </w:r>
+      <w:r>
+        <w:br/>
+      </w:r>
+      <w:r>
+        <w:rPr>
+          <w:rStyle w:val="NormalTok"/>
+        </w:rPr>
+        <w:t xml:space="preserve">  </w:t>
+      </w:r>
+      <w:r>
+        <w:rPr>
+          <w:rStyle w:val="FunctionTok"/>
+        </w:rPr>
+        <w:t xml:space="preserve">set_names</w:t>
+      </w:r>
+      <w:r>
+        <w:rPr>
+          <w:rStyle w:val="NormalTok"/>
+        </w:rPr>
+        <w:t xml:space="preserve">(</w:t>
+      </w:r>
+      <w:r>
+        <w:rPr>
+          <w:rStyle w:val="StringTok"/>
+        </w:rPr>
+        <w:t xml:space="preserve">"ID"</w:t>
+      </w:r>
+      <w:r>
+        <w:rPr>
+          <w:rStyle w:val="NormalTok"/>
+        </w:rPr>
+        <w:t xml:space="preserve">, </w:t>
+      </w:r>
+      <w:r>
+        <w:rPr>
+          <w:rStyle w:val="StringTok"/>
+        </w:rPr>
+        <w:t xml:space="preserve">"read_comp"</w:t>
+      </w:r>
+      <w:r>
+        <w:rPr>
+          <w:rStyle w:val="NormalTok"/>
+        </w:rPr>
+        <w:t xml:space="preserve">, </w:t>
+      </w:r>
+      <w:r>
+        <w:rPr>
+          <w:rStyle w:val="StringTok"/>
+        </w:rPr>
+        <w:t xml:space="preserve">"read_acc"</w:t>
+      </w:r>
+      <w:r>
+        <w:rPr>
+          <w:rStyle w:val="NormalTok"/>
+        </w:rPr>
+        <w:t xml:space="preserve">, </w:t>
+      </w:r>
+      <w:r>
+        <w:rPr>
+          <w:rStyle w:val="StringTok"/>
+        </w:rPr>
+        <w:t xml:space="preserve">"vocab"</w:t>
+      </w:r>
+      <w:r>
+        <w:rPr>
+          <w:rStyle w:val="NormalTok"/>
+        </w:rPr>
+        <w:t xml:space="preserve">)</w:t>
+      </w:r>
+    </w:p>
+    <w:p>
+      <w:pPr>
+        <w:pStyle w:val="FirstParagraph"/>
+      </w:pPr>
+      <w:r>
+        <w:t xml:space="preserve">Use R code to characterise the dataset, answering the following questions:</w:t>
+      </w:r>
+    </w:p>
+    <w:p>
+      <w:pPr>
+        <w:pStyle w:val="Compact"/>
+        <w:numPr>
+          <w:ilvl w:val="0"/>
+          <w:numId w:val="1003"/>
+        </w:numPr>
+      </w:pPr>
+      <w:r>
+        <w:t xml:space="preserve">How many pupils were included in the sample?</w:t>
+      </w:r>
+    </w:p>
+    <w:p>
+      <w:pPr>
+        <w:pStyle w:val="Compact"/>
+        <w:numPr>
+          <w:ilvl w:val="0"/>
+          <w:numId w:val="1003"/>
+        </w:numPr>
+      </w:pPr>
+      <w:r>
+        <w:t xml:space="preserve">What are the mean, median, and range of scores for our three key variables (</w:t>
+      </w:r>
+      <w:r>
+        <w:rPr>
+          <w:rStyle w:val="VerbatimChar"/>
+        </w:rPr>
+        <w:t xml:space="preserve">read_comp</w:t>
+      </w:r>
+      <w:r>
+        <w:t xml:space="preserve">,</w:t>
+      </w:r>
+      <w:r>
+        <w:t xml:space="preserve"> </w:t>
+      </w:r>
+      <w:r>
+        <w:rPr>
+          <w:rStyle w:val="VerbatimChar"/>
+        </w:rPr>
+        <w:t xml:space="preserve">read_acc</w:t>
+      </w:r>
+      <w:r>
+        <w:t xml:space="preserve">,</w:t>
+      </w:r>
+      <w:r>
+        <w:t xml:space="preserve"> </w:t>
+      </w:r>
+      <w:r>
+        <w:rPr>
+          <w:rStyle w:val="VerbatimChar"/>
+        </w:rPr>
+        <w:t xml:space="preserve">vocab</w:t>
+      </w:r>
+      <w:r>
+        <w:t xml:space="preserve">)?</w:t>
+      </w:r>
+    </w:p>
+    <w:p>
+      <w:pPr>
+        <w:pStyle w:val="Compact"/>
+        <w:numPr>
+          <w:ilvl w:val="0"/>
+          <w:numId w:val="1003"/>
+        </w:numPr>
+      </w:pPr>
+      <w:r>
+        <w:t xml:space="preserve">What does the distribution of reading comprehension scores look like?</w:t>
+      </w:r>
+    </w:p>
+    <w:p>
+      <w:pPr>
+        <w:pStyle w:val="SourceCode"/>
+      </w:pPr>
+      <w:r>
+        <w:rPr>
+          <w:rStyle w:val="CommentTok"/>
+        </w:rPr>
+        <w:t xml:space="preserve"># Many options for summary statistics, e.g., </w:t>
+      </w:r>
+      <w:r>
+        <w:br/>
+      </w:r>
+      <w:r>
+        <w:rPr>
+          <w:rStyle w:val="FunctionTok"/>
+        </w:rPr>
+        <w:t xml:space="preserve">summary</w:t>
+      </w:r>
+      <w:r>
+        <w:rPr>
+          <w:rStyle w:val="NormalTok"/>
+        </w:rPr>
+        <w:t xml:space="preserve">(read_dat)</w:t>
+      </w:r>
+      <w:r>
+        <w:br/>
+      </w:r>
+      <w:r>
+        <w:br/>
+      </w:r>
+      <w:r>
+        <w:rPr>
+          <w:rStyle w:val="CommentTok"/>
+        </w:rPr>
+        <w:t xml:space="preserve"># Distribution</w:t>
+      </w:r>
+      <w:r>
+        <w:br/>
+      </w:r>
+      <w:r>
+        <w:rPr>
+          <w:rStyle w:val="FunctionTok"/>
+        </w:rPr>
+        <w:t xml:space="preserve">hist</w:t>
+      </w:r>
+      <w:r>
+        <w:rPr>
+          <w:rStyle w:val="NormalTok"/>
+        </w:rPr>
+        <w:t xml:space="preserve">(read_dat</w:t>
+      </w:r>
+      <w:r>
+        <w:rPr>
+          <w:rStyle w:val="SpecialCharTok"/>
+        </w:rPr>
+        <w:t xml:space="preserve">$</w:t>
+      </w:r>
+      <w:r>
+        <w:rPr>
+          <w:rStyle w:val="NormalTok"/>
+        </w:rPr>
+        <w:t xml:space="preserve">read_comp)</w:t>
+      </w:r>
+      <w:r>
+        <w:br/>
+      </w:r>
+      <w:r>
+        <w:rPr>
+          <w:rStyle w:val="FunctionTok"/>
+        </w:rPr>
+        <w:t xml:space="preserve">hist</w:t>
+      </w:r>
+      <w:r>
+        <w:rPr>
+          <w:rStyle w:val="NormalTok"/>
+        </w:rPr>
+        <w:t xml:space="preserve">(read_dat</w:t>
+      </w:r>
+      <w:r>
+        <w:rPr>
+          <w:rStyle w:val="SpecialCharTok"/>
+        </w:rPr>
+        <w:t xml:space="preserve">$</w:t>
+      </w:r>
+      <w:r>
+        <w:rPr>
+          <w:rStyle w:val="NormalTok"/>
+        </w:rPr>
+        <w:t xml:space="preserve">read_acc)</w:t>
+      </w:r>
+      <w:r>
+        <w:br/>
+      </w:r>
+      <w:r>
+        <w:rPr>
+          <w:rStyle w:val="FunctionTok"/>
+        </w:rPr>
+        <w:t xml:space="preserve">hist</w:t>
+      </w:r>
+      <w:r>
+        <w:rPr>
+          <w:rStyle w:val="NormalTok"/>
+        </w:rPr>
+        <w:t xml:space="preserve">(read_dat</w:t>
+      </w:r>
+      <w:r>
+        <w:rPr>
+          <w:rStyle w:val="SpecialCharTok"/>
+        </w:rPr>
+        <w:t xml:space="preserve">$</w:t>
+      </w:r>
+      <w:r>
+        <w:rPr>
+          <w:rStyle w:val="NormalTok"/>
+        </w:rPr>
+        <w:t xml:space="preserve">vocab)</w:t>
+      </w:r>
+    </w:p>
+    <w:p>
+      <w:pPr>
+        <w:pStyle w:val="FirstParagraph"/>
+      </w:pPr>
+      <w:r>
+        <w:t xml:space="preserve">When you have multiple predictors in a model, it can be easier to interpret the coefficients if the predictors are on the same scale. We can see that the reading accuracy score has already been standardised (z-scored): it has a mean of 0 and standard deviation of approximately 1 (it was a composite score of several measures). You can</w:t>
+      </w:r>
+      <w:r>
+        <w:t xml:space="preserve"> </w:t>
+      </w:r>
+      <w:hyperlink r:id="rId47">
+        <w:r>
+          <w:rPr>
+            <w:rStyle w:val="Hyperlink"/>
+          </w:rPr>
+          <w:t xml:space="preserve">read more about Z-scores</w:t>
+        </w:r>
+      </w:hyperlink>
+      <w:r>
+        <w:t xml:space="preserve"> </w:t>
+      </w:r>
+      <w:r>
+        <w:t xml:space="preserve">if you have not encountered them before. Let’s do the same to the vocabulary measure:</w:t>
+      </w:r>
+    </w:p>
+    <w:p>
+      <w:pPr>
+        <w:pStyle w:val="SourceCode"/>
+      </w:pPr>
+      <w:r>
+        <w:rPr>
+          <w:rStyle w:val="NormalTok"/>
+        </w:rPr>
+        <w:t xml:space="preserve">read_dat </w:t>
+      </w:r>
+      <w:r>
+        <w:rPr>
+          <w:rStyle w:val="OtherTok"/>
+        </w:rPr>
+        <w:t xml:space="preserve">&lt;-</w:t>
+      </w:r>
+      <w:r>
+        <w:rPr>
+          <w:rStyle w:val="NormalTok"/>
+        </w:rPr>
+        <w:t xml:space="preserve"> read_dat </w:t>
+      </w:r>
+      <w:r>
+        <w:rPr>
+          <w:rStyle w:val="SpecialCharTok"/>
+        </w:rPr>
+        <w:t xml:space="preserve">%&gt;%</w:t>
+      </w:r>
+      <w:r>
+        <w:rPr>
+          <w:rStyle w:val="NormalTok"/>
+        </w:rPr>
+        <w:t xml:space="preserve"> </w:t>
+      </w:r>
+      <w:r>
+        <w:br/>
+      </w:r>
+      <w:r>
+        <w:rPr>
+          <w:rStyle w:val="NormalTok"/>
+        </w:rPr>
+        <w:t xml:space="preserve">  </w:t>
+      </w:r>
+      <w:r>
+        <w:rPr>
+          <w:rStyle w:val="FunctionTok"/>
+        </w:rPr>
+        <w:t xml:space="preserve">mutate</w:t>
+      </w:r>
+      <w:r>
+        <w:rPr>
+          <w:rStyle w:val="NormalTok"/>
+        </w:rPr>
+        <w:t xml:space="preserve">(</w:t>
+      </w:r>
+      <w:r>
+        <w:rPr>
+          <w:rStyle w:val="AttributeTok"/>
+        </w:rPr>
+        <w:t xml:space="preserve">vocab_c =</w:t>
+      </w:r>
+      <w:r>
+        <w:rPr>
+          <w:rStyle w:val="NormalTok"/>
+        </w:rPr>
+        <w:t xml:space="preserve"> </w:t>
+      </w:r>
+      <w:r>
+        <w:rPr>
+          <w:rStyle w:val="FunctionTok"/>
+        </w:rPr>
+        <w:t xml:space="preserve">as.vector</w:t>
+      </w:r>
+      <w:r>
+        <w:rPr>
+          <w:rStyle w:val="NormalTok"/>
+        </w:rPr>
+        <w:t xml:space="preserve">(</w:t>
+      </w:r>
+      <w:r>
+        <w:rPr>
+          <w:rStyle w:val="FunctionTok"/>
+        </w:rPr>
+        <w:t xml:space="preserve">scale</w:t>
+      </w:r>
+      <w:r>
+        <w:rPr>
+          <w:rStyle w:val="NormalTok"/>
+        </w:rPr>
+        <w:t xml:space="preserve">(vocab)))</w:t>
+      </w:r>
+    </w:p>
+    <w:p>
+      <w:pPr>
+        <w:pStyle w:val="FirstParagraph"/>
+      </w:pPr>
+      <w:r>
+        <w:t xml:space="preserve">Note that we have used</w:t>
+      </w:r>
+      <w:r>
+        <w:t xml:space="preserve"> </w:t>
+      </w:r>
+      <w:r>
+        <w:rPr>
+          <w:rStyle w:val="VerbatimChar"/>
+        </w:rPr>
+        <w:t xml:space="preserve">as.vector()</w:t>
+      </w:r>
+      <w:r>
+        <w:t xml:space="preserve"> </w:t>
+      </w:r>
+      <w:r>
+        <w:t xml:space="preserve">to tidy the output into a simple numeric vector in our dataframe. You should now see that our new standardised vocabulary measure,</w:t>
+      </w:r>
+      <w:r>
+        <w:t xml:space="preserve"> </w:t>
+      </w:r>
+      <w:r>
+        <w:rPr>
+          <w:rStyle w:val="VerbatimChar"/>
+        </w:rPr>
+        <w:t xml:space="preserve">vocab_c</w:t>
+      </w:r>
+      <w:r>
+        <w:t xml:space="preserve">, is on a similar scale to the</w:t>
+      </w:r>
+      <w:r>
+        <w:t xml:space="preserve"> </w:t>
+      </w:r>
+      <w:r>
+        <w:rPr>
+          <w:rStyle w:val="VerbatimChar"/>
+        </w:rPr>
+        <w:t xml:space="preserve">read_acc</w:t>
+      </w:r>
+      <w:r>
+        <w:t xml:space="preserve"> </w:t>
+      </w:r>
+      <w:r>
+        <w:t xml:space="preserve">variable.</w:t>
+      </w:r>
+    </w:p>
+    <w:p>
+      <w:pPr>
+        <w:pStyle w:val="BodyText"/>
+      </w:pPr>
+      <w:r>
+        <w:t xml:space="preserve">Then use</w:t>
+      </w:r>
+      <w:r>
+        <w:t xml:space="preserve"> </w:t>
+      </w:r>
+      <w:r>
+        <w:rPr>
+          <w:rStyle w:val="VerbatimChar"/>
+        </w:rPr>
+        <w:t xml:space="preserve">ggplot2</w:t>
+      </w:r>
+      <w:r>
+        <w:t xml:space="preserve"> </w:t>
+      </w:r>
+      <w:r>
+        <w:t xml:space="preserve">to create two base plots. Each should have reading comprehension on the Y-axis, then either the reading accuracy or centred vocabulary measure on the X axis.</w:t>
+      </w:r>
+    </w:p>
+    <w:p>
+      <w:pPr>
+        <w:pStyle w:val="SourceCode"/>
+      </w:pPr>
+      <w:r>
+        <w:rPr>
+          <w:rStyle w:val="CommentTok"/>
+        </w:rPr>
+        <w:t xml:space="preserve"># Plot reading accuracy</w:t>
+      </w:r>
+      <w:r>
+        <w:br/>
+      </w:r>
+      <w:r>
+        <w:rPr>
+          <w:rStyle w:val="NormalTok"/>
+        </w:rPr>
+        <w:t xml:space="preserve">acc_base </w:t>
+      </w:r>
+      <w:r>
+        <w:rPr>
+          <w:rStyle w:val="OtherTok"/>
+        </w:rPr>
+        <w:t xml:space="preserve">&lt;-</w:t>
+      </w:r>
+      <w:r>
+        <w:rPr>
+          <w:rStyle w:val="NormalTok"/>
+        </w:rPr>
+        <w:t xml:space="preserve"> </w:t>
+      </w:r>
+      <w:r>
+        <w:rPr>
+          <w:rStyle w:val="FunctionTok"/>
+        </w:rPr>
+        <w:t xml:space="preserve">ggplot</w:t>
+      </w:r>
+      <w:r>
+        <w:rPr>
+          <w:rStyle w:val="NormalTok"/>
+        </w:rPr>
+        <w:t xml:space="preserve">(read_dat, </w:t>
+      </w:r>
+      <w:r>
+        <w:rPr>
+          <w:rStyle w:val="FunctionTok"/>
+        </w:rPr>
+        <w:t xml:space="preserve">aes</w:t>
+      </w:r>
+      <w:r>
+        <w:rPr>
+          <w:rStyle w:val="NormalTok"/>
+        </w:rPr>
+        <w:t xml:space="preserve">(read_acc, read_comp)) </w:t>
+      </w:r>
+      <w:r>
+        <w:rPr>
+          <w:rStyle w:val="SpecialCharTok"/>
+        </w:rPr>
+        <w:t xml:space="preserve">+</w:t>
+      </w:r>
+      <w:r>
+        <w:rPr>
+          <w:rStyle w:val="NormalTok"/>
+        </w:rPr>
+        <w:t xml:space="preserve"> </w:t>
+      </w:r>
+      <w:r>
+        <w:br/>
+      </w:r>
+      <w:r>
+        <w:rPr>
+          <w:rStyle w:val="NormalTok"/>
+        </w:rPr>
+        <w:t xml:space="preserve">  </w:t>
+      </w:r>
+      <w:r>
+        <w:rPr>
+          <w:rStyle w:val="FunctionTok"/>
+        </w:rPr>
+        <w:t xml:space="preserve">geom_point</w:t>
+      </w:r>
+      <w:r>
+        <w:rPr>
+          <w:rStyle w:val="NormalTok"/>
+        </w:rPr>
+        <w:t xml:space="preserve">() </w:t>
+      </w:r>
+      <w:r>
+        <w:rPr>
+          <w:rStyle w:val="SpecialCharTok"/>
+        </w:rPr>
+        <w:t xml:space="preserve">+</w:t>
+      </w:r>
+      <w:r>
+        <w:rPr>
+          <w:rStyle w:val="NormalTok"/>
+        </w:rPr>
+        <w:t xml:space="preserve"> </w:t>
+      </w:r>
+      <w:r>
+        <w:br/>
+      </w:r>
+      <w:r>
+        <w:rPr>
+          <w:rStyle w:val="NormalTok"/>
+        </w:rPr>
+        <w:t xml:space="preserve">  </w:t>
+      </w:r>
+      <w:r>
+        <w:rPr>
+          <w:rStyle w:val="FunctionTok"/>
+        </w:rPr>
+        <w:t xml:space="preserve">theme_classic</w:t>
+      </w:r>
+      <w:r>
+        <w:rPr>
+          <w:rStyle w:val="NormalTok"/>
+        </w:rPr>
+        <w:t xml:space="preserve">()</w:t>
+      </w:r>
+      <w:r>
+        <w:br/>
+      </w:r>
+      <w:r>
+        <w:br/>
+      </w:r>
+      <w:r>
+        <w:rPr>
+          <w:rStyle w:val="CommentTok"/>
+        </w:rPr>
+        <w:t xml:space="preserve"># Plot vocabulary</w:t>
+      </w:r>
+      <w:r>
+        <w:br/>
+      </w:r>
+      <w:r>
+        <w:rPr>
+          <w:rStyle w:val="NormalTok"/>
+        </w:rPr>
+        <w:t xml:space="preserve">vocab_base </w:t>
+      </w:r>
+      <w:r>
+        <w:rPr>
+          <w:rStyle w:val="OtherTok"/>
+        </w:rPr>
+        <w:t xml:space="preserve">&lt;-</w:t>
+      </w:r>
+      <w:r>
+        <w:rPr>
+          <w:rStyle w:val="NormalTok"/>
+        </w:rPr>
+        <w:t xml:space="preserve"> </w:t>
+      </w:r>
+      <w:r>
+        <w:rPr>
+          <w:rStyle w:val="FunctionTok"/>
+        </w:rPr>
+        <w:t xml:space="preserve">ggplot</w:t>
+      </w:r>
+      <w:r>
+        <w:rPr>
+          <w:rStyle w:val="NormalTok"/>
+        </w:rPr>
+        <w:t xml:space="preserve">(read_dat, </w:t>
+      </w:r>
+      <w:r>
+        <w:rPr>
+          <w:rStyle w:val="FunctionTok"/>
+        </w:rPr>
+        <w:t xml:space="preserve">aes</w:t>
+      </w:r>
+      <w:r>
+        <w:rPr>
+          <w:rStyle w:val="NormalTok"/>
+        </w:rPr>
+        <w:t xml:space="preserve">(vocab_c, read_comp)) </w:t>
+      </w:r>
+      <w:r>
+        <w:rPr>
+          <w:rStyle w:val="SpecialCharTok"/>
+        </w:rPr>
+        <w:t xml:space="preserve">+</w:t>
+      </w:r>
+      <w:r>
+        <w:rPr>
+          <w:rStyle w:val="NormalTok"/>
+        </w:rPr>
+        <w:t xml:space="preserve"> </w:t>
+      </w:r>
+      <w:r>
+        <w:br/>
+      </w:r>
+      <w:r>
+        <w:rPr>
+          <w:rStyle w:val="NormalTok"/>
+        </w:rPr>
+        <w:t xml:space="preserve">  </w:t>
+      </w:r>
+      <w:r>
+        <w:rPr>
+          <w:rStyle w:val="FunctionTok"/>
+        </w:rPr>
+        <w:t xml:space="preserve">geom_point</w:t>
+      </w:r>
+      <w:r>
+        <w:rPr>
+          <w:rStyle w:val="NormalTok"/>
+        </w:rPr>
+        <w:t xml:space="preserve">() </w:t>
+      </w:r>
+      <w:r>
+        <w:rPr>
+          <w:rStyle w:val="SpecialCharTok"/>
+        </w:rPr>
+        <w:t xml:space="preserve">+</w:t>
+      </w:r>
+      <w:r>
+        <w:rPr>
+          <w:rStyle w:val="NormalTok"/>
+        </w:rPr>
+        <w:t xml:space="preserve"> </w:t>
+      </w:r>
+      <w:r>
+        <w:br/>
+      </w:r>
+      <w:r>
+        <w:rPr>
+          <w:rStyle w:val="NormalTok"/>
+        </w:rPr>
+        <w:t xml:space="preserve">  </w:t>
+      </w:r>
+      <w:r>
+        <w:rPr>
+          <w:rStyle w:val="FunctionTok"/>
+        </w:rPr>
+        <w:t xml:space="preserve">theme_classic</w:t>
+      </w:r>
+      <w:r>
+        <w:rPr>
+          <w:rStyle w:val="NormalTok"/>
+        </w:rPr>
+        <w:t xml:space="preserve">()</w:t>
+      </w:r>
+    </w:p>
+    <w:bookmarkEnd w:id="48"/>
+    <w:bookmarkStart w:id="49" w:name="analyse-the-data"/>
+    <w:p>
+      <w:pPr>
+        <w:pStyle w:val="Heading2"/>
+      </w:pPr>
+      <w:r>
+        <w:t xml:space="preserve">4.2 Analyse the data</w:t>
+      </w:r>
+    </w:p>
+    <w:p>
+      <w:pPr>
+        <w:pStyle w:val="FirstParagraph"/>
+      </w:pPr>
+      <w:r>
+        <w:t xml:space="preserve">Use the skills you have learned above to carry out the following tasks:</w:t>
+      </w:r>
+    </w:p>
+    <w:p>
+      <w:pPr>
+        <w:numPr>
+          <w:ilvl w:val="0"/>
+          <w:numId w:val="1004"/>
+        </w:numPr>
+      </w:pPr>
+      <w:r>
+        <w:t xml:space="preserve">Fit an ordinary least squares linear regression model, predicting</w:t>
+      </w:r>
+      <w:r>
+        <w:t xml:space="preserve"> </w:t>
+      </w:r>
+      <w:r>
+        <w:rPr>
+          <w:rStyle w:val="VerbatimChar"/>
+        </w:rPr>
+        <w:t xml:space="preserve">read_comp</w:t>
+      </w:r>
+      <w:r>
+        <w:t xml:space="preserve"> </w:t>
+      </w:r>
+      <w:r>
+        <w:t xml:space="preserve">from your two centred variables</w:t>
+      </w:r>
+      <w:r>
+        <w:t xml:space="preserve"> </w:t>
+      </w:r>
+      <w:r>
+        <w:rPr>
+          <w:rStyle w:val="VerbatimChar"/>
+        </w:rPr>
+        <w:t xml:space="preserve">read_acc</w:t>
+      </w:r>
+      <w:r>
+        <w:t xml:space="preserve"> </w:t>
+      </w:r>
+      <w:r>
+        <w:t xml:space="preserve">and</w:t>
+      </w:r>
+      <w:r>
+        <w:t xml:space="preserve"> </w:t>
+      </w:r>
+      <w:r>
+        <w:rPr>
+          <w:rStyle w:val="VerbatimChar"/>
+        </w:rPr>
+        <w:t xml:space="preserve">vocab_c</w:t>
+      </w:r>
+      <w:r>
+        <w:t xml:space="preserve">.</w:t>
+      </w:r>
+    </w:p>
+    <w:p>
+      <w:pPr>
+        <w:numPr>
+          <w:ilvl w:val="1"/>
+          <w:numId w:val="1005"/>
+        </w:numPr>
+      </w:pPr>
+      <w:r>
+        <w:t xml:space="preserve">What do you infer about the relative contributions (effect sizes) of reading accuracy and vocabulary to successful reading comprehension?</w:t>
+      </w:r>
+    </w:p>
+    <w:p>
+      <w:pPr>
+        <w:numPr>
+          <w:ilvl w:val="1"/>
+          <w:numId w:val="1005"/>
+        </w:numPr>
+      </w:pPr>
+      <w:r>
+        <w:t xml:space="preserve">Interpret the coefficients: How many reading comprehension points are associated with a one SD increase in vocabulary?</w:t>
+      </w:r>
+    </w:p>
+    <w:p>
+      <w:pPr>
+        <w:numPr>
+          <w:ilvl w:val="1"/>
+          <w:numId w:val="1005"/>
+        </w:numPr>
+      </w:pPr>
+      <w:r>
+        <w:t xml:space="preserve">Does this model meet the assumptions for valid inferences?</w:t>
+      </w:r>
+    </w:p>
+    <w:p>
+      <w:pPr>
+        <w:numPr>
+          <w:ilvl w:val="0"/>
+          <w:numId w:val="1004"/>
+        </w:numPr>
+      </w:pPr>
+      <w:r>
+        <w:t xml:space="preserve">Now fit a quantile regression model, modelling variation at the 10th, 50th and 90th percentiles.</w:t>
+      </w:r>
+    </w:p>
+    <w:p>
+      <w:pPr>
+        <w:numPr>
+          <w:ilvl w:val="1"/>
+          <w:numId w:val="1006"/>
+        </w:numPr>
+      </w:pPr>
+      <w:r>
+        <w:t xml:space="preserve">Inspect the results: how do the reading accuracy and vocabulary predictors each vary across quantiles of reading comprehension?</w:t>
+      </w:r>
+    </w:p>
+    <w:p>
+      <w:pPr>
+        <w:numPr>
+          <w:ilvl w:val="1"/>
+          <w:numId w:val="1006"/>
+        </w:numPr>
+      </w:pPr>
+      <w:r>
+        <w:t xml:space="preserve">Visualise the results by plotting the model object summaries.</w:t>
+      </w:r>
+    </w:p>
+    <w:p>
+      <w:pPr>
+        <w:numPr>
+          <w:ilvl w:val="1"/>
+          <w:numId w:val="1006"/>
+        </w:numPr>
+      </w:pPr>
+      <w:r>
+        <w:t xml:space="preserve">Test whether the slopes are statistically different across quantiles. You will need to add the</w:t>
+      </w:r>
+      <w:r>
+        <w:t xml:space="preserve"> </w:t>
+      </w:r>
+      <w:r>
+        <w:rPr>
+          <w:rStyle w:val="VerbatimChar"/>
+        </w:rPr>
+        <w:t xml:space="preserve">joint = FALSE</w:t>
+      </w:r>
+      <w:r>
+        <w:t xml:space="preserve"> </w:t>
+      </w:r>
+      <w:r>
+        <w:t xml:space="preserve">argument to provide a test of each predictor separately.</w:t>
+      </w:r>
+    </w:p>
+    <w:p>
+      <w:pPr>
+        <w:numPr>
+          <w:ilvl w:val="0"/>
+          <w:numId w:val="1004"/>
+        </w:numPr>
+      </w:pPr>
+      <w:r>
+        <w:t xml:space="preserve">Add the linear and quantile regression lines to your two plots.</w:t>
+      </w:r>
+    </w:p>
+    <w:p>
+      <w:pPr>
+        <w:numPr>
+          <w:ilvl w:val="0"/>
+          <w:numId w:val="1004"/>
+        </w:numPr>
+      </w:pPr>
+      <w:r>
+        <w:t xml:space="preserve">Reflect on the results: what have we learned about struggling readers that we would have missed from the main regression analysis?</w:t>
+      </w:r>
+    </w:p>
+    <w:p>
+      <w:pPr>
+        <w:pStyle w:val="SourceCode"/>
+      </w:pPr>
+      <w:r>
+        <w:rPr>
+          <w:rStyle w:val="CommentTok"/>
+        </w:rPr>
+        <w:t xml:space="preserve"># 1. OLS regression model</w:t>
+      </w:r>
+      <w:r>
+        <w:br/>
+      </w:r>
+      <w:r>
+        <w:rPr>
+          <w:rStyle w:val="DocumentationTok"/>
+        </w:rPr>
+        <w:t xml:space="preserve">## Fit model</w:t>
+      </w:r>
+      <w:r>
+        <w:br/>
+      </w:r>
+      <w:r>
+        <w:rPr>
+          <w:rStyle w:val="NormalTok"/>
+        </w:rPr>
+        <w:t xml:space="preserve">read_lm </w:t>
+      </w:r>
+      <w:r>
+        <w:rPr>
+          <w:rStyle w:val="OtherTok"/>
+        </w:rPr>
+        <w:t xml:space="preserve">&lt;-</w:t>
+      </w:r>
+      <w:r>
+        <w:rPr>
+          <w:rStyle w:val="NormalTok"/>
+        </w:rPr>
+        <w:t xml:space="preserve"> </w:t>
+      </w:r>
+      <w:r>
+        <w:rPr>
+          <w:rStyle w:val="FunctionTok"/>
+        </w:rPr>
+        <w:t xml:space="preserve">lm</w:t>
+      </w:r>
+      <w:r>
+        <w:rPr>
+          <w:rStyle w:val="NormalTok"/>
+        </w:rPr>
+        <w:t xml:space="preserve">(read_comp </w:t>
+      </w:r>
+      <w:r>
+        <w:rPr>
+          <w:rStyle w:val="SpecialCharTok"/>
+        </w:rPr>
+        <w:t xml:space="preserve">~</w:t>
+      </w:r>
+      <w:r>
+        <w:rPr>
+          <w:rStyle w:val="NormalTok"/>
+        </w:rPr>
+        <w:t xml:space="preserve"> read_acc </w:t>
+      </w:r>
+      <w:r>
+        <w:rPr>
+          <w:rStyle w:val="SpecialCharTok"/>
+        </w:rPr>
+        <w:t xml:space="preserve">+</w:t>
+      </w:r>
+      <w:r>
+        <w:rPr>
+          <w:rStyle w:val="NormalTok"/>
+        </w:rPr>
+        <w:t xml:space="preserve"> vocab_c, </w:t>
+      </w:r>
+      <w:r>
+        <w:rPr>
+          <w:rStyle w:val="AttributeTok"/>
+        </w:rPr>
+        <w:t xml:space="preserve">data =</w:t>
+      </w:r>
+      <w:r>
+        <w:rPr>
+          <w:rStyle w:val="NormalTok"/>
+        </w:rPr>
+        <w:t xml:space="preserve"> read_dat)</w:t>
+      </w:r>
+      <w:r>
+        <w:br/>
+      </w:r>
+      <w:r>
+        <w:br/>
+      </w:r>
+      <w:r>
+        <w:rPr>
+          <w:rStyle w:val="DocumentationTok"/>
+        </w:rPr>
+        <w:t xml:space="preserve">## Interpret - vocab better predictor, 1SD associated with 4.37 increase</w:t>
+      </w:r>
+      <w:r>
+        <w:br/>
+      </w:r>
+      <w:r>
+        <w:rPr>
+          <w:rStyle w:val="FunctionTok"/>
+        </w:rPr>
+        <w:t xml:space="preserve">summary</w:t>
+      </w:r>
+      <w:r>
+        <w:rPr>
+          <w:rStyle w:val="NormalTok"/>
+        </w:rPr>
+        <w:t xml:space="preserve">(read_lm)</w:t>
+      </w:r>
+      <w:r>
+        <w:br/>
+      </w:r>
+      <w:r>
+        <w:br/>
+      </w:r>
+      <w:r>
+        <w:rPr>
+          <w:rStyle w:val="DocumentationTok"/>
+        </w:rPr>
+        <w:t xml:space="preserve">## Model assumptions - some mild indications of heteroscedasticity</w:t>
+      </w:r>
+      <w:r>
+        <w:br/>
+      </w:r>
+      <w:r>
+        <w:rPr>
+          <w:rStyle w:val="FunctionTok"/>
+        </w:rPr>
+        <w:t xml:space="preserve">check_model</w:t>
+      </w:r>
+      <w:r>
+        <w:rPr>
+          <w:rStyle w:val="NormalTok"/>
+        </w:rPr>
+        <w:t xml:space="preserve">(read_lm)</w:t>
+      </w:r>
+      <w:r>
+        <w:br/>
+      </w:r>
+      <w:r>
+        <w:br/>
+      </w:r>
+      <w:r>
+        <w:rPr>
+          <w:rStyle w:val="CommentTok"/>
+        </w:rPr>
+        <w:t xml:space="preserve"># 2. Quantile regression</w:t>
+      </w:r>
+      <w:r>
+        <w:br/>
+      </w:r>
+      <w:r>
+        <w:rPr>
+          <w:rStyle w:val="DocumentationTok"/>
+        </w:rPr>
+        <w:t xml:space="preserve">## Fit model </w:t>
+      </w:r>
+      <w:r>
+        <w:br/>
+      </w:r>
+      <w:r>
+        <w:rPr>
+          <w:rStyle w:val="NormalTok"/>
+        </w:rPr>
+        <w:t xml:space="preserve">read_qr </w:t>
+      </w:r>
+      <w:r>
+        <w:rPr>
+          <w:rStyle w:val="OtherTok"/>
+        </w:rPr>
+        <w:t xml:space="preserve">&lt;-</w:t>
+      </w:r>
+      <w:r>
+        <w:rPr>
+          <w:rStyle w:val="NormalTok"/>
+        </w:rPr>
+        <w:t xml:space="preserve"> </w:t>
+      </w:r>
+      <w:r>
+        <w:rPr>
+          <w:rStyle w:val="FunctionTok"/>
+        </w:rPr>
+        <w:t xml:space="preserve">rq</w:t>
+      </w:r>
+      <w:r>
+        <w:rPr>
+          <w:rStyle w:val="NormalTok"/>
+        </w:rPr>
+        <w:t xml:space="preserve">(read_comp </w:t>
+      </w:r>
+      <w:r>
+        <w:rPr>
+          <w:rStyle w:val="SpecialCharTok"/>
+        </w:rPr>
+        <w:t xml:space="preserve">~</w:t>
+      </w:r>
+      <w:r>
+        <w:rPr>
+          <w:rStyle w:val="NormalTok"/>
+        </w:rPr>
+        <w:t xml:space="preserve"> read_acc </w:t>
+      </w:r>
+      <w:r>
+        <w:rPr>
+          <w:rStyle w:val="SpecialCharTok"/>
+        </w:rPr>
+        <w:t xml:space="preserve">+</w:t>
+      </w:r>
+      <w:r>
+        <w:rPr>
+          <w:rStyle w:val="NormalTok"/>
+        </w:rPr>
+        <w:t xml:space="preserve"> vocab_c, </w:t>
+      </w:r>
+      <w:r>
+        <w:rPr>
+          <w:rStyle w:val="AttributeTok"/>
+        </w:rPr>
+        <w:t xml:space="preserve">tau =</w:t>
+      </w:r>
+      <w:r>
+        <w:rPr>
+          <w:rStyle w:val="NormalTok"/>
+        </w:rPr>
+        <w:t xml:space="preserve"> </w:t>
+      </w:r>
+      <w:r>
+        <w:rPr>
+          <w:rStyle w:val="FunctionTok"/>
+        </w:rPr>
+        <w:t xml:space="preserve">c</w:t>
+      </w:r>
+      <w:r>
+        <w:rPr>
+          <w:rStyle w:val="NormalTok"/>
+        </w:rPr>
+        <w:t xml:space="preserve">(</w:t>
+      </w:r>
+      <w:r>
+        <w:rPr>
+          <w:rStyle w:val="FloatTok"/>
+        </w:rPr>
+        <w:t xml:space="preserve">0.1</w:t>
+      </w:r>
+      <w:r>
+        <w:rPr>
+          <w:rStyle w:val="NormalTok"/>
+        </w:rPr>
+        <w:t xml:space="preserve">, </w:t>
+      </w:r>
+      <w:r>
+        <w:rPr>
+          <w:rStyle w:val="FloatTok"/>
+        </w:rPr>
+        <w:t xml:space="preserve">0.5</w:t>
+      </w:r>
+      <w:r>
+        <w:rPr>
+          <w:rStyle w:val="NormalTok"/>
+        </w:rPr>
+        <w:t xml:space="preserve">, </w:t>
+      </w:r>
+      <w:r>
+        <w:rPr>
+          <w:rStyle w:val="FloatTok"/>
+        </w:rPr>
+        <w:t xml:space="preserve">0.9</w:t>
+      </w:r>
+      <w:r>
+        <w:rPr>
+          <w:rStyle w:val="NormalTok"/>
+        </w:rPr>
+        <w:t xml:space="preserve">),</w:t>
+      </w:r>
+      <w:r>
+        <w:br/>
+      </w:r>
+      <w:r>
+        <w:rPr>
+          <w:rStyle w:val="NormalTok"/>
+        </w:rPr>
+        <w:t xml:space="preserve">              </w:t>
+      </w:r>
+      <w:r>
+        <w:rPr>
+          <w:rStyle w:val="AttributeTok"/>
+        </w:rPr>
+        <w:t xml:space="preserve">data =</w:t>
+      </w:r>
+      <w:r>
+        <w:rPr>
+          <w:rStyle w:val="NormalTok"/>
+        </w:rPr>
+        <w:t xml:space="preserve"> read_dat)</w:t>
+      </w:r>
+      <w:r>
+        <w:br/>
+      </w:r>
+      <w:r>
+        <w:br/>
+      </w:r>
+      <w:r>
+        <w:rPr>
+          <w:rStyle w:val="DocumentationTok"/>
+        </w:rPr>
+        <w:t xml:space="preserve">## Summary and visualise - vocab stable but reading acc higher at low quantile</w:t>
+      </w:r>
+      <w:r>
+        <w:br/>
+      </w:r>
+      <w:r>
+        <w:rPr>
+          <w:rStyle w:val="FunctionTok"/>
+        </w:rPr>
+        <w:t xml:space="preserve">summary</w:t>
+      </w:r>
+      <w:r>
+        <w:rPr>
+          <w:rStyle w:val="NormalTok"/>
+        </w:rPr>
+        <w:t xml:space="preserve">(read_qr)</w:t>
+      </w:r>
+      <w:r>
+        <w:br/>
+      </w:r>
+      <w:r>
+        <w:rPr>
+          <w:rStyle w:val="FunctionTok"/>
+        </w:rPr>
+        <w:t xml:space="preserve">plot</w:t>
+      </w:r>
+      <w:r>
+        <w:rPr>
+          <w:rStyle w:val="NormalTok"/>
+        </w:rPr>
+        <w:t xml:space="preserve">(</w:t>
+      </w:r>
+      <w:r>
+        <w:rPr>
+          <w:rStyle w:val="FunctionTok"/>
+        </w:rPr>
+        <w:t xml:space="preserve">summary</w:t>
+      </w:r>
+      <w:r>
+        <w:rPr>
+          <w:rStyle w:val="NormalTok"/>
+        </w:rPr>
+        <w:t xml:space="preserve">(read_qr))</w:t>
+      </w:r>
+      <w:r>
+        <w:br/>
+      </w:r>
+      <w:r>
+        <w:br/>
+      </w:r>
+      <w:r>
+        <w:rPr>
+          <w:rStyle w:val="DocumentationTok"/>
+        </w:rPr>
+        <w:t xml:space="preserve">## Test differences</w:t>
+      </w:r>
+      <w:r>
+        <w:br/>
+      </w:r>
+      <w:r>
+        <w:rPr>
+          <w:rStyle w:val="FunctionTok"/>
+        </w:rPr>
+        <w:t xml:space="preserve">anova</w:t>
+      </w:r>
+      <w:r>
+        <w:rPr>
+          <w:rStyle w:val="NormalTok"/>
+        </w:rPr>
+        <w:t xml:space="preserve">(read_qr, </w:t>
+      </w:r>
+      <w:r>
+        <w:rPr>
+          <w:rStyle w:val="AttributeTok"/>
+        </w:rPr>
+        <w:t xml:space="preserve">joint =</w:t>
+      </w:r>
+      <w:r>
+        <w:rPr>
+          <w:rStyle w:val="NormalTok"/>
+        </w:rPr>
+        <w:t xml:space="preserve"> </w:t>
+      </w:r>
+      <w:r>
+        <w:rPr>
+          <w:rStyle w:val="ConstantTok"/>
+        </w:rPr>
+        <w:t xml:space="preserve">FALSE</w:t>
+      </w:r>
+      <w:r>
+        <w:rPr>
+          <w:rStyle w:val="NormalTok"/>
+        </w:rPr>
+        <w:t xml:space="preserve">)</w:t>
+      </w:r>
+      <w:r>
+        <w:br/>
+      </w:r>
+      <w:r>
+        <w:br/>
+      </w:r>
+      <w:r>
+        <w:br/>
+      </w:r>
+      <w:r>
+        <w:rPr>
+          <w:rStyle w:val="CommentTok"/>
+        </w:rPr>
+        <w:t xml:space="preserve"># Reading accuracy plot</w:t>
+      </w:r>
+      <w:r>
+        <w:br/>
+      </w:r>
+      <w:r>
+        <w:rPr>
+          <w:rStyle w:val="NormalTok"/>
+        </w:rPr>
+        <w:t xml:space="preserve">acc_base </w:t>
+      </w:r>
+      <w:r>
+        <w:rPr>
+          <w:rStyle w:val="SpecialCharTok"/>
+        </w:rPr>
+        <w:t xml:space="preserve">+</w:t>
+      </w:r>
+      <w:r>
+        <w:rPr>
+          <w:rStyle w:val="NormalTok"/>
+        </w:rPr>
+        <w:t xml:space="preserve"> </w:t>
+      </w:r>
+      <w:r>
+        <w:br/>
+      </w:r>
+      <w:r>
+        <w:rPr>
+          <w:rStyle w:val="NormalTok"/>
+        </w:rPr>
+        <w:t xml:space="preserve">  </w:t>
+      </w:r>
+      <w:r>
+        <w:rPr>
+          <w:rStyle w:val="FunctionTok"/>
+        </w:rPr>
+        <w:t xml:space="preserve">geom_abline</w:t>
+      </w:r>
+      <w:r>
+        <w:rPr>
+          <w:rStyle w:val="NormalTok"/>
+        </w:rPr>
+        <w:t xml:space="preserve">(</w:t>
+      </w:r>
+      <w:r>
+        <w:rPr>
+          <w:rStyle w:val="AttributeTok"/>
+        </w:rPr>
+        <w:t xml:space="preserve">intercept =</w:t>
+      </w:r>
+      <w:r>
+        <w:rPr>
+          <w:rStyle w:val="NormalTok"/>
+        </w:rPr>
+        <w:t xml:space="preserve"> </w:t>
+      </w:r>
+      <w:r>
+        <w:rPr>
+          <w:rStyle w:val="FunctionTok"/>
+        </w:rPr>
+        <w:t xml:space="preserve">coef</w:t>
+      </w:r>
+      <w:r>
+        <w:rPr>
+          <w:rStyle w:val="NormalTok"/>
+        </w:rPr>
+        <w:t xml:space="preserve">(read_lm)[[</w:t>
+      </w:r>
+      <w:r>
+        <w:rPr>
+          <w:rStyle w:val="StringTok"/>
+        </w:rPr>
+        <w:t xml:space="preserve">"(Intercept)"</w:t>
+      </w:r>
+      <w:r>
+        <w:rPr>
+          <w:rStyle w:val="NormalTok"/>
+        </w:rPr>
+        <w:t xml:space="preserve">]], </w:t>
+      </w:r>
+      <w:r>
+        <w:br/>
+      </w:r>
+      <w:r>
+        <w:rPr>
+          <w:rStyle w:val="NormalTok"/>
+        </w:rPr>
+        <w:t xml:space="preserve">              </w:t>
+      </w:r>
+      <w:r>
+        <w:rPr>
+          <w:rStyle w:val="AttributeTok"/>
+        </w:rPr>
+        <w:t xml:space="preserve">slope =</w:t>
+      </w:r>
+      <w:r>
+        <w:rPr>
+          <w:rStyle w:val="NormalTok"/>
+        </w:rPr>
+        <w:t xml:space="preserve"> </w:t>
+      </w:r>
+      <w:r>
+        <w:rPr>
+          <w:rStyle w:val="FunctionTok"/>
+        </w:rPr>
+        <w:t xml:space="preserve">coef</w:t>
+      </w:r>
+      <w:r>
+        <w:rPr>
+          <w:rStyle w:val="NormalTok"/>
+        </w:rPr>
+        <w:t xml:space="preserve">(read_lm)[[</w:t>
+      </w:r>
+      <w:r>
+        <w:rPr>
+          <w:rStyle w:val="StringTok"/>
+        </w:rPr>
+        <w:t xml:space="preserve">"read_acc"</w:t>
+      </w:r>
+      <w:r>
+        <w:rPr>
+          <w:rStyle w:val="NormalTok"/>
+        </w:rPr>
+        <w:t xml:space="preserve">]],</w:t>
+      </w:r>
+      <w:r>
+        <w:br/>
+      </w:r>
+      <w:r>
+        <w:rPr>
+          <w:rStyle w:val="NormalTok"/>
+        </w:rPr>
+        <w:t xml:space="preserve">              </w:t>
+      </w:r>
+      <w:r>
+        <w:rPr>
+          <w:rStyle w:val="AttributeTok"/>
+        </w:rPr>
+        <w:t xml:space="preserve">linetype =</w:t>
+      </w:r>
+      <w:r>
+        <w:rPr>
+          <w:rStyle w:val="NormalTok"/>
+        </w:rPr>
+        <w:t xml:space="preserve"> </w:t>
+      </w:r>
+      <w:r>
+        <w:rPr>
+          <w:rStyle w:val="StringTok"/>
+        </w:rPr>
+        <w:t xml:space="preserve">"longdash"</w:t>
+      </w:r>
+      <w:r>
+        <w:rPr>
+          <w:rStyle w:val="NormalTok"/>
+        </w:rPr>
+        <w:t xml:space="preserve">) </w:t>
+      </w:r>
+      <w:r>
+        <w:rPr>
+          <w:rStyle w:val="SpecialCharTok"/>
+        </w:rPr>
+        <w:t xml:space="preserve">+</w:t>
+      </w:r>
+      <w:r>
+        <w:rPr>
+          <w:rStyle w:val="NormalTok"/>
+        </w:rPr>
+        <w:t xml:space="preserve"> </w:t>
+      </w:r>
+      <w:r>
+        <w:br/>
+      </w:r>
+      <w:r>
+        <w:rPr>
+          <w:rStyle w:val="NormalTok"/>
+        </w:rPr>
+        <w:t xml:space="preserve">  </w:t>
+      </w:r>
+      <w:r>
+        <w:rPr>
+          <w:rStyle w:val="FunctionTok"/>
+        </w:rPr>
+        <w:t xml:space="preserve">geom_abline</w:t>
+      </w:r>
+      <w:r>
+        <w:rPr>
+          <w:rStyle w:val="NormalTok"/>
+        </w:rPr>
+        <w:t xml:space="preserve">(</w:t>
+      </w:r>
+      <w:r>
+        <w:rPr>
+          <w:rStyle w:val="AttributeTok"/>
+        </w:rPr>
+        <w:t xml:space="preserve">intercept =</w:t>
+      </w:r>
+      <w:r>
+        <w:rPr>
+          <w:rStyle w:val="NormalTok"/>
+        </w:rPr>
+        <w:t xml:space="preserve"> </w:t>
+      </w:r>
+      <w:r>
+        <w:rPr>
+          <w:rStyle w:val="FunctionTok"/>
+        </w:rPr>
+        <w:t xml:space="preserve">coef</w:t>
+      </w:r>
+      <w:r>
+        <w:rPr>
+          <w:rStyle w:val="NormalTok"/>
+        </w:rPr>
+        <w:t xml:space="preserve">(read_qr)[[</w:t>
+      </w:r>
+      <w:r>
+        <w:rPr>
+          <w:rStyle w:val="StringTok"/>
+        </w:rPr>
+        <w:t xml:space="preserve">"(Intercept)"</w:t>
+      </w:r>
+      <w:r>
+        <w:rPr>
+          <w:rStyle w:val="NormalTok"/>
+        </w:rPr>
+        <w:t xml:space="preserve">, </w:t>
+      </w:r>
+      <w:r>
+        <w:rPr>
+          <w:rStyle w:val="StringTok"/>
+        </w:rPr>
+        <w:t xml:space="preserve">"tau= 0.1"</w:t>
+      </w:r>
+      <w:r>
+        <w:rPr>
+          <w:rStyle w:val="NormalTok"/>
+        </w:rPr>
+        <w:t xml:space="preserve">]],</w:t>
+      </w:r>
+      <w:r>
+        <w:br/>
+      </w:r>
+      <w:r>
+        <w:rPr>
+          <w:rStyle w:val="NormalTok"/>
+        </w:rPr>
+        <w:t xml:space="preserve">              </w:t>
+      </w:r>
+      <w:r>
+        <w:rPr>
+          <w:rStyle w:val="AttributeTok"/>
+        </w:rPr>
+        <w:t xml:space="preserve">slope =</w:t>
+      </w:r>
+      <w:r>
+        <w:rPr>
+          <w:rStyle w:val="NormalTok"/>
+        </w:rPr>
+        <w:t xml:space="preserve"> </w:t>
+      </w:r>
+      <w:r>
+        <w:rPr>
+          <w:rStyle w:val="FunctionTok"/>
+        </w:rPr>
+        <w:t xml:space="preserve">coef</w:t>
+      </w:r>
+      <w:r>
+        <w:rPr>
+          <w:rStyle w:val="NormalTok"/>
+        </w:rPr>
+        <w:t xml:space="preserve">(read_qr)[[</w:t>
+      </w:r>
+      <w:r>
+        <w:rPr>
+          <w:rStyle w:val="StringTok"/>
+        </w:rPr>
+        <w:t xml:space="preserve">"read_acc"</w:t>
+      </w:r>
+      <w:r>
+        <w:rPr>
+          <w:rStyle w:val="NormalTok"/>
+        </w:rPr>
+        <w:t xml:space="preserve">, </w:t>
+      </w:r>
+      <w:r>
+        <w:rPr>
+          <w:rStyle w:val="StringTok"/>
+        </w:rPr>
+        <w:t xml:space="preserve">"tau= 0.1"</w:t>
+      </w:r>
+      <w:r>
+        <w:rPr>
+          <w:rStyle w:val="NormalTok"/>
+        </w:rPr>
+        <w:t xml:space="preserve">]], </w:t>
+      </w:r>
+      <w:r>
+        <w:br/>
+      </w:r>
+      <w:r>
+        <w:rPr>
+          <w:rStyle w:val="NormalTok"/>
+        </w:rPr>
+        <w:t xml:space="preserve">              </w:t>
+      </w:r>
+      <w:r>
+        <w:rPr>
+          <w:rStyle w:val="AttributeTok"/>
+        </w:rPr>
+        <w:t xml:space="preserve">colour =</w:t>
+      </w:r>
+      <w:r>
+        <w:rPr>
+          <w:rStyle w:val="NormalTok"/>
+        </w:rPr>
+        <w:t xml:space="preserve"> </w:t>
+      </w:r>
+      <w:r>
+        <w:rPr>
+          <w:rStyle w:val="StringTok"/>
+        </w:rPr>
+        <w:t xml:space="preserve">"red"</w:t>
+      </w:r>
+      <w:r>
+        <w:rPr>
+          <w:rStyle w:val="NormalTok"/>
+        </w:rPr>
+        <w:t xml:space="preserve">) </w:t>
+      </w:r>
+      <w:r>
+        <w:rPr>
+          <w:rStyle w:val="SpecialCharTok"/>
+        </w:rPr>
+        <w:t xml:space="preserve">+</w:t>
+      </w:r>
+      <w:r>
+        <w:br/>
+      </w:r>
+      <w:r>
+        <w:rPr>
+          <w:rStyle w:val="NormalTok"/>
+        </w:rPr>
+        <w:t xml:space="preserve">  </w:t>
+      </w:r>
+      <w:r>
+        <w:rPr>
+          <w:rStyle w:val="FunctionTok"/>
+        </w:rPr>
+        <w:t xml:space="preserve">geom_abline</w:t>
+      </w:r>
+      <w:r>
+        <w:rPr>
+          <w:rStyle w:val="NormalTok"/>
+        </w:rPr>
+        <w:t xml:space="preserve">(</w:t>
+      </w:r>
+      <w:r>
+        <w:rPr>
+          <w:rStyle w:val="AttributeTok"/>
+        </w:rPr>
+        <w:t xml:space="preserve">intercept =</w:t>
+      </w:r>
+      <w:r>
+        <w:rPr>
+          <w:rStyle w:val="NormalTok"/>
+        </w:rPr>
+        <w:t xml:space="preserve"> </w:t>
+      </w:r>
+      <w:r>
+        <w:rPr>
+          <w:rStyle w:val="FunctionTok"/>
+        </w:rPr>
+        <w:t xml:space="preserve">coef</w:t>
+      </w:r>
+      <w:r>
+        <w:rPr>
+          <w:rStyle w:val="NormalTok"/>
+        </w:rPr>
+        <w:t xml:space="preserve">(read_qr)[[</w:t>
+      </w:r>
+      <w:r>
+        <w:rPr>
+          <w:rStyle w:val="StringTok"/>
+        </w:rPr>
+        <w:t xml:space="preserve">"(Intercept)"</w:t>
+      </w:r>
+      <w:r>
+        <w:rPr>
+          <w:rStyle w:val="NormalTok"/>
+        </w:rPr>
+        <w:t xml:space="preserve">, </w:t>
+      </w:r>
+      <w:r>
+        <w:rPr>
+          <w:rStyle w:val="StringTok"/>
+        </w:rPr>
+        <w:t xml:space="preserve">"tau= 0.5"</w:t>
+      </w:r>
+      <w:r>
+        <w:rPr>
+          <w:rStyle w:val="NormalTok"/>
+        </w:rPr>
+        <w:t xml:space="preserve">]],</w:t>
+      </w:r>
+      <w:r>
+        <w:br/>
+      </w:r>
+      <w:r>
+        <w:rPr>
+          <w:rStyle w:val="NormalTok"/>
+        </w:rPr>
+        <w:t xml:space="preserve">              </w:t>
+      </w:r>
+      <w:r>
+        <w:rPr>
+          <w:rStyle w:val="AttributeTok"/>
+        </w:rPr>
+        <w:t xml:space="preserve">slope =</w:t>
+      </w:r>
+      <w:r>
+        <w:rPr>
+          <w:rStyle w:val="NormalTok"/>
+        </w:rPr>
+        <w:t xml:space="preserve"> </w:t>
+      </w:r>
+      <w:r>
+        <w:rPr>
+          <w:rStyle w:val="FunctionTok"/>
+        </w:rPr>
+        <w:t xml:space="preserve">coef</w:t>
+      </w:r>
+      <w:r>
+        <w:rPr>
+          <w:rStyle w:val="NormalTok"/>
+        </w:rPr>
+        <w:t xml:space="preserve">(read_qr)[[</w:t>
+      </w:r>
+      <w:r>
+        <w:rPr>
+          <w:rStyle w:val="StringTok"/>
+        </w:rPr>
+        <w:t xml:space="preserve">"read_acc"</w:t>
+      </w:r>
+      <w:r>
+        <w:rPr>
+          <w:rStyle w:val="NormalTok"/>
+        </w:rPr>
+        <w:t xml:space="preserve">, </w:t>
+      </w:r>
+      <w:r>
+        <w:rPr>
+          <w:rStyle w:val="StringTok"/>
+        </w:rPr>
+        <w:t xml:space="preserve">"tau= 0.5"</w:t>
+      </w:r>
+      <w:r>
+        <w:rPr>
+          <w:rStyle w:val="NormalTok"/>
+        </w:rPr>
+        <w:t xml:space="preserve">]], </w:t>
+      </w:r>
+      <w:r>
+        <w:br/>
+      </w:r>
+      <w:r>
+        <w:rPr>
+          <w:rStyle w:val="NormalTok"/>
+        </w:rPr>
+        <w:t xml:space="preserve">              </w:t>
+      </w:r>
+      <w:r>
+        <w:rPr>
+          <w:rStyle w:val="AttributeTok"/>
+        </w:rPr>
+        <w:t xml:space="preserve">colour =</w:t>
+      </w:r>
+      <w:r>
+        <w:rPr>
+          <w:rStyle w:val="NormalTok"/>
+        </w:rPr>
+        <w:t xml:space="preserve"> </w:t>
+      </w:r>
+      <w:r>
+        <w:rPr>
+          <w:rStyle w:val="StringTok"/>
+        </w:rPr>
+        <w:t xml:space="preserve">"blue"</w:t>
+      </w:r>
+      <w:r>
+        <w:rPr>
+          <w:rStyle w:val="NormalTok"/>
+        </w:rPr>
+        <w:t xml:space="preserve">) </w:t>
+      </w:r>
+      <w:r>
+        <w:rPr>
+          <w:rStyle w:val="SpecialCharTok"/>
+        </w:rPr>
+        <w:t xml:space="preserve">+</w:t>
+      </w:r>
+      <w:r>
+        <w:br/>
+      </w:r>
+      <w:r>
+        <w:rPr>
+          <w:rStyle w:val="NormalTok"/>
+        </w:rPr>
+        <w:t xml:space="preserve">  </w:t>
+      </w:r>
+      <w:r>
+        <w:rPr>
+          <w:rStyle w:val="FunctionTok"/>
+        </w:rPr>
+        <w:t xml:space="preserve">geom_abline</w:t>
+      </w:r>
+      <w:r>
+        <w:rPr>
+          <w:rStyle w:val="NormalTok"/>
+        </w:rPr>
+        <w:t xml:space="preserve">(</w:t>
+      </w:r>
+      <w:r>
+        <w:rPr>
+          <w:rStyle w:val="AttributeTok"/>
+        </w:rPr>
+        <w:t xml:space="preserve">intercept =</w:t>
+      </w:r>
+      <w:r>
+        <w:rPr>
+          <w:rStyle w:val="NormalTok"/>
+        </w:rPr>
+        <w:t xml:space="preserve"> </w:t>
+      </w:r>
+      <w:r>
+        <w:rPr>
+          <w:rStyle w:val="FunctionTok"/>
+        </w:rPr>
+        <w:t xml:space="preserve">coef</w:t>
+      </w:r>
+      <w:r>
+        <w:rPr>
+          <w:rStyle w:val="NormalTok"/>
+        </w:rPr>
+        <w:t xml:space="preserve">(read_qr)[[</w:t>
+      </w:r>
+      <w:r>
+        <w:rPr>
+          <w:rStyle w:val="StringTok"/>
+        </w:rPr>
+        <w:t xml:space="preserve">"(Intercept)"</w:t>
+      </w:r>
+      <w:r>
+        <w:rPr>
+          <w:rStyle w:val="NormalTok"/>
+        </w:rPr>
+        <w:t xml:space="preserve">, </w:t>
+      </w:r>
+      <w:r>
+        <w:rPr>
+          <w:rStyle w:val="StringTok"/>
+        </w:rPr>
+        <w:t xml:space="preserve">"tau= 0.9"</w:t>
+      </w:r>
+      <w:r>
+        <w:rPr>
+          <w:rStyle w:val="NormalTok"/>
+        </w:rPr>
+        <w:t xml:space="preserve">]],</w:t>
+      </w:r>
+      <w:r>
+        <w:br/>
+      </w:r>
+      <w:r>
+        <w:rPr>
+          <w:rStyle w:val="NormalTok"/>
+        </w:rPr>
+        <w:t xml:space="preserve">              </w:t>
+      </w:r>
+      <w:r>
+        <w:rPr>
+          <w:rStyle w:val="AttributeTok"/>
+        </w:rPr>
+        <w:t xml:space="preserve">slope =</w:t>
+      </w:r>
+      <w:r>
+        <w:rPr>
+          <w:rStyle w:val="NormalTok"/>
+        </w:rPr>
+        <w:t xml:space="preserve"> </w:t>
+      </w:r>
+      <w:r>
+        <w:rPr>
+          <w:rStyle w:val="FunctionTok"/>
+        </w:rPr>
+        <w:t xml:space="preserve">coef</w:t>
+      </w:r>
+      <w:r>
+        <w:rPr>
+          <w:rStyle w:val="NormalTok"/>
+        </w:rPr>
+        <w:t xml:space="preserve">(read_qr)[[</w:t>
+      </w:r>
+      <w:r>
+        <w:rPr>
+          <w:rStyle w:val="StringTok"/>
+        </w:rPr>
+        <w:t xml:space="preserve">"read_acc"</w:t>
+      </w:r>
+      <w:r>
+        <w:rPr>
+          <w:rStyle w:val="NormalTok"/>
+        </w:rPr>
+        <w:t xml:space="preserve">, </w:t>
+      </w:r>
+      <w:r>
+        <w:rPr>
+          <w:rStyle w:val="StringTok"/>
+        </w:rPr>
+        <w:t xml:space="preserve">"tau= 0.9"</w:t>
+      </w:r>
+      <w:r>
+        <w:rPr>
+          <w:rStyle w:val="NormalTok"/>
+        </w:rPr>
+        <w:t xml:space="preserve">]], </w:t>
+      </w:r>
+      <w:r>
+        <w:br/>
+      </w:r>
+      <w:r>
+        <w:rPr>
+          <w:rStyle w:val="NormalTok"/>
+        </w:rPr>
+        <w:t xml:space="preserve">              </w:t>
+      </w:r>
+      <w:r>
+        <w:rPr>
+          <w:rStyle w:val="AttributeTok"/>
+        </w:rPr>
+        <w:t xml:space="preserve">colour =</w:t>
+      </w:r>
+      <w:r>
+        <w:rPr>
+          <w:rStyle w:val="NormalTok"/>
+        </w:rPr>
+        <w:t xml:space="preserve"> </w:t>
+      </w:r>
+      <w:r>
+        <w:rPr>
+          <w:rStyle w:val="StringTok"/>
+        </w:rPr>
+        <w:t xml:space="preserve">"red"</w:t>
+      </w:r>
+      <w:r>
+        <w:rPr>
+          <w:rStyle w:val="NormalTok"/>
+        </w:rPr>
+        <w:t xml:space="preserve">)</w:t>
+      </w:r>
+      <w:r>
+        <w:br/>
+      </w:r>
+      <w:r>
+        <w:br/>
+      </w:r>
+      <w:r>
+        <w:rPr>
+          <w:rStyle w:val="CommentTok"/>
+        </w:rPr>
+        <w:t xml:space="preserve"># Vocab plot</w:t>
+      </w:r>
+      <w:r>
+        <w:br/>
+      </w:r>
+      <w:r>
+        <w:rPr>
+          <w:rStyle w:val="NormalTok"/>
+        </w:rPr>
+        <w:t xml:space="preserve">vocab_base </w:t>
+      </w:r>
+      <w:r>
+        <w:rPr>
+          <w:rStyle w:val="SpecialCharTok"/>
+        </w:rPr>
+        <w:t xml:space="preserve">+</w:t>
+      </w:r>
+      <w:r>
+        <w:rPr>
+          <w:rStyle w:val="NormalTok"/>
+        </w:rPr>
+        <w:t xml:space="preserve"> </w:t>
+      </w:r>
+      <w:r>
+        <w:br/>
+      </w:r>
+      <w:r>
+        <w:rPr>
+          <w:rStyle w:val="NormalTok"/>
+        </w:rPr>
+        <w:t xml:space="preserve">  </w:t>
+      </w:r>
+      <w:r>
+        <w:rPr>
+          <w:rStyle w:val="FunctionTok"/>
+        </w:rPr>
+        <w:t xml:space="preserve">geom_abline</w:t>
+      </w:r>
+      <w:r>
+        <w:rPr>
+          <w:rStyle w:val="NormalTok"/>
+        </w:rPr>
+        <w:t xml:space="preserve">(</w:t>
+      </w:r>
+      <w:r>
+        <w:rPr>
+          <w:rStyle w:val="AttributeTok"/>
+        </w:rPr>
+        <w:t xml:space="preserve">intercept =</w:t>
+      </w:r>
+      <w:r>
+        <w:rPr>
+          <w:rStyle w:val="NormalTok"/>
+        </w:rPr>
+        <w:t xml:space="preserve"> </w:t>
+      </w:r>
+      <w:r>
+        <w:rPr>
+          <w:rStyle w:val="FunctionTok"/>
+        </w:rPr>
+        <w:t xml:space="preserve">coef</w:t>
+      </w:r>
+      <w:r>
+        <w:rPr>
+          <w:rStyle w:val="NormalTok"/>
+        </w:rPr>
+        <w:t xml:space="preserve">(read_lm)[[</w:t>
+      </w:r>
+      <w:r>
+        <w:rPr>
+          <w:rStyle w:val="StringTok"/>
+        </w:rPr>
+        <w:t xml:space="preserve">"(Intercept)"</w:t>
+      </w:r>
+      <w:r>
+        <w:rPr>
+          <w:rStyle w:val="NormalTok"/>
+        </w:rPr>
+        <w:t xml:space="preserve">]], </w:t>
+      </w:r>
+      <w:r>
+        <w:br/>
+      </w:r>
+      <w:r>
+        <w:rPr>
+          <w:rStyle w:val="NormalTok"/>
+        </w:rPr>
+        <w:t xml:space="preserve">              </w:t>
+      </w:r>
+      <w:r>
+        <w:rPr>
+          <w:rStyle w:val="AttributeTok"/>
+        </w:rPr>
+        <w:t xml:space="preserve">slope =</w:t>
+      </w:r>
+      <w:r>
+        <w:rPr>
+          <w:rStyle w:val="NormalTok"/>
+        </w:rPr>
+        <w:t xml:space="preserve"> </w:t>
+      </w:r>
+      <w:r>
+        <w:rPr>
+          <w:rStyle w:val="FunctionTok"/>
+        </w:rPr>
+        <w:t xml:space="preserve">coef</w:t>
+      </w:r>
+      <w:r>
+        <w:rPr>
+          <w:rStyle w:val="NormalTok"/>
+        </w:rPr>
+        <w:t xml:space="preserve">(read_lm)[[</w:t>
+      </w:r>
+      <w:r>
+        <w:rPr>
+          <w:rStyle w:val="StringTok"/>
+        </w:rPr>
+        <w:t xml:space="preserve">"vocab_c"</w:t>
+      </w:r>
+      <w:r>
+        <w:rPr>
+          <w:rStyle w:val="NormalTok"/>
+        </w:rPr>
+        <w:t xml:space="preserve">]],</w:t>
+      </w:r>
+      <w:r>
+        <w:br/>
+      </w:r>
+      <w:r>
+        <w:rPr>
+          <w:rStyle w:val="NormalTok"/>
+        </w:rPr>
+        <w:t xml:space="preserve">              </w:t>
+      </w:r>
+      <w:r>
+        <w:rPr>
+          <w:rStyle w:val="AttributeTok"/>
+        </w:rPr>
+        <w:t xml:space="preserve">linetype =</w:t>
+      </w:r>
+      <w:r>
+        <w:rPr>
+          <w:rStyle w:val="NormalTok"/>
+        </w:rPr>
+        <w:t xml:space="preserve"> </w:t>
+      </w:r>
+      <w:r>
+        <w:rPr>
+          <w:rStyle w:val="StringTok"/>
+        </w:rPr>
+        <w:t xml:space="preserve">"longdash"</w:t>
+      </w:r>
+      <w:r>
+        <w:rPr>
+          <w:rStyle w:val="NormalTok"/>
+        </w:rPr>
+        <w:t xml:space="preserve">) </w:t>
+      </w:r>
+      <w:r>
+        <w:rPr>
+          <w:rStyle w:val="SpecialCharTok"/>
+        </w:rPr>
+        <w:t xml:space="preserve">+</w:t>
+      </w:r>
+      <w:r>
+        <w:rPr>
+          <w:rStyle w:val="NormalTok"/>
+        </w:rPr>
+        <w:t xml:space="preserve"> </w:t>
+      </w:r>
+      <w:r>
+        <w:br/>
+      </w:r>
+      <w:r>
+        <w:rPr>
+          <w:rStyle w:val="NormalTok"/>
+        </w:rPr>
+        <w:t xml:space="preserve">  </w:t>
+      </w:r>
+      <w:r>
+        <w:rPr>
+          <w:rStyle w:val="FunctionTok"/>
+        </w:rPr>
+        <w:t xml:space="preserve">geom_abline</w:t>
+      </w:r>
+      <w:r>
+        <w:rPr>
+          <w:rStyle w:val="NormalTok"/>
+        </w:rPr>
+        <w:t xml:space="preserve">(</w:t>
+      </w:r>
+      <w:r>
+        <w:rPr>
+          <w:rStyle w:val="AttributeTok"/>
+        </w:rPr>
+        <w:t xml:space="preserve">intercept =</w:t>
+      </w:r>
+      <w:r>
+        <w:rPr>
+          <w:rStyle w:val="NormalTok"/>
+        </w:rPr>
+        <w:t xml:space="preserve"> </w:t>
+      </w:r>
+      <w:r>
+        <w:rPr>
+          <w:rStyle w:val="FunctionTok"/>
+        </w:rPr>
+        <w:t xml:space="preserve">coef</w:t>
+      </w:r>
+      <w:r>
+        <w:rPr>
+          <w:rStyle w:val="NormalTok"/>
+        </w:rPr>
+        <w:t xml:space="preserve">(read_qr)[[</w:t>
+      </w:r>
+      <w:r>
+        <w:rPr>
+          <w:rStyle w:val="StringTok"/>
+        </w:rPr>
+        <w:t xml:space="preserve">"(Intercept)"</w:t>
+      </w:r>
+      <w:r>
+        <w:rPr>
+          <w:rStyle w:val="NormalTok"/>
+        </w:rPr>
+        <w:t xml:space="preserve">, </w:t>
+      </w:r>
+      <w:r>
+        <w:rPr>
+          <w:rStyle w:val="StringTok"/>
+        </w:rPr>
+        <w:t xml:space="preserve">"tau= 0.1"</w:t>
+      </w:r>
+      <w:r>
+        <w:rPr>
+          <w:rStyle w:val="NormalTok"/>
+        </w:rPr>
+        <w:t xml:space="preserve">]],</w:t>
+      </w:r>
+      <w:r>
+        <w:br/>
+      </w:r>
+      <w:r>
+        <w:rPr>
+          <w:rStyle w:val="NormalTok"/>
+        </w:rPr>
+        <w:t xml:space="preserve">              </w:t>
+      </w:r>
+      <w:r>
+        <w:rPr>
+          <w:rStyle w:val="AttributeTok"/>
+        </w:rPr>
+        <w:t xml:space="preserve">slope =</w:t>
+      </w:r>
+      <w:r>
+        <w:rPr>
+          <w:rStyle w:val="NormalTok"/>
+        </w:rPr>
+        <w:t xml:space="preserve"> </w:t>
+      </w:r>
+      <w:r>
+        <w:rPr>
+          <w:rStyle w:val="FunctionTok"/>
+        </w:rPr>
+        <w:t xml:space="preserve">coef</w:t>
+      </w:r>
+      <w:r>
+        <w:rPr>
+          <w:rStyle w:val="NormalTok"/>
+        </w:rPr>
+        <w:t xml:space="preserve">(read_qr)[[</w:t>
+      </w:r>
+      <w:r>
+        <w:rPr>
+          <w:rStyle w:val="StringTok"/>
+        </w:rPr>
+        <w:t xml:space="preserve">"vocab_c"</w:t>
+      </w:r>
+      <w:r>
+        <w:rPr>
+          <w:rStyle w:val="NormalTok"/>
+        </w:rPr>
+        <w:t xml:space="preserve">, </w:t>
+      </w:r>
+      <w:r>
+        <w:rPr>
+          <w:rStyle w:val="StringTok"/>
+        </w:rPr>
+        <w:t xml:space="preserve">"tau= 0.1"</w:t>
+      </w:r>
+      <w:r>
+        <w:rPr>
+          <w:rStyle w:val="NormalTok"/>
+        </w:rPr>
+        <w:t xml:space="preserve">]], </w:t>
+      </w:r>
+      <w:r>
+        <w:br/>
+      </w:r>
+      <w:r>
+        <w:rPr>
+          <w:rStyle w:val="NormalTok"/>
+        </w:rPr>
+        <w:t xml:space="preserve">              </w:t>
+      </w:r>
+      <w:r>
+        <w:rPr>
+          <w:rStyle w:val="AttributeTok"/>
+        </w:rPr>
+        <w:t xml:space="preserve">colour =</w:t>
+      </w:r>
+      <w:r>
+        <w:rPr>
+          <w:rStyle w:val="NormalTok"/>
+        </w:rPr>
+        <w:t xml:space="preserve"> </w:t>
+      </w:r>
+      <w:r>
+        <w:rPr>
+          <w:rStyle w:val="StringTok"/>
+        </w:rPr>
+        <w:t xml:space="preserve">"red"</w:t>
+      </w:r>
+      <w:r>
+        <w:rPr>
+          <w:rStyle w:val="NormalTok"/>
+        </w:rPr>
+        <w:t xml:space="preserve">) </w:t>
+      </w:r>
+      <w:r>
+        <w:rPr>
+          <w:rStyle w:val="SpecialCharTok"/>
+        </w:rPr>
+        <w:t xml:space="preserve">+</w:t>
+      </w:r>
+      <w:r>
+        <w:br/>
+      </w:r>
+      <w:r>
+        <w:rPr>
+          <w:rStyle w:val="NormalTok"/>
+        </w:rPr>
+        <w:t xml:space="preserve">  </w:t>
+      </w:r>
+      <w:r>
+        <w:rPr>
+          <w:rStyle w:val="FunctionTok"/>
+        </w:rPr>
+        <w:t xml:space="preserve">geom_abline</w:t>
+      </w:r>
+      <w:r>
+        <w:rPr>
+          <w:rStyle w:val="NormalTok"/>
+        </w:rPr>
+        <w:t xml:space="preserve">(</w:t>
+      </w:r>
+      <w:r>
+        <w:rPr>
+          <w:rStyle w:val="AttributeTok"/>
+        </w:rPr>
+        <w:t xml:space="preserve">intercept =</w:t>
+      </w:r>
+      <w:r>
+        <w:rPr>
+          <w:rStyle w:val="NormalTok"/>
+        </w:rPr>
+        <w:t xml:space="preserve"> </w:t>
+      </w:r>
+      <w:r>
+        <w:rPr>
+          <w:rStyle w:val="FunctionTok"/>
+        </w:rPr>
+        <w:t xml:space="preserve">coef</w:t>
+      </w:r>
+      <w:r>
+        <w:rPr>
+          <w:rStyle w:val="NormalTok"/>
+        </w:rPr>
+        <w:t xml:space="preserve">(read_qr)[[</w:t>
+      </w:r>
+      <w:r>
+        <w:rPr>
+          <w:rStyle w:val="StringTok"/>
+        </w:rPr>
+        <w:t xml:space="preserve">"(Intercept)"</w:t>
+      </w:r>
+      <w:r>
+        <w:rPr>
+          <w:rStyle w:val="NormalTok"/>
+        </w:rPr>
+        <w:t xml:space="preserve">, </w:t>
+      </w:r>
+      <w:r>
+        <w:rPr>
+          <w:rStyle w:val="StringTok"/>
+        </w:rPr>
+        <w:t xml:space="preserve">"tau= 0.5"</w:t>
+      </w:r>
+      <w:r>
+        <w:rPr>
+          <w:rStyle w:val="NormalTok"/>
+        </w:rPr>
+        <w:t xml:space="preserve">]],</w:t>
+      </w:r>
+      <w:r>
+        <w:br/>
+      </w:r>
+      <w:r>
+        <w:rPr>
+          <w:rStyle w:val="NormalTok"/>
+        </w:rPr>
+        <w:t xml:space="preserve">              </w:t>
+      </w:r>
+      <w:r>
+        <w:rPr>
+          <w:rStyle w:val="AttributeTok"/>
+        </w:rPr>
+        <w:t xml:space="preserve">slope =</w:t>
+      </w:r>
+      <w:r>
+        <w:rPr>
+          <w:rStyle w:val="NormalTok"/>
+        </w:rPr>
+        <w:t xml:space="preserve"> </w:t>
+      </w:r>
+      <w:r>
+        <w:rPr>
+          <w:rStyle w:val="FunctionTok"/>
+        </w:rPr>
+        <w:t xml:space="preserve">coef</w:t>
+      </w:r>
+      <w:r>
+        <w:rPr>
+          <w:rStyle w:val="NormalTok"/>
+        </w:rPr>
+        <w:t xml:space="preserve">(read_qr)[[</w:t>
+      </w:r>
+      <w:r>
+        <w:rPr>
+          <w:rStyle w:val="StringTok"/>
+        </w:rPr>
+        <w:t xml:space="preserve">"vocab_c"</w:t>
+      </w:r>
+      <w:r>
+        <w:rPr>
+          <w:rStyle w:val="NormalTok"/>
+        </w:rPr>
+        <w:t xml:space="preserve">, </w:t>
+      </w:r>
+      <w:r>
+        <w:rPr>
+          <w:rStyle w:val="StringTok"/>
+        </w:rPr>
+        <w:t xml:space="preserve">"tau= 0.5"</w:t>
+      </w:r>
+      <w:r>
+        <w:rPr>
+          <w:rStyle w:val="NormalTok"/>
+        </w:rPr>
+        <w:t xml:space="preserve">]], </w:t>
+      </w:r>
+      <w:r>
+        <w:br/>
+      </w:r>
+      <w:r>
+        <w:rPr>
+          <w:rStyle w:val="NormalTok"/>
+        </w:rPr>
+        <w:t xml:space="preserve">              </w:t>
+      </w:r>
+      <w:r>
+        <w:rPr>
+          <w:rStyle w:val="AttributeTok"/>
+        </w:rPr>
+        <w:t xml:space="preserve">colour =</w:t>
+      </w:r>
+      <w:r>
+        <w:rPr>
+          <w:rStyle w:val="NormalTok"/>
+        </w:rPr>
+        <w:t xml:space="preserve"> </w:t>
+      </w:r>
+      <w:r>
+        <w:rPr>
+          <w:rStyle w:val="StringTok"/>
+        </w:rPr>
+        <w:t xml:space="preserve">"blue"</w:t>
+      </w:r>
+      <w:r>
+        <w:rPr>
+          <w:rStyle w:val="NormalTok"/>
+        </w:rPr>
+        <w:t xml:space="preserve">) </w:t>
+      </w:r>
+      <w:r>
+        <w:rPr>
+          <w:rStyle w:val="SpecialCharTok"/>
+        </w:rPr>
+        <w:t xml:space="preserve">+</w:t>
+      </w:r>
+      <w:r>
+        <w:br/>
+      </w:r>
+      <w:r>
+        <w:rPr>
+          <w:rStyle w:val="NormalTok"/>
+        </w:rPr>
+        <w:t xml:space="preserve">  </w:t>
+      </w:r>
+      <w:r>
+        <w:rPr>
+          <w:rStyle w:val="FunctionTok"/>
+        </w:rPr>
+        <w:t xml:space="preserve">geom_abline</w:t>
+      </w:r>
+      <w:r>
+        <w:rPr>
+          <w:rStyle w:val="NormalTok"/>
+        </w:rPr>
+        <w:t xml:space="preserve">(</w:t>
+      </w:r>
+      <w:r>
+        <w:rPr>
+          <w:rStyle w:val="AttributeTok"/>
+        </w:rPr>
+        <w:t xml:space="preserve">intercept =</w:t>
+      </w:r>
+      <w:r>
+        <w:rPr>
+          <w:rStyle w:val="NormalTok"/>
+        </w:rPr>
+        <w:t xml:space="preserve"> </w:t>
+      </w:r>
+      <w:r>
+        <w:rPr>
+          <w:rStyle w:val="FunctionTok"/>
+        </w:rPr>
+        <w:t xml:space="preserve">coef</w:t>
+      </w:r>
+      <w:r>
+        <w:rPr>
+          <w:rStyle w:val="NormalTok"/>
+        </w:rPr>
+        <w:t xml:space="preserve">(read_qr)[[</w:t>
+      </w:r>
+      <w:r>
+        <w:rPr>
+          <w:rStyle w:val="StringTok"/>
+        </w:rPr>
+        <w:t xml:space="preserve">"(Intercept)"</w:t>
+      </w:r>
+      <w:r>
+        <w:rPr>
+          <w:rStyle w:val="NormalTok"/>
+        </w:rPr>
+        <w:t xml:space="preserve">, </w:t>
+      </w:r>
+      <w:r>
+        <w:rPr>
+          <w:rStyle w:val="StringTok"/>
+        </w:rPr>
+        <w:t xml:space="preserve">"tau= 0.9"</w:t>
+      </w:r>
+      <w:r>
+        <w:rPr>
+          <w:rStyle w:val="NormalTok"/>
+        </w:rPr>
+        <w:t xml:space="preserve">]],</w:t>
+      </w:r>
+      <w:r>
+        <w:br/>
+      </w:r>
+      <w:r>
+        <w:rPr>
+          <w:rStyle w:val="NormalTok"/>
+        </w:rPr>
+        <w:t xml:space="preserve">              </w:t>
+      </w:r>
+      <w:r>
+        <w:rPr>
+          <w:rStyle w:val="AttributeTok"/>
+        </w:rPr>
+        <w:t xml:space="preserve">slope =</w:t>
+      </w:r>
+      <w:r>
+        <w:rPr>
+          <w:rStyle w:val="NormalTok"/>
+        </w:rPr>
+        <w:t xml:space="preserve"> </w:t>
+      </w:r>
+      <w:r>
+        <w:rPr>
+          <w:rStyle w:val="FunctionTok"/>
+        </w:rPr>
+        <w:t xml:space="preserve">coef</w:t>
+      </w:r>
+      <w:r>
+        <w:rPr>
+          <w:rStyle w:val="NormalTok"/>
+        </w:rPr>
+        <w:t xml:space="preserve">(read_qr)[[</w:t>
+      </w:r>
+      <w:r>
+        <w:rPr>
+          <w:rStyle w:val="StringTok"/>
+        </w:rPr>
+        <w:t xml:space="preserve">"vocab_c"</w:t>
+      </w:r>
+      <w:r>
+        <w:rPr>
+          <w:rStyle w:val="NormalTok"/>
+        </w:rPr>
+        <w:t xml:space="preserve">, </w:t>
+      </w:r>
+      <w:r>
+        <w:rPr>
+          <w:rStyle w:val="StringTok"/>
+        </w:rPr>
+        <w:t xml:space="preserve">"tau= 0.9"</w:t>
+      </w:r>
+      <w:r>
+        <w:rPr>
+          <w:rStyle w:val="NormalTok"/>
+        </w:rPr>
+        <w:t xml:space="preserve">]], </w:t>
+      </w:r>
+      <w:r>
+        <w:br/>
+      </w:r>
+      <w:r>
+        <w:rPr>
+          <w:rStyle w:val="NormalTok"/>
+        </w:rPr>
+        <w:t xml:space="preserve">              </w:t>
+      </w:r>
+      <w:r>
+        <w:rPr>
+          <w:rStyle w:val="AttributeTok"/>
+        </w:rPr>
+        <w:t xml:space="preserve">colour =</w:t>
+      </w:r>
+      <w:r>
+        <w:rPr>
+          <w:rStyle w:val="NormalTok"/>
+        </w:rPr>
+        <w:t xml:space="preserve"> </w:t>
+      </w:r>
+      <w:r>
+        <w:rPr>
+          <w:rStyle w:val="StringTok"/>
+        </w:rPr>
+        <w:t xml:space="preserve">"red"</w:t>
+      </w:r>
+      <w:r>
+        <w:rPr>
+          <w:rStyle w:val="NormalTok"/>
+        </w:rPr>
+        <w:t xml:space="preserve">)</w:t>
       </w:r>
     </w:p>
     <w:p>
@@ -1878,9 +5823,9 @@
         </w:pict>
       </w:r>
     </w:p>
-    <w:bookmarkEnd w:id="36"/>
-    <w:bookmarkEnd w:id="37"/>
-    <w:bookmarkStart w:id="38" w:name="part-c-challenge-yourself"/>
+    <w:bookmarkEnd w:id="49"/>
+    <w:bookmarkEnd w:id="50"/>
+    <w:bookmarkStart w:id="51" w:name="part-c-challenge-yourself"/>
     <w:p>
       <w:pPr>
         <w:pStyle w:val="Heading1"/>
@@ -1893,12 +5838,76 @@
       <w:pPr>
         <w:pStyle w:val="FirstParagraph"/>
       </w:pPr>
+      <w:r>
+        <w:t xml:space="preserve">If you want further practice at fitting quantile regression models, you could try and run the same Part B analyses on younger readers for whom reading accuracy skills are less well-developed. Filter the dataset for Year 2 when you load it (age 6-7 years). How do the relative contributions of reading accuracy and vocabulary change at this earlier stage of reading development?</w:t>
+      </w:r>
+    </w:p>
+    <w:p>
+      <w:pPr>
+        <w:pStyle w:val="BodyText"/>
+      </w:pPr>
+      <w:r>
+        <w:t xml:space="preserve">Alternatively, if you’re feeling confident with the analyses and want to extend your knowledge further, try investigating</w:t>
+      </w:r>
+      <w:r>
+        <w:t xml:space="preserve"> </w:t>
+      </w:r>
+      <w:r>
+        <w:t xml:space="preserve">“goodness of fit”</w:t>
+      </w:r>
+      <w:r>
+        <w:t xml:space="preserve"> </w:t>
+      </w:r>
+      <w:r>
+        <w:t xml:space="preserve">indices for quantile regression models. Linear regression models give us an</w:t>
+      </w:r>
+      <w:r>
+        <w:t xml:space="preserve"> </w:t>
+      </w:r>
       <w:r>
         <w:rPr>
           <w:i/>
           <w:iCs/>
         </w:rPr>
-        <w:t xml:space="preserve">[This last task should encourage them to advance their knowledge independently]</w:t>
+        <w:t xml:space="preserve">R</w:t>
+      </w:r>
+      <w:r>
+        <w:rPr>
+          <w:i/>
+          <w:iCs/>
+          <w:vertAlign w:val="superscript"/>
+        </w:rPr>
+        <w:t xml:space="preserve">2</w:t>
+      </w:r>
+      <w:r>
+        <w:t xml:space="preserve"> </w:t>
+      </w:r>
+      <w:r>
+        <w:t xml:space="preserve">value by default, indexing the proportion of variance in the dependent variable explained by our predictors. This doesn’t make sense in quantile regression given that estimates are weighted for each tau, and comparable metrics are widely debated. However, sometimes a</w:t>
+      </w:r>
+      <w:r>
+        <w:t xml:space="preserve"> </w:t>
+      </w:r>
+      <w:r>
+        <w:rPr>
+          <w:i/>
+          <w:iCs/>
+        </w:rPr>
+        <w:t xml:space="preserve">Pseudo-R</w:t>
+      </w:r>
+      <w:r>
+        <w:rPr>
+          <w:i/>
+          <w:iCs/>
+          <w:vertAlign w:val="superscript"/>
+        </w:rPr>
+        <w:t xml:space="preserve">2</w:t>
+      </w:r>
+      <w:r>
+        <w:t xml:space="preserve"> </w:t>
+      </w:r>
+      <w:r>
+        <w:t xml:space="preserve">is reported to allow for goodness-of-fit considerations across different models. See if you can work out how to implement this on one of your median models.</w:t>
       </w:r>
     </w:p>
     <w:p>
@@ -1908,8 +5917,8 @@
         </w:pict>
       </w:r>
     </w:p>
-    <w:bookmarkEnd w:id="38"/>
-    <w:bookmarkStart w:id="47" w:name="summary"/>
+    <w:bookmarkEnd w:id="51"/>
+    <w:bookmarkStart w:id="60" w:name="summary"/>
     <w:p>
       <w:pPr>
         <w:pStyle w:val="Heading1"/>
@@ -1918,7 +5927,7 @@
         <w:t xml:space="preserve">6. Summary</w:t>
       </w:r>
     </w:p>
-    <w:bookmarkStart w:id="39" w:name="recap"/>
+    <w:bookmarkStart w:id="52" w:name="recap"/>
     <w:p>
       <w:pPr>
         <w:pStyle w:val="Heading2"/>
@@ -1931,39 +5940,63 @@
       <w:pPr>
         <w:pStyle w:val="FirstParagraph"/>
       </w:pPr>
+      <w:r>
+        <w:t xml:space="preserve">We have now seen how quantile regression can be used to fit a</w:t>
+      </w:r>
+      <w:r>
+        <w:t xml:space="preserve"> </w:t>
+      </w:r>
       <w:r>
         <w:rPr>
           <w:i/>
           <w:iCs/>
         </w:rPr>
-        <w:t xml:space="preserve">[Practical summary in relation to learning objectives]</w:t>
-      </w:r>
-    </w:p>
-    <w:bookmarkEnd w:id="39"/>
-    <w:bookmarkStart w:id="46" w:name="further-learning"/>
-    <w:p>
-      <w:pPr>
-        <w:pStyle w:val="Heading2"/>
-      </w:pPr>
-      <w:r>
-        <w:t xml:space="preserve">6.2 Further learning</w:t>
-      </w:r>
-    </w:p>
-    <w:p>
-      <w:pPr>
-        <w:pStyle w:val="FirstParagraph"/>
-      </w:pPr>
+        <w:t xml:space="preserve">median</w:t>
+      </w:r>
+      <w:r>
+        <w:t xml:space="preserve"> </w:t>
+      </w:r>
+      <w:r>
+        <w:t xml:space="preserve">model, allowing for more robust inference in the context of skewed residuals and outliers. We have also seen how fitting models at different quantiles can allow us to explore relationships in the context of heteroscedasticity, and explore how the relationship between variables might change at different points of the conditional distribution. You can now fit and inspect these using the</w:t>
+      </w:r>
+      <w:r>
+        <w:t xml:space="preserve"> </w:t>
+      </w:r>
       <w:r>
         <w:rPr>
           <w:i/>
           <w:iCs/>
         </w:rPr>
-        <w:t xml:space="preserve">[Link further interactive resources. Can also remind them of the</w:t>
-      </w:r>
-      <w:r>
-        <w:t xml:space="preserve"> </w:t>
-      </w:r>
-      <w:hyperlink r:id="rId40">
+        <w:t xml:space="preserve">quantreg</w:t>
+      </w:r>
+      <w:r>
+        <w:t xml:space="preserve"> </w:t>
+      </w:r>
+      <w:r>
+        <w:t xml:space="preserve">package in R, and visualise the results in multiple different ways to aid in communicating the output.</w:t>
+      </w:r>
+    </w:p>
+    <w:bookmarkEnd w:id="52"/>
+    <w:bookmarkStart w:id="59" w:name="further-learning"/>
+    <w:p>
+      <w:pPr>
+        <w:pStyle w:val="Heading2"/>
+      </w:pPr>
+      <w:r>
+        <w:t xml:space="preserve">6.2 Further learning</w:t>
+      </w:r>
+    </w:p>
+    <w:p>
+      <w:pPr>
+        <w:pStyle w:val="FirstParagraph"/>
+      </w:pPr>
+      <w:r>
+        <w:t xml:space="preserve">Please see the reading list for this week’s</w:t>
+      </w:r>
+      <w:r>
+        <w:t xml:space="preserve"> </w:t>
+      </w:r>
+      <w:hyperlink r:id="rId53">
         <w:r>
           <w:rPr>
             <w:rStyle w:val="Hyperlink"/>
@@ -1972,7 +6005,7 @@
         </w:r>
       </w:hyperlink>
       <w:r>
-        <w:t xml:space="preserve">]</w:t>
+        <w:t xml:space="preserve">. It can be tricky to get your head around the results of quantile regression models, so I recommend finding an example or two in a context that interests you to supplement your learning.</w:t>
       </w:r>
     </w:p>
     <w:p>
@@ -2024,18 +6057,18 @@
                 <wp:inline>
                   <wp:extent cx="152400" cy="152400"/>
                   <wp:effectExtent b="0" l="0" r="0" t="0"/>
-                  <wp:docPr descr="" title="" id="42" name="Picture"/>
+                  <wp:docPr descr="" title="" id="55" name="Picture"/>
                   <a:graphic>
                     <a:graphicData uri="http://schemas.openxmlformats.org/drawingml/2006/picture">
                       <pic:pic>
                         <pic:nvPicPr>
-                          <pic:cNvPr descr="C:\Users\elj504\AppData\Local\Programs\Quarto\share\formats\docx\important.png" id="43" name="Picture"/>
+                          <pic:cNvPr descr="C:\Users\elj504\AppData\Local\Programs\Quarto\share\formats\docx\important.png" id="56" name="Picture"/>
                           <pic:cNvPicPr>
                             <a:picLocks noChangeArrowheads="1" noChangeAspect="1"/>
                           </pic:cNvPicPr>
                         </pic:nvPicPr>
                         <pic:blipFill>
-                          <a:blip r:embed="rId41"/>
+                          <a:blip r:embed="rId54"/>
                           <a:stretch>
                             <a:fillRect/>
                           </a:stretch>
@@ -2097,7 +6130,7 @@
             <w:r>
               <w:t xml:space="preserve"> </w:t>
             </w:r>
-            <w:hyperlink r:id="rId44">
+            <w:hyperlink r:id="rId57">
               <w:r>
                 <w:rPr>
                   <w:rStyle w:val="Hyperlink"/>
@@ -2122,7 +6155,7 @@
             <w:r>
               <w:t xml:space="preserve"> </w:t>
             </w:r>
-            <w:hyperlink r:id="rId45">
+            <w:hyperlink r:id="rId58">
               <w:r>
                 <w:rPr>
                   <w:rStyle w:val="Hyperlink"/>
@@ -2137,8 +6170,8 @@
         </w:tc>
       </w:tr>
     </w:tbl>
-    <w:bookmarkEnd w:id="46"/>
-    <w:bookmarkEnd w:id="47"/>
+    <w:bookmarkEnd w:id="59"/>
+    <w:bookmarkEnd w:id="60"/>
     <w:sectPr>
       <w:footnotePr>
         <w:numRestart w:val="eachSect"/>
@@ -2334,11 +6367,295 @@
       </w:pPr>
     </w:lvl>
   </w:abstractNum>
+  <w:abstractNum w:abstractNumId="991">
+    <w:nsid w:val="0000A991"/>
+    <w:multiLevelType w:val="multilevel"/>
+    <w:lvl w:ilvl="0">
+      <w:numFmt w:val="bullet"/>
+      <w:lvlText w:val=""/>
+      <w:lvlJc w:val="left"/>
+      <w:pPr>
+        <w:ind w:left="720" w:hanging="360"/>
+      </w:pPr>
+      <w:rPr>
+        <w:rFonts w:ascii="Symbol" w:hAnsi="Symbol" w:cs="Symbol" w:hint="default"/>
+      </w:rPr>
+    </w:lvl>
+    <w:lvl w:ilvl="1">
+      <w:numFmt w:val="bullet"/>
+      <w:lvlText w:val="o"/>
+      <w:lvlJc w:val="left"/>
+      <w:pPr>
+        <w:ind w:left="1440" w:hanging="360"/>
+      </w:pPr>
+      <w:rPr>
+        <w:rFonts w:ascii="Courier New" w:hAnsi="Courier New" w:cs="Courier New" w:hint="default"/>
+      </w:rPr>
+    </w:lvl>
+    <w:lvl w:ilvl="2">
+      <w:numFmt w:val="bullet"/>
+      <w:lvlText w:val=""/>
+      <w:lvlJc w:val="left"/>
+      <w:pPr>
+        <w:ind w:left="2160" w:hanging="360"/>
+      </w:pPr>
+      <w:rPr>
+        <w:rFonts w:ascii="Wingdings" w:hAnsi="Wingdings" w:cs="Wingdings" w:hint="default"/>
+      </w:rPr>
+    </w:lvl>
+    <w:lvl w:ilvl="3">
+      <w:numFmt w:val="bullet"/>
+      <w:lvlText w:val=""/>
+      <w:lvlJc w:val="left"/>
+      <w:pPr>
+        <w:ind w:left="2880" w:hanging="360"/>
+      </w:pPr>
+      <w:rPr>
+        <w:rFonts w:ascii="Symbol" w:hAnsi="Symbol" w:cs="Symbol" w:hint="default"/>
+      </w:rPr>
+    </w:lvl>
+    <w:lvl w:ilvl="4">
+      <w:numFmt w:val="bullet"/>
+      <w:lvlText w:val="o"/>
+      <w:lvlJc w:val="left"/>
+      <w:pPr>
+        <w:ind w:left="3600" w:hanging="360"/>
+      </w:pPr>
+      <w:rPr>
+        <w:rFonts w:ascii="Courier New" w:hAnsi="Courier New" w:cs="Courier New" w:hint="default"/>
+      </w:rPr>
+    </w:lvl>
+    <w:lvl w:ilvl="5">
+      <w:numFmt w:val="bullet"/>
+      <w:lvlText w:val=""/>
+      <w:lvlJc w:val="left"/>
+      <w:pPr>
+        <w:ind w:left="4320" w:hanging="360"/>
+      </w:pPr>
+      <w:rPr>
+        <w:rFonts w:ascii="Wingdings" w:hAnsi="Wingdings" w:cs="Wingdings" w:hint="default"/>
+      </w:rPr>
+    </w:lvl>
+    <w:lvl w:ilvl="6">
+      <w:numFmt w:val="bullet"/>
+      <w:lvlText w:val=""/>
+      <w:lvlJc w:val="left"/>
+      <w:pPr>
+        <w:ind w:left="5040" w:hanging="360"/>
+      </w:pPr>
+      <w:rPr>
+        <w:rFonts w:ascii="Symbol" w:hAnsi="Symbol" w:cs="Symbol" w:hint="default"/>
+      </w:rPr>
+    </w:lvl>
+    <w:lvl w:ilvl="7">
+      <w:numFmt w:val="bullet"/>
+      <w:lvlText w:val="o"/>
+      <w:lvlJc w:val="left"/>
+      <w:pPr>
+        <w:ind w:left="5760" w:hanging="360"/>
+      </w:pPr>
+      <w:rPr>
+        <w:rFonts w:ascii="Courier New" w:hAnsi="Courier New" w:cs="Courier New" w:hint="default"/>
+      </w:rPr>
+    </w:lvl>
+    <w:lvl w:ilvl="8">
+      <w:numFmt w:val="bullet"/>
+      <w:lvlText w:val=""/>
+      <w:lvlJc w:val="left"/>
+      <w:pPr>
+        <w:ind w:left="6480" w:hanging="360"/>
+      </w:pPr>
+      <w:rPr>
+        <w:rFonts w:ascii="Wingdings" w:hAnsi="Wingdings" w:cs="Wingdings" w:hint="default"/>
+      </w:rPr>
+    </w:lvl>
+  </w:abstractNum>
+  <w:abstractNum w:abstractNumId="99711">
+    <w:nsid w:val="00A99711"/>
+    <w:multiLevelType w:val="multilevel"/>
+    <w:lvl w:ilvl="0">
+      <w:start w:val="1"/>
+      <w:numFmt w:val="lowerLetter"/>
+      <w:lvlText w:val="%1."/>
+      <w:lvlJc w:val="left"/>
+      <w:pPr>
+        <w:ind w:left="720" w:hanging="360"/>
+      </w:pPr>
+    </w:lvl>
+    <w:lvl w:ilvl="1">
+      <w:start w:val="1"/>
+      <w:numFmt w:val="lowerLetter"/>
+      <w:lvlText w:val="%2."/>
+      <w:lvlJc w:val="left"/>
+      <w:pPr>
+        <w:ind w:left="1440" w:hanging="360"/>
+      </w:pPr>
+    </w:lvl>
+    <w:lvl w:ilvl="2">
+      <w:start w:val="1"/>
+      <w:numFmt w:val="lowerLetter"/>
+      <w:lvlText w:val="%3."/>
+      <w:lvlJc w:val="left"/>
+      <w:pPr>
+        <w:ind w:left="2160" w:hanging="360"/>
+      </w:pPr>
+    </w:lvl>
+    <w:lvl w:ilvl="3">
+      <w:start w:val="1"/>
+      <w:numFmt w:val="lowerLetter"/>
+      <w:lvlText w:val="%4."/>
+      <w:lvlJc w:val="left"/>
+      <w:pPr>
+        <w:ind w:left="2880" w:hanging="360"/>
+      </w:pPr>
+    </w:lvl>
+    <w:lvl w:ilvl="4">
+      <w:start w:val="1"/>
+      <w:numFmt w:val="lowerLetter"/>
+      <w:lvlText w:val="%5."/>
+      <w:lvlJc w:val="left"/>
+      <w:pPr>
+        <w:ind w:left="3600" w:hanging="360"/>
+      </w:pPr>
+    </w:lvl>
+    <w:lvl w:ilvl="5">
+      <w:start w:val="1"/>
+      <w:numFmt w:val="lowerLetter"/>
+      <w:lvlText w:val="%6."/>
+      <w:lvlJc w:val="left"/>
+      <w:pPr>
+        <w:ind w:left="4320" w:hanging="360"/>
+      </w:pPr>
+    </w:lvl>
+    <w:lvl w:ilvl="6">
+      <w:start w:val="1"/>
+      <w:numFmt w:val="lowerLetter"/>
+      <w:lvlText w:val="%7."/>
+      <w:lvlJc w:val="left"/>
+      <w:pPr>
+        <w:ind w:left="5040" w:hanging="360"/>
+      </w:pPr>
+    </w:lvl>
+    <w:lvl w:ilvl="7">
+      <w:start w:val="1"/>
+      <w:numFmt w:val="lowerLetter"/>
+      <w:lvlText w:val="%8."/>
+      <w:lvlJc w:val="left"/>
+      <w:pPr>
+        <w:ind w:left="5760" w:hanging="360"/>
+      </w:pPr>
+    </w:lvl>
+    <w:lvl w:ilvl="8">
+      <w:start w:val="1"/>
+      <w:numFmt w:val="lowerLetter"/>
+      <w:lvlText w:val="%9."/>
+      <w:lvlJc w:val="left"/>
+      <w:pPr>
+        <w:ind w:left="6480" w:hanging="360"/>
+      </w:pPr>
+    </w:lvl>
+  </w:abstractNum>
   <w:num w:numId="1000">
     <w:abstractNumId w:val="990"/>
   </w:num>
   <w:num w:numId="1001">
     <w:abstractNumId w:val="99411"/>
+    <w:lvlOverride w:ilvl="0">
+      <w:startOverride w:val="1"/>
+    </w:lvlOverride>
+    <w:lvlOverride w:ilvl="1">
+      <w:startOverride w:val="1"/>
+    </w:lvlOverride>
+    <w:lvlOverride w:ilvl="2">
+      <w:startOverride w:val="1"/>
+    </w:lvlOverride>
+    <w:lvlOverride w:ilvl="3">
+      <w:startOverride w:val="1"/>
+    </w:lvlOverride>
+    <w:lvlOverride w:ilvl="4">
+      <w:startOverride w:val="1"/>
+    </w:lvlOverride>
+    <w:lvlOverride w:ilvl="5">
+      <w:startOverride w:val="1"/>
+    </w:lvlOverride>
+    <w:lvlOverride w:ilvl="6">
+      <w:startOverride w:val="1"/>
+    </w:lvlOverride>
+    <w:lvlOverride w:ilvl="7">
+      <w:startOverride w:val="1"/>
+    </w:lvlOverride>
+    <w:lvlOverride w:ilvl="8">
+      <w:startOverride w:val="1"/>
+    </w:lvlOverride>
+  </w:num>
+  <w:num w:numId="1002">
+    <w:abstractNumId w:val="991"/>
+  </w:num>
+  <w:num w:numId="1003">
+    <w:abstractNumId w:val="991"/>
+  </w:num>
+  <w:num w:numId="1004">
+    <w:abstractNumId w:val="99411"/>
+    <w:lvlOverride w:ilvl="0">
+      <w:startOverride w:val="1"/>
+    </w:lvlOverride>
+    <w:lvlOverride w:ilvl="1">
+      <w:startOverride w:val="1"/>
+    </w:lvlOverride>
+    <w:lvlOverride w:ilvl="2">
+      <w:startOverride w:val="1"/>
+    </w:lvlOverride>
+    <w:lvlOverride w:ilvl="3">
+      <w:startOverride w:val="1"/>
+    </w:lvlOverride>
+    <w:lvlOverride w:ilvl="4">
+      <w:startOverride w:val="1"/>
+    </w:lvlOverride>
+    <w:lvlOverride w:ilvl="5">
+      <w:startOverride w:val="1"/>
+    </w:lvlOverride>
+    <w:lvlOverride w:ilvl="6">
+      <w:startOverride w:val="1"/>
+    </w:lvlOverride>
+    <w:lvlOverride w:ilvl="7">
+      <w:startOverride w:val="1"/>
+    </w:lvlOverride>
+    <w:lvlOverride w:ilvl="8">
+      <w:startOverride w:val="1"/>
+    </w:lvlOverride>
+  </w:num>
+  <w:num w:numId="1005">
+    <w:abstractNumId w:val="99711"/>
+    <w:lvlOverride w:ilvl="0">
+      <w:startOverride w:val="1"/>
+    </w:lvlOverride>
+    <w:lvlOverride w:ilvl="1">
+      <w:startOverride w:val="1"/>
+    </w:lvlOverride>
+    <w:lvlOverride w:ilvl="2">
+      <w:startOverride w:val="1"/>
+    </w:lvlOverride>
+    <w:lvlOverride w:ilvl="3">
+      <w:startOverride w:val="1"/>
+    </w:lvlOverride>
+    <w:lvlOverride w:ilvl="4">
+      <w:startOverride w:val="1"/>
+    </w:lvlOverride>
+    <w:lvlOverride w:ilvl="5">
+      <w:startOverride w:val="1"/>
+    </w:lvlOverride>
+    <w:lvlOverride w:ilvl="6">
+      <w:startOverride w:val="1"/>
+    </w:lvlOverride>
+    <w:lvlOverride w:ilvl="7">
+      <w:startOverride w:val="1"/>
+    </w:lvlOverride>
+    <w:lvlOverride w:ilvl="8">
+      <w:startOverride w:val="1"/>
+    </w:lvlOverride>
+  </w:num>
+  <w:num w:numId="1006">
+    <w:abstractNumId w:val="99711"/>
     <w:lvlOverride w:ilvl="0">
       <w:startOverride w:val="1"/>
     </w:lvlOverride>

--- a/ambr3_quantile.docx
+++ b/ambr3_quantile.docx
@@ -173,7 +173,7 @@
               </w:numPr>
             </w:pPr>
             <w:r>
-              <w:t xml:space="preserve">Describe how asymmetric loss functions weight over- and under-prediction at different points of the outcome distribution</w:t>
+              <w:t xml:space="preserve">Describe how quantile regression asymmetrically weights the available data to model different parts of the outcome distribution.</w:t>
             </w:r>
           </w:p>
           <w:p>
